--- a/Fase 2/Evidencias del Proyecto/SICMA_RCF_v1.1.docx
+++ b/Fase 2/Evidencias del Proyecto/SICMA_RCF_v1.1.docx
@@ -648,8 +648,8 @@
         </w:tblBorders>
       </w:tblPr>
       <w:tblGrid>
-        <w:gridCol w:w="3393"/>
-        <w:gridCol w:w="4524"/>
+        <w:gridCol w:w="3788"/>
+        <w:gridCol w:w="5050"/>
       </w:tblGrid>
       <w:tr>
         <w:trPr>
@@ -658,7 +658,7 @@
         </w:trPr>
         <w:tc>
           <w:tcPr>
-            <w:tcW w:w="3393" w:type="dxa"/>
+            <w:tcW w:w="3788" w:type="dxa"/>
             <w:shd w:val="clear" w:color="auto" w:fill="D9E2F3"/>
           </w:tcPr>
           <w:p>
@@ -677,7 +677,7 @@
         </w:tc>
         <w:tc>
           <w:tcPr>
-            <w:tcW w:w="4524" w:type="dxa"/>
+            <w:tcW w:w="5050" w:type="dxa"/>
             <w:shd w:val="clear" w:color="auto" w:fill="D9E2F3"/>
           </w:tcPr>
           <w:p>
@@ -701,7 +701,7 @@
         </w:trPr>
         <w:tc>
           <w:tcPr>
-            <w:tcW w:w="3393" w:type="dxa"/>
+            <w:tcW w:w="3788" w:type="dxa"/>
           </w:tcPr>
           <w:p>
             <w:pPr>
@@ -718,7 +718,7 @@
         </w:tc>
         <w:tc>
           <w:tcPr>
-            <w:tcW w:w="4524" w:type="dxa"/>
+            <w:tcW w:w="5050" w:type="dxa"/>
           </w:tcPr>
           <w:p>
             <w:pPr>
@@ -740,7 +740,7 @@
         </w:trPr>
         <w:tc>
           <w:tcPr>
-            <w:tcW w:w="3393" w:type="dxa"/>
+            <w:tcW w:w="3788" w:type="dxa"/>
           </w:tcPr>
           <w:p>
             <w:pPr>
@@ -757,7 +757,7 @@
         </w:tc>
         <w:tc>
           <w:tcPr>
-            <w:tcW w:w="4524" w:type="dxa"/>
+            <w:tcW w:w="5050" w:type="dxa"/>
           </w:tcPr>
           <w:p>
             <w:pPr>
@@ -779,7 +779,7 @@
         </w:trPr>
         <w:tc>
           <w:tcPr>
-            <w:tcW w:w="3393" w:type="dxa"/>
+            <w:tcW w:w="3788" w:type="dxa"/>
           </w:tcPr>
           <w:p>
             <w:pPr>
@@ -796,7 +796,7 @@
         </w:tc>
         <w:tc>
           <w:tcPr>
-            <w:tcW w:w="4524" w:type="dxa"/>
+            <w:tcW w:w="5050" w:type="dxa"/>
           </w:tcPr>
           <w:p>
             <w:pPr>
@@ -818,7 +818,7 @@
         </w:trPr>
         <w:tc>
           <w:tcPr>
-            <w:tcW w:w="3393" w:type="dxa"/>
+            <w:tcW w:w="3788" w:type="dxa"/>
           </w:tcPr>
           <w:p>
             <w:pPr>
@@ -835,7 +835,7 @@
         </w:tc>
         <w:tc>
           <w:tcPr>
-            <w:tcW w:w="4524" w:type="dxa"/>
+            <w:tcW w:w="5050" w:type="dxa"/>
           </w:tcPr>
           <w:p>
             <w:pPr>
@@ -857,7 +857,7 @@
         </w:trPr>
         <w:tc>
           <w:tcPr>
-            <w:tcW w:w="3393" w:type="dxa"/>
+            <w:tcW w:w="3788" w:type="dxa"/>
           </w:tcPr>
           <w:p>
             <w:pPr>
@@ -874,7 +874,7 @@
         </w:tc>
         <w:tc>
           <w:tcPr>
-            <w:tcW w:w="4524" w:type="dxa"/>
+            <w:tcW w:w="5050" w:type="dxa"/>
           </w:tcPr>
           <w:p>
             <w:pPr>
@@ -911,7 +911,7 @@
         <w:gridCol w:w="972"/>
         <w:gridCol w:w="1237"/>
         <w:gridCol w:w="1502"/>
-        <w:gridCol w:w="5126"/>
+        <w:gridCol w:w="5127"/>
       </w:tblGrid>
       <w:tr>
         <w:trPr>
@@ -977,7 +977,7 @@
         </w:tc>
         <w:tc>
           <w:tcPr>
-            <w:tcW w:w="5126" w:type="dxa"/>
+            <w:tcW w:w="5127" w:type="dxa"/>
             <w:shd w:val="clear" w:color="auto" w:fill="D9E2F3"/>
           </w:tcPr>
           <w:p>
@@ -1052,7 +1052,7 @@
         </w:tc>
         <w:tc>
           <w:tcPr>
-            <w:tcW w:w="5126" w:type="dxa"/>
+            <w:tcW w:w="5127" w:type="dxa"/>
           </w:tcPr>
           <w:p>
             <w:pPr>
@@ -1125,7 +1125,7 @@
         </w:tc>
         <w:tc>
           <w:tcPr>
-            <w:tcW w:w="5126" w:type="dxa"/>
+            <w:tcW w:w="5127" w:type="dxa"/>
           </w:tcPr>
           <w:p>
             <w:pPr>
@@ -1291,11 +1291,11 @@
         </w:tblBorders>
       </w:tblPr>
       <w:tblGrid>
-        <w:gridCol w:w="1056"/>
-        <w:gridCol w:w="1644"/>
-        <w:gridCol w:w="1887"/>
-        <w:gridCol w:w="1805"/>
-        <w:gridCol w:w="1516"/>
+        <w:gridCol w:w="1180"/>
+        <w:gridCol w:w="1837"/>
+        <w:gridCol w:w="2109"/>
+        <w:gridCol w:w="2017"/>
+        <w:gridCol w:w="1695"/>
       </w:tblGrid>
       <w:tr>
         <w:trPr>
@@ -1304,7 +1304,7 @@
         </w:trPr>
         <w:tc>
           <w:tcPr>
-            <w:tcW w:w="1056" w:type="dxa"/>
+            <w:tcW w:w="1180" w:type="dxa"/>
             <w:shd w:val="clear" w:color="auto" w:fill="D9E2F3"/>
           </w:tcPr>
           <w:p>
@@ -1323,7 +1323,7 @@
         </w:tc>
         <w:tc>
           <w:tcPr>
-            <w:tcW w:w="1644" w:type="dxa"/>
+            <w:tcW w:w="1837" w:type="dxa"/>
             <w:shd w:val="clear" w:color="auto" w:fill="D9E2F3"/>
           </w:tcPr>
           <w:p>
@@ -1342,7 +1342,7 @@
         </w:tc>
         <w:tc>
           <w:tcPr>
-            <w:tcW w:w="1887" w:type="dxa"/>
+            <w:tcW w:w="2109" w:type="dxa"/>
             <w:shd w:val="clear" w:color="auto" w:fill="D9E2F3"/>
           </w:tcPr>
           <w:p>
@@ -1361,7 +1361,7 @@
         </w:tc>
         <w:tc>
           <w:tcPr>
-            <w:tcW w:w="1805" w:type="dxa"/>
+            <w:tcW w:w="2017" w:type="dxa"/>
             <w:shd w:val="clear" w:color="auto" w:fill="D9E2F3"/>
           </w:tcPr>
           <w:p>
@@ -1380,7 +1380,7 @@
         </w:tc>
         <w:tc>
           <w:tcPr>
-            <w:tcW w:w="1516" w:type="dxa"/>
+            <w:tcW w:w="1695" w:type="dxa"/>
             <w:shd w:val="clear" w:color="auto" w:fill="D9E2F3"/>
           </w:tcPr>
           <w:p>
@@ -1404,7 +1404,7 @@
         </w:trPr>
         <w:tc>
           <w:tcPr>
-            <w:tcW w:w="1056" w:type="dxa"/>
+            <w:tcW w:w="1180" w:type="dxa"/>
           </w:tcPr>
           <w:p>
             <w:pPr>
@@ -1421,7 +1421,7 @@
         </w:tc>
         <w:tc>
           <w:tcPr>
-            <w:tcW w:w="1644" w:type="dxa"/>
+            <w:tcW w:w="1837" w:type="dxa"/>
           </w:tcPr>
           <w:p>
             <w:pPr>
@@ -1438,7 +1438,7 @@
         </w:tc>
         <w:tc>
           <w:tcPr>
-            <w:tcW w:w="1887" w:type="dxa"/>
+            <w:tcW w:w="2109" w:type="dxa"/>
           </w:tcPr>
           <w:p>
             <w:pPr>
@@ -1455,7 +1455,7 @@
         </w:tc>
         <w:tc>
           <w:tcPr>
-            <w:tcW w:w="1805" w:type="dxa"/>
+            <w:tcW w:w="2017" w:type="dxa"/>
           </w:tcPr>
           <w:p>
             <w:pPr>
@@ -1502,7 +1502,7 @@
         </w:tc>
         <w:tc>
           <w:tcPr>
-            <w:tcW w:w="1516" w:type="dxa"/>
+            <w:tcW w:w="1695" w:type="dxa"/>
           </w:tcPr>
           <w:p>
             <w:pPr>
@@ -1524,7 +1524,7 @@
         </w:trPr>
         <w:tc>
           <w:tcPr>
-            <w:tcW w:w="1056" w:type="dxa"/>
+            <w:tcW w:w="1180" w:type="dxa"/>
           </w:tcPr>
           <w:p>
             <w:pPr>
@@ -1541,7 +1541,7 @@
         </w:tc>
         <w:tc>
           <w:tcPr>
-            <w:tcW w:w="1644" w:type="dxa"/>
+            <w:tcW w:w="1837" w:type="dxa"/>
           </w:tcPr>
           <w:p>
             <w:pPr>
@@ -1558,7 +1558,7 @@
         </w:tc>
         <w:tc>
           <w:tcPr>
-            <w:tcW w:w="1887" w:type="dxa"/>
+            <w:tcW w:w="2109" w:type="dxa"/>
           </w:tcPr>
           <w:p>
             <w:pPr>
@@ -1575,7 +1575,7 @@
         </w:tc>
         <w:tc>
           <w:tcPr>
-            <w:tcW w:w="1805" w:type="dxa"/>
+            <w:tcW w:w="2017" w:type="dxa"/>
           </w:tcPr>
           <w:p>
             <w:pPr>
@@ -1592,7 +1592,7 @@
         </w:tc>
         <w:tc>
           <w:tcPr>
-            <w:tcW w:w="1516" w:type="dxa"/>
+            <w:tcW w:w="1695" w:type="dxa"/>
           </w:tcPr>
           <w:p>
             <w:pPr>
@@ -1614,7 +1614,7 @@
         </w:trPr>
         <w:tc>
           <w:tcPr>
-            <w:tcW w:w="1056" w:type="dxa"/>
+            <w:tcW w:w="1180" w:type="dxa"/>
           </w:tcPr>
           <w:p>
             <w:pPr>
@@ -1631,7 +1631,7 @@
         </w:tc>
         <w:tc>
           <w:tcPr>
-            <w:tcW w:w="1644" w:type="dxa"/>
+            <w:tcW w:w="1837" w:type="dxa"/>
           </w:tcPr>
           <w:p>
             <w:pPr>
@@ -1648,7 +1648,7 @@
         </w:tc>
         <w:tc>
           <w:tcPr>
-            <w:tcW w:w="1887" w:type="dxa"/>
+            <w:tcW w:w="2109" w:type="dxa"/>
           </w:tcPr>
           <w:p>
             <w:pPr>
@@ -1665,7 +1665,7 @@
         </w:tc>
         <w:tc>
           <w:tcPr>
-            <w:tcW w:w="1805" w:type="dxa"/>
+            <w:tcW w:w="2017" w:type="dxa"/>
           </w:tcPr>
           <w:p>
             <w:pPr>
@@ -1682,7 +1682,7 @@
         </w:tc>
         <w:tc>
           <w:tcPr>
-            <w:tcW w:w="1516" w:type="dxa"/>
+            <w:tcW w:w="1695" w:type="dxa"/>
           </w:tcPr>
           <w:p>
             <w:pPr>
@@ -1704,7 +1704,7 @@
         </w:trPr>
         <w:tc>
           <w:tcPr>
-            <w:tcW w:w="1056" w:type="dxa"/>
+            <w:tcW w:w="1180" w:type="dxa"/>
           </w:tcPr>
           <w:p>
             <w:pPr>
@@ -1721,7 +1721,7 @@
         </w:tc>
         <w:tc>
           <w:tcPr>
-            <w:tcW w:w="1644" w:type="dxa"/>
+            <w:tcW w:w="1837" w:type="dxa"/>
           </w:tcPr>
           <w:p>
             <w:pPr>
@@ -1738,7 +1738,7 @@
         </w:tc>
         <w:tc>
           <w:tcPr>
-            <w:tcW w:w="1887" w:type="dxa"/>
+            <w:tcW w:w="2109" w:type="dxa"/>
           </w:tcPr>
           <w:p>
             <w:pPr>
@@ -1755,7 +1755,7 @@
         </w:tc>
         <w:tc>
           <w:tcPr>
-            <w:tcW w:w="1805" w:type="dxa"/>
+            <w:tcW w:w="2017" w:type="dxa"/>
           </w:tcPr>
           <w:p>
             <w:pPr>
@@ -1772,7 +1772,7 @@
         </w:tc>
         <w:tc>
           <w:tcPr>
-            <w:tcW w:w="1516" w:type="dxa"/>
+            <w:tcW w:w="1695" w:type="dxa"/>
           </w:tcPr>
           <w:p>
             <w:pPr>
@@ -1794,7 +1794,7 @@
         </w:trPr>
         <w:tc>
           <w:tcPr>
-            <w:tcW w:w="1056" w:type="dxa"/>
+            <w:tcW w:w="1180" w:type="dxa"/>
           </w:tcPr>
           <w:p>
             <w:pPr>
@@ -1811,7 +1811,7 @@
         </w:tc>
         <w:tc>
           <w:tcPr>
-            <w:tcW w:w="1644" w:type="dxa"/>
+            <w:tcW w:w="1837" w:type="dxa"/>
           </w:tcPr>
           <w:p>
             <w:pPr>
@@ -1828,7 +1828,7 @@
         </w:tc>
         <w:tc>
           <w:tcPr>
-            <w:tcW w:w="1887" w:type="dxa"/>
+            <w:tcW w:w="2109" w:type="dxa"/>
           </w:tcPr>
           <w:p>
             <w:pPr>
@@ -1845,7 +1845,7 @@
         </w:tc>
         <w:tc>
           <w:tcPr>
-            <w:tcW w:w="1805" w:type="dxa"/>
+            <w:tcW w:w="2017" w:type="dxa"/>
           </w:tcPr>
           <w:p>
             <w:pPr>
@@ -1862,7 +1862,7 @@
         </w:tc>
         <w:tc>
           <w:tcPr>
-            <w:tcW w:w="1516" w:type="dxa"/>
+            <w:tcW w:w="1695" w:type="dxa"/>
           </w:tcPr>
           <w:p>
             <w:pPr>
@@ -1884,7 +1884,7 @@
         </w:trPr>
         <w:tc>
           <w:tcPr>
-            <w:tcW w:w="1056" w:type="dxa"/>
+            <w:tcW w:w="1180" w:type="dxa"/>
           </w:tcPr>
           <w:p>
             <w:pPr>
@@ -1901,7 +1901,7 @@
         </w:tc>
         <w:tc>
           <w:tcPr>
-            <w:tcW w:w="1644" w:type="dxa"/>
+            <w:tcW w:w="1837" w:type="dxa"/>
           </w:tcPr>
           <w:p>
             <w:pPr>
@@ -1918,7 +1918,7 @@
         </w:tc>
         <w:tc>
           <w:tcPr>
-            <w:tcW w:w="1887" w:type="dxa"/>
+            <w:tcW w:w="2109" w:type="dxa"/>
           </w:tcPr>
           <w:p>
             <w:pPr>
@@ -1935,7 +1935,7 @@
         </w:tc>
         <w:tc>
           <w:tcPr>
-            <w:tcW w:w="1805" w:type="dxa"/>
+            <w:tcW w:w="2017" w:type="dxa"/>
           </w:tcPr>
           <w:p>
             <w:pPr>
@@ -1952,7 +1952,7 @@
         </w:tc>
         <w:tc>
           <w:tcPr>
-            <w:tcW w:w="1516" w:type="dxa"/>
+            <w:tcW w:w="1695" w:type="dxa"/>
           </w:tcPr>
           <w:p>
             <w:pPr>
@@ -1974,7 +1974,7 @@
         </w:trPr>
         <w:tc>
           <w:tcPr>
-            <w:tcW w:w="1056" w:type="dxa"/>
+            <w:tcW w:w="1180" w:type="dxa"/>
           </w:tcPr>
           <w:p>
             <w:pPr>
@@ -1991,7 +1991,7 @@
         </w:tc>
         <w:tc>
           <w:tcPr>
-            <w:tcW w:w="1644" w:type="dxa"/>
+            <w:tcW w:w="1837" w:type="dxa"/>
           </w:tcPr>
           <w:p>
             <w:pPr>
@@ -2008,7 +2008,7 @@
         </w:tc>
         <w:tc>
           <w:tcPr>
-            <w:tcW w:w="1887" w:type="dxa"/>
+            <w:tcW w:w="2109" w:type="dxa"/>
           </w:tcPr>
           <w:p>
             <w:pPr>
@@ -2025,7 +2025,7 @@
         </w:tc>
         <w:tc>
           <w:tcPr>
-            <w:tcW w:w="1805" w:type="dxa"/>
+            <w:tcW w:w="2017" w:type="dxa"/>
           </w:tcPr>
           <w:p>
             <w:pPr>
@@ -2042,7 +2042,7 @@
         </w:tc>
         <w:tc>
           <w:tcPr>
-            <w:tcW w:w="1516" w:type="dxa"/>
+            <w:tcW w:w="1695" w:type="dxa"/>
           </w:tcPr>
           <w:p>
             <w:pPr>
@@ -2086,8 +2086,8 @@
         </w:tblBorders>
       </w:tblPr>
       <w:tblGrid>
-        <w:gridCol w:w="2883"/>
-        <w:gridCol w:w="5032"/>
+        <w:gridCol w:w="3219"/>
+        <w:gridCol w:w="5619"/>
       </w:tblGrid>
       <w:tr>
         <w:trPr>
@@ -2096,7 +2096,7 @@
         </w:trPr>
         <w:tc>
           <w:tcPr>
-            <w:tcW w:w="2883" w:type="dxa"/>
+            <w:tcW w:w="3219" w:type="dxa"/>
             <w:shd w:val="clear" w:color="auto" w:fill="D9E2F3"/>
           </w:tcPr>
           <w:p>
@@ -2115,7 +2115,7 @@
         </w:tc>
         <w:tc>
           <w:tcPr>
-            <w:tcW w:w="5032" w:type="dxa"/>
+            <w:tcW w:w="5619" w:type="dxa"/>
             <w:shd w:val="clear" w:color="auto" w:fill="D9E2F3"/>
           </w:tcPr>
           <w:p>
@@ -2139,7 +2139,7 @@
         </w:trPr>
         <w:tc>
           <w:tcPr>
-            <w:tcW w:w="2883" w:type="dxa"/>
+            <w:tcW w:w="3219" w:type="dxa"/>
           </w:tcPr>
           <w:p>
             <w:pPr>
@@ -2156,7 +2156,7 @@
         </w:tc>
         <w:tc>
           <w:tcPr>
-            <w:tcW w:w="5032" w:type="dxa"/>
+            <w:tcW w:w="5619" w:type="dxa"/>
           </w:tcPr>
           <w:p>
             <w:pPr>
@@ -2178,7 +2178,7 @@
         </w:trPr>
         <w:tc>
           <w:tcPr>
-            <w:tcW w:w="2883" w:type="dxa"/>
+            <w:tcW w:w="3219" w:type="dxa"/>
           </w:tcPr>
           <w:p>
             <w:pPr>
@@ -2195,7 +2195,7 @@
         </w:tc>
         <w:tc>
           <w:tcPr>
-            <w:tcW w:w="5032" w:type="dxa"/>
+            <w:tcW w:w="5619" w:type="dxa"/>
           </w:tcPr>
           <w:p>
             <w:pPr>
@@ -2217,7 +2217,7 @@
         </w:trPr>
         <w:tc>
           <w:tcPr>
-            <w:tcW w:w="2883" w:type="dxa"/>
+            <w:tcW w:w="3219" w:type="dxa"/>
           </w:tcPr>
           <w:p>
             <w:pPr>
@@ -2234,7 +2234,7 @@
         </w:tc>
         <w:tc>
           <w:tcPr>
-            <w:tcW w:w="5032" w:type="dxa"/>
+            <w:tcW w:w="5619" w:type="dxa"/>
           </w:tcPr>
           <w:p>
             <w:pPr>
@@ -2256,7 +2256,7 @@
         </w:trPr>
         <w:tc>
           <w:tcPr>
-            <w:tcW w:w="2883" w:type="dxa"/>
+            <w:tcW w:w="3219" w:type="dxa"/>
           </w:tcPr>
           <w:p>
             <w:pPr>
@@ -2273,7 +2273,7 @@
         </w:tc>
         <w:tc>
           <w:tcPr>
-            <w:tcW w:w="5032" w:type="dxa"/>
+            <w:tcW w:w="5619" w:type="dxa"/>
           </w:tcPr>
           <w:p>
             <w:pPr>
@@ -2295,7 +2295,7 @@
         </w:trPr>
         <w:tc>
           <w:tcPr>
-            <w:tcW w:w="2883" w:type="dxa"/>
+            <w:tcW w:w="3219" w:type="dxa"/>
           </w:tcPr>
           <w:p>
             <w:pPr>
@@ -2312,7 +2312,7 @@
         </w:tc>
         <w:tc>
           <w:tcPr>
-            <w:tcW w:w="5032" w:type="dxa"/>
+            <w:tcW w:w="5619" w:type="dxa"/>
           </w:tcPr>
           <w:p>
             <w:pPr>
@@ -2334,7 +2334,7 @@
         </w:trPr>
         <w:tc>
           <w:tcPr>
-            <w:tcW w:w="2883" w:type="dxa"/>
+            <w:tcW w:w="3219" w:type="dxa"/>
           </w:tcPr>
           <w:p>
             <w:pPr>
@@ -2351,7 +2351,7 @@
         </w:tc>
         <w:tc>
           <w:tcPr>
-            <w:tcW w:w="5032" w:type="dxa"/>
+            <w:tcW w:w="5619" w:type="dxa"/>
           </w:tcPr>
           <w:p>
             <w:pPr>
@@ -2373,7 +2373,7 @@
         </w:trPr>
         <w:tc>
           <w:tcPr>
-            <w:tcW w:w="2883" w:type="dxa"/>
+            <w:tcW w:w="3219" w:type="dxa"/>
           </w:tcPr>
           <w:p>
             <w:pPr>
@@ -2390,7 +2390,7 @@
         </w:tc>
         <w:tc>
           <w:tcPr>
-            <w:tcW w:w="5032" w:type="dxa"/>
+            <w:tcW w:w="5619" w:type="dxa"/>
           </w:tcPr>
           <w:p>
             <w:pPr>
@@ -2437,8 +2437,8 @@
         </w:tblBorders>
       </w:tblPr>
       <w:tblGrid>
-        <w:gridCol w:w="3767"/>
-        <w:gridCol w:w="4148"/>
+        <w:gridCol w:w="4206"/>
+        <w:gridCol w:w="4632"/>
       </w:tblGrid>
       <w:tr>
         <w:trPr>
@@ -2447,7 +2447,7 @@
         </w:trPr>
         <w:tc>
           <w:tcPr>
-            <w:tcW w:w="3767" w:type="dxa"/>
+            <w:tcW w:w="4206" w:type="dxa"/>
             <w:shd w:val="clear" w:color="auto" w:fill="D9E2F3"/>
           </w:tcPr>
           <w:p>
@@ -2466,7 +2466,7 @@
         </w:tc>
         <w:tc>
           <w:tcPr>
-            <w:tcW w:w="4148" w:type="dxa"/>
+            <w:tcW w:w="4632" w:type="dxa"/>
             <w:shd w:val="clear" w:color="auto" w:fill="D9E2F3"/>
           </w:tcPr>
           <w:p>
@@ -2490,7 +2490,7 @@
         </w:trPr>
         <w:tc>
           <w:tcPr>
-            <w:tcW w:w="3767" w:type="dxa"/>
+            <w:tcW w:w="4206" w:type="dxa"/>
           </w:tcPr>
           <w:p>
             <w:pPr>
@@ -2507,7 +2507,7 @@
         </w:tc>
         <w:tc>
           <w:tcPr>
-            <w:tcW w:w="4148" w:type="dxa"/>
+            <w:tcW w:w="4632" w:type="dxa"/>
           </w:tcPr>
           <w:p>
             <w:pPr>
@@ -2529,7 +2529,7 @@
         </w:trPr>
         <w:tc>
           <w:tcPr>
-            <w:tcW w:w="3767" w:type="dxa"/>
+            <w:tcW w:w="4206" w:type="dxa"/>
           </w:tcPr>
           <w:p>
             <w:pPr>
@@ -2546,7 +2546,7 @@
         </w:tc>
         <w:tc>
           <w:tcPr>
-            <w:tcW w:w="4148" w:type="dxa"/>
+            <w:tcW w:w="4632" w:type="dxa"/>
           </w:tcPr>
           <w:p>
             <w:pPr>
@@ -2568,7 +2568,7 @@
         </w:trPr>
         <w:tc>
           <w:tcPr>
-            <w:tcW w:w="3767" w:type="dxa"/>
+            <w:tcW w:w="4206" w:type="dxa"/>
           </w:tcPr>
           <w:p>
             <w:pPr>
@@ -2585,7 +2585,7 @@
         </w:tc>
         <w:tc>
           <w:tcPr>
-            <w:tcW w:w="4148" w:type="dxa"/>
+            <w:tcW w:w="4632" w:type="dxa"/>
           </w:tcPr>
           <w:p>
             <w:pPr>
@@ -2607,7 +2607,7 @@
         </w:trPr>
         <w:tc>
           <w:tcPr>
-            <w:tcW w:w="3767" w:type="dxa"/>
+            <w:tcW w:w="4206" w:type="dxa"/>
           </w:tcPr>
           <w:p>
             <w:pPr>
@@ -2624,7 +2624,7 @@
         </w:tc>
         <w:tc>
           <w:tcPr>
-            <w:tcW w:w="4148" w:type="dxa"/>
+            <w:tcW w:w="4632" w:type="dxa"/>
           </w:tcPr>
           <w:p>
             <w:pPr>
@@ -2667,9 +2667,9 @@
         </w:tblBorders>
       </w:tblPr>
       <w:tblGrid>
-        <w:gridCol w:w="1692"/>
-        <w:gridCol w:w="2764"/>
-        <w:gridCol w:w="3457"/>
+        <w:gridCol w:w="1890"/>
+        <w:gridCol w:w="3087"/>
+        <w:gridCol w:w="3861"/>
       </w:tblGrid>
       <w:tr>
         <w:trPr>
@@ -2678,7 +2678,7 @@
         </w:trPr>
         <w:tc>
           <w:tcPr>
-            <w:tcW w:w="1692" w:type="dxa"/>
+            <w:tcW w:w="1890" w:type="dxa"/>
             <w:shd w:val="clear" w:color="auto" w:fill="D9E2F3"/>
           </w:tcPr>
           <w:p>
@@ -2697,7 +2697,7 @@
         </w:tc>
         <w:tc>
           <w:tcPr>
-            <w:tcW w:w="2764" w:type="dxa"/>
+            <w:tcW w:w="3087" w:type="dxa"/>
             <w:shd w:val="clear" w:color="auto" w:fill="D9E2F3"/>
           </w:tcPr>
           <w:p>
@@ -2716,7 +2716,7 @@
         </w:tc>
         <w:tc>
           <w:tcPr>
-            <w:tcW w:w="3457" w:type="dxa"/>
+            <w:tcW w:w="3861" w:type="dxa"/>
             <w:shd w:val="clear" w:color="auto" w:fill="D9E2F3"/>
           </w:tcPr>
           <w:p>
@@ -2740,7 +2740,7 @@
         </w:trPr>
         <w:tc>
           <w:tcPr>
-            <w:tcW w:w="1692" w:type="dxa"/>
+            <w:tcW w:w="1890" w:type="dxa"/>
           </w:tcPr>
           <w:p>
             <w:pPr>
@@ -2757,7 +2757,7 @@
         </w:tc>
         <w:tc>
           <w:tcPr>
-            <w:tcW w:w="2764" w:type="dxa"/>
+            <w:tcW w:w="3087" w:type="dxa"/>
           </w:tcPr>
           <w:p>
             <w:pPr>
@@ -2774,7 +2774,7 @@
         </w:tc>
         <w:tc>
           <w:tcPr>
-            <w:tcW w:w="3457" w:type="dxa"/>
+            <w:tcW w:w="3861" w:type="dxa"/>
           </w:tcPr>
           <w:p>
             <w:pPr>
@@ -2796,7 +2796,7 @@
         </w:trPr>
         <w:tc>
           <w:tcPr>
-            <w:tcW w:w="1692" w:type="dxa"/>
+            <w:tcW w:w="1890" w:type="dxa"/>
           </w:tcPr>
           <w:p>
             <w:pPr>
@@ -2813,7 +2813,7 @@
         </w:tc>
         <w:tc>
           <w:tcPr>
-            <w:tcW w:w="2764" w:type="dxa"/>
+            <w:tcW w:w="3087" w:type="dxa"/>
           </w:tcPr>
           <w:p>
             <w:pPr>
@@ -2830,7 +2830,7 @@
         </w:tc>
         <w:tc>
           <w:tcPr>
-            <w:tcW w:w="3457" w:type="dxa"/>
+            <w:tcW w:w="3861" w:type="dxa"/>
           </w:tcPr>
           <w:p>
             <w:pPr>
@@ -2852,7 +2852,7 @@
         </w:trPr>
         <w:tc>
           <w:tcPr>
-            <w:tcW w:w="1692" w:type="dxa"/>
+            <w:tcW w:w="1890" w:type="dxa"/>
           </w:tcPr>
           <w:p>
             <w:pPr>
@@ -2869,7 +2869,7 @@
         </w:tc>
         <w:tc>
           <w:tcPr>
-            <w:tcW w:w="2764" w:type="dxa"/>
+            <w:tcW w:w="3087" w:type="dxa"/>
           </w:tcPr>
           <w:p>
             <w:pPr>
@@ -2886,7 +2886,7 @@
         </w:tc>
         <w:tc>
           <w:tcPr>
-            <w:tcW w:w="3457" w:type="dxa"/>
+            <w:tcW w:w="3861" w:type="dxa"/>
           </w:tcPr>
           <w:p>
             <w:pPr>
@@ -2908,7 +2908,7 @@
         </w:trPr>
         <w:tc>
           <w:tcPr>
-            <w:tcW w:w="1692" w:type="dxa"/>
+            <w:tcW w:w="1890" w:type="dxa"/>
           </w:tcPr>
           <w:p>
             <w:pPr>
@@ -2925,7 +2925,7 @@
         </w:tc>
         <w:tc>
           <w:tcPr>
-            <w:tcW w:w="2764" w:type="dxa"/>
+            <w:tcW w:w="3087" w:type="dxa"/>
           </w:tcPr>
           <w:p>
             <w:pPr>
@@ -2942,7 +2942,7 @@
         </w:tc>
         <w:tc>
           <w:tcPr>
-            <w:tcW w:w="3457" w:type="dxa"/>
+            <w:tcW w:w="3861" w:type="dxa"/>
           </w:tcPr>
           <w:p>
             <w:pPr>
@@ -2964,7 +2964,7 @@
         </w:trPr>
         <w:tc>
           <w:tcPr>
-            <w:tcW w:w="1692" w:type="dxa"/>
+            <w:tcW w:w="1890" w:type="dxa"/>
           </w:tcPr>
           <w:p>
             <w:pPr>
@@ -2981,7 +2981,7 @@
         </w:tc>
         <w:tc>
           <w:tcPr>
-            <w:tcW w:w="2764" w:type="dxa"/>
+            <w:tcW w:w="3087" w:type="dxa"/>
           </w:tcPr>
           <w:p>
             <w:pPr>
@@ -2998,7 +2998,7 @@
         </w:tc>
         <w:tc>
           <w:tcPr>
-            <w:tcW w:w="3457" w:type="dxa"/>
+            <w:tcW w:w="3861" w:type="dxa"/>
           </w:tcPr>
           <w:p>
             <w:pPr>
@@ -3068,9 +3068,9 @@
         </w:tblBorders>
       </w:tblPr>
       <w:tblGrid>
-        <w:gridCol w:w="3667"/>
-        <w:gridCol w:w="2312"/>
-        <w:gridCol w:w="1934"/>
+        <w:gridCol w:w="4096"/>
+        <w:gridCol w:w="2582"/>
+        <w:gridCol w:w="2160"/>
       </w:tblGrid>
       <w:tr>
         <w:trPr>
@@ -3079,7 +3079,7 @@
         </w:trPr>
         <w:tc>
           <w:tcPr>
-            <w:tcW w:w="3667" w:type="dxa"/>
+            <w:tcW w:w="4096" w:type="dxa"/>
             <w:shd w:val="clear" w:color="auto" w:fill="D9E2F3"/>
           </w:tcPr>
           <w:p>
@@ -3098,7 +3098,7 @@
         </w:tc>
         <w:tc>
           <w:tcPr>
-            <w:tcW w:w="2312" w:type="dxa"/>
+            <w:tcW w:w="2582" w:type="dxa"/>
             <w:shd w:val="clear" w:color="auto" w:fill="D9E2F3"/>
           </w:tcPr>
           <w:p>
@@ -3117,7 +3117,7 @@
         </w:tc>
         <w:tc>
           <w:tcPr>
-            <w:tcW w:w="1934" w:type="dxa"/>
+            <w:tcW w:w="2160" w:type="dxa"/>
             <w:shd w:val="clear" w:color="auto" w:fill="D9E2F3"/>
           </w:tcPr>
           <w:p>
@@ -3141,7 +3141,7 @@
         </w:trPr>
         <w:tc>
           <w:tcPr>
-            <w:tcW w:w="3667" w:type="dxa"/>
+            <w:tcW w:w="4096" w:type="dxa"/>
           </w:tcPr>
           <w:p>
             <w:pPr>
@@ -3158,7 +3158,7 @@
         </w:tc>
         <w:tc>
           <w:tcPr>
-            <w:tcW w:w="2312" w:type="dxa"/>
+            <w:tcW w:w="2582" w:type="dxa"/>
           </w:tcPr>
           <w:p>
             <w:pPr>
@@ -3175,7 +3175,7 @@
         </w:tc>
         <w:tc>
           <w:tcPr>
-            <w:tcW w:w="1934" w:type="dxa"/>
+            <w:tcW w:w="2160" w:type="dxa"/>
           </w:tcPr>
           <w:p>
             <w:pPr>
@@ -3197,7 +3197,7 @@
         </w:trPr>
         <w:tc>
           <w:tcPr>
-            <w:tcW w:w="3667" w:type="dxa"/>
+            <w:tcW w:w="4096" w:type="dxa"/>
           </w:tcPr>
           <w:p>
             <w:pPr>
@@ -3214,7 +3214,7 @@
         </w:tc>
         <w:tc>
           <w:tcPr>
-            <w:tcW w:w="2312" w:type="dxa"/>
+            <w:tcW w:w="2582" w:type="dxa"/>
           </w:tcPr>
           <w:p>
             <w:pPr>
@@ -3231,7 +3231,7 @@
         </w:tc>
         <w:tc>
           <w:tcPr>
-            <w:tcW w:w="1934" w:type="dxa"/>
+            <w:tcW w:w="2160" w:type="dxa"/>
           </w:tcPr>
           <w:p>
             <w:pPr>
@@ -3253,7 +3253,7 @@
         </w:trPr>
         <w:tc>
           <w:tcPr>
-            <w:tcW w:w="3667" w:type="dxa"/>
+            <w:tcW w:w="4096" w:type="dxa"/>
           </w:tcPr>
           <w:p>
             <w:pPr>
@@ -3270,7 +3270,7 @@
         </w:tc>
         <w:tc>
           <w:tcPr>
-            <w:tcW w:w="2312" w:type="dxa"/>
+            <w:tcW w:w="2582" w:type="dxa"/>
           </w:tcPr>
           <w:p>
             <w:pPr>
@@ -3287,7 +3287,7 @@
         </w:tc>
         <w:tc>
           <w:tcPr>
-            <w:tcW w:w="1934" w:type="dxa"/>
+            <w:tcW w:w="2160" w:type="dxa"/>
           </w:tcPr>
           <w:p>
             <w:pPr>
@@ -3359,10 +3359,10 @@
         </w:tblBorders>
       </w:tblPr>
       <w:tblGrid>
-        <w:gridCol w:w="1492"/>
-        <w:gridCol w:w="2628"/>
-        <w:gridCol w:w="2142"/>
-        <w:gridCol w:w="1648"/>
+        <w:gridCol w:w="1667"/>
+        <w:gridCol w:w="2936"/>
+        <w:gridCol w:w="2393"/>
+        <w:gridCol w:w="1842"/>
       </w:tblGrid>
       <w:tr>
         <w:trPr>
@@ -3371,7 +3371,7 @@
         </w:trPr>
         <w:tc>
           <w:tcPr>
-            <w:tcW w:w="1492" w:type="dxa"/>
+            <w:tcW w:w="1667" w:type="dxa"/>
             <w:shd w:val="clear" w:color="auto" w:fill="D9E2F3"/>
           </w:tcPr>
           <w:p>
@@ -3390,7 +3390,7 @@
         </w:tc>
         <w:tc>
           <w:tcPr>
-            <w:tcW w:w="2628" w:type="dxa"/>
+            <w:tcW w:w="2936" w:type="dxa"/>
             <w:shd w:val="clear" w:color="auto" w:fill="D9E2F3"/>
           </w:tcPr>
           <w:p>
@@ -3409,7 +3409,7 @@
         </w:tc>
         <w:tc>
           <w:tcPr>
-            <w:tcW w:w="2142" w:type="dxa"/>
+            <w:tcW w:w="2393" w:type="dxa"/>
             <w:shd w:val="clear" w:color="auto" w:fill="D9E2F3"/>
           </w:tcPr>
           <w:p>
@@ -3428,7 +3428,7 @@
         </w:tc>
         <w:tc>
           <w:tcPr>
-            <w:tcW w:w="1648" w:type="dxa"/>
+            <w:tcW w:w="1842" w:type="dxa"/>
             <w:shd w:val="clear" w:color="auto" w:fill="D9E2F3"/>
           </w:tcPr>
           <w:p>
@@ -3452,7 +3452,7 @@
         </w:trPr>
         <w:tc>
           <w:tcPr>
-            <w:tcW w:w="1492" w:type="dxa"/>
+            <w:tcW w:w="1667" w:type="dxa"/>
           </w:tcPr>
           <w:p>
             <w:pPr>
@@ -3469,7 +3469,7 @@
         </w:tc>
         <w:tc>
           <w:tcPr>
-            <w:tcW w:w="2628" w:type="dxa"/>
+            <w:tcW w:w="2936" w:type="dxa"/>
           </w:tcPr>
           <w:p>
             <w:pPr>
@@ -3486,7 +3486,7 @@
         </w:tc>
         <w:tc>
           <w:tcPr>
-            <w:tcW w:w="2142" w:type="dxa"/>
+            <w:tcW w:w="2393" w:type="dxa"/>
           </w:tcPr>
           <w:p>
             <w:pPr>
@@ -3503,7 +3503,7 @@
         </w:tc>
         <w:tc>
           <w:tcPr>
-            <w:tcW w:w="1648" w:type="dxa"/>
+            <w:tcW w:w="1842" w:type="dxa"/>
           </w:tcPr>
           <w:p>
             <w:pPr>
@@ -3525,7 +3525,7 @@
         </w:trPr>
         <w:tc>
           <w:tcPr>
-            <w:tcW w:w="1492" w:type="dxa"/>
+            <w:tcW w:w="1667" w:type="dxa"/>
           </w:tcPr>
           <w:p>
             <w:pPr>
@@ -3542,7 +3542,7 @@
         </w:tc>
         <w:tc>
           <w:tcPr>
-            <w:tcW w:w="2628" w:type="dxa"/>
+            <w:tcW w:w="2936" w:type="dxa"/>
           </w:tcPr>
           <w:p>
             <w:pPr>
@@ -3559,7 +3559,7 @@
         </w:tc>
         <w:tc>
           <w:tcPr>
-            <w:tcW w:w="2142" w:type="dxa"/>
+            <w:tcW w:w="2393" w:type="dxa"/>
           </w:tcPr>
           <w:p>
             <w:pPr>
@@ -3576,7 +3576,7 @@
         </w:tc>
         <w:tc>
           <w:tcPr>
-            <w:tcW w:w="1648" w:type="dxa"/>
+            <w:tcW w:w="1842" w:type="dxa"/>
           </w:tcPr>
           <w:p>
             <w:pPr>
@@ -3598,7 +3598,7 @@
         </w:trPr>
         <w:tc>
           <w:tcPr>
-            <w:tcW w:w="1492" w:type="dxa"/>
+            <w:tcW w:w="1667" w:type="dxa"/>
           </w:tcPr>
           <w:p>
             <w:pPr>
@@ -3615,7 +3615,7 @@
         </w:tc>
         <w:tc>
           <w:tcPr>
-            <w:tcW w:w="2628" w:type="dxa"/>
+            <w:tcW w:w="2936" w:type="dxa"/>
           </w:tcPr>
           <w:p>
             <w:pPr>
@@ -3632,7 +3632,7 @@
         </w:tc>
         <w:tc>
           <w:tcPr>
-            <w:tcW w:w="2142" w:type="dxa"/>
+            <w:tcW w:w="2393" w:type="dxa"/>
           </w:tcPr>
           <w:p>
             <w:pPr>
@@ -3649,7 +3649,7 @@
         </w:tc>
         <w:tc>
           <w:tcPr>
-            <w:tcW w:w="1648" w:type="dxa"/>
+            <w:tcW w:w="1842" w:type="dxa"/>
           </w:tcPr>
           <w:p>
             <w:pPr>
@@ -3671,7 +3671,7 @@
         </w:trPr>
         <w:tc>
           <w:tcPr>
-            <w:tcW w:w="1492" w:type="dxa"/>
+            <w:tcW w:w="1667" w:type="dxa"/>
           </w:tcPr>
           <w:p>
             <w:pPr>
@@ -3688,7 +3688,7 @@
         </w:tc>
         <w:tc>
           <w:tcPr>
-            <w:tcW w:w="2628" w:type="dxa"/>
+            <w:tcW w:w="2936" w:type="dxa"/>
           </w:tcPr>
           <w:p>
             <w:pPr>
@@ -3705,7 +3705,7 @@
         </w:tc>
         <w:tc>
           <w:tcPr>
-            <w:tcW w:w="2142" w:type="dxa"/>
+            <w:tcW w:w="2393" w:type="dxa"/>
           </w:tcPr>
           <w:p>
             <w:pPr>
@@ -3722,7 +3722,7 @@
         </w:tc>
         <w:tc>
           <w:tcPr>
-            <w:tcW w:w="1648" w:type="dxa"/>
+            <w:tcW w:w="1842" w:type="dxa"/>
           </w:tcPr>
           <w:p>
             <w:pPr>
@@ -3792,9 +3792,9 @@
         </w:tblBorders>
       </w:tblPr>
       <w:tblGrid>
-        <w:gridCol w:w="1464"/>
-        <w:gridCol w:w="2222"/>
-        <w:gridCol w:w="4225"/>
+        <w:gridCol w:w="1636"/>
+        <w:gridCol w:w="2482"/>
+        <w:gridCol w:w="4720"/>
       </w:tblGrid>
       <w:tr>
         <w:trPr>
@@ -3803,7 +3803,7 @@
         </w:trPr>
         <w:tc>
           <w:tcPr>
-            <w:tcW w:w="1464" w:type="dxa"/>
+            <w:tcW w:w="1636" w:type="dxa"/>
             <w:shd w:val="clear" w:color="auto" w:fill="D9E2F3"/>
           </w:tcPr>
           <w:p>
@@ -3822,7 +3822,7 @@
         </w:tc>
         <w:tc>
           <w:tcPr>
-            <w:tcW w:w="2222" w:type="dxa"/>
+            <w:tcW w:w="2482" w:type="dxa"/>
             <w:shd w:val="clear" w:color="auto" w:fill="D9E2F3"/>
           </w:tcPr>
           <w:p>
@@ -3841,7 +3841,7 @@
         </w:tc>
         <w:tc>
           <w:tcPr>
-            <w:tcW w:w="4225" w:type="dxa"/>
+            <w:tcW w:w="4720" w:type="dxa"/>
             <w:shd w:val="clear" w:color="auto" w:fill="D9E2F3"/>
           </w:tcPr>
           <w:p>
@@ -3865,7 +3865,7 @@
         </w:trPr>
         <w:tc>
           <w:tcPr>
-            <w:tcW w:w="1464" w:type="dxa"/>
+            <w:tcW w:w="1636" w:type="dxa"/>
           </w:tcPr>
           <w:p>
             <w:pPr>
@@ -3882,7 +3882,7 @@
         </w:tc>
         <w:tc>
           <w:tcPr>
-            <w:tcW w:w="2222" w:type="dxa"/>
+            <w:tcW w:w="2482" w:type="dxa"/>
           </w:tcPr>
           <w:p>
             <w:pPr>
@@ -3899,7 +3899,7 @@
         </w:tc>
         <w:tc>
           <w:tcPr>
-            <w:tcW w:w="4225" w:type="dxa"/>
+            <w:tcW w:w="4720" w:type="dxa"/>
           </w:tcPr>
           <w:p>
             <w:pPr>
@@ -3921,7 +3921,7 @@
         </w:trPr>
         <w:tc>
           <w:tcPr>
-            <w:tcW w:w="1464" w:type="dxa"/>
+            <w:tcW w:w="1636" w:type="dxa"/>
           </w:tcPr>
           <w:p>
             <w:pPr>
@@ -3938,7 +3938,7 @@
         </w:tc>
         <w:tc>
           <w:tcPr>
-            <w:tcW w:w="2222" w:type="dxa"/>
+            <w:tcW w:w="2482" w:type="dxa"/>
           </w:tcPr>
           <w:p>
             <w:pPr>
@@ -3955,7 +3955,7 @@
         </w:tc>
         <w:tc>
           <w:tcPr>
-            <w:tcW w:w="4225" w:type="dxa"/>
+            <w:tcW w:w="4720" w:type="dxa"/>
           </w:tcPr>
           <w:p>
             <w:pPr>
@@ -3977,7 +3977,7 @@
         </w:trPr>
         <w:tc>
           <w:tcPr>
-            <w:tcW w:w="1464" w:type="dxa"/>
+            <w:tcW w:w="1636" w:type="dxa"/>
           </w:tcPr>
           <w:p>
             <w:pPr>
@@ -3994,7 +3994,7 @@
         </w:tc>
         <w:tc>
           <w:tcPr>
-            <w:tcW w:w="2222" w:type="dxa"/>
+            <w:tcW w:w="2482" w:type="dxa"/>
           </w:tcPr>
           <w:p>
             <w:pPr>
@@ -4011,7 +4011,7 @@
         </w:tc>
         <w:tc>
           <w:tcPr>
-            <w:tcW w:w="4225" w:type="dxa"/>
+            <w:tcW w:w="4720" w:type="dxa"/>
           </w:tcPr>
           <w:p>
             <w:pPr>
@@ -4033,7 +4033,7 @@
         </w:trPr>
         <w:tc>
           <w:tcPr>
-            <w:tcW w:w="1464" w:type="dxa"/>
+            <w:tcW w:w="1636" w:type="dxa"/>
           </w:tcPr>
           <w:p>
             <w:pPr>
@@ -4050,7 +4050,7 @@
         </w:tc>
         <w:tc>
           <w:tcPr>
-            <w:tcW w:w="2222" w:type="dxa"/>
+            <w:tcW w:w="2482" w:type="dxa"/>
           </w:tcPr>
           <w:p>
             <w:pPr>
@@ -4067,7 +4067,7 @@
         </w:tc>
         <w:tc>
           <w:tcPr>
-            <w:tcW w:w="4225" w:type="dxa"/>
+            <w:tcW w:w="4720" w:type="dxa"/>
           </w:tcPr>
           <w:p>
             <w:pPr>
@@ -4089,7 +4089,7 @@
         </w:trPr>
         <w:tc>
           <w:tcPr>
-            <w:tcW w:w="1464" w:type="dxa"/>
+            <w:tcW w:w="1636" w:type="dxa"/>
           </w:tcPr>
           <w:p>
             <w:pPr>
@@ -4106,7 +4106,7 @@
         </w:tc>
         <w:tc>
           <w:tcPr>
-            <w:tcW w:w="2222" w:type="dxa"/>
+            <w:tcW w:w="2482" w:type="dxa"/>
           </w:tcPr>
           <w:p>
             <w:pPr>
@@ -4123,7 +4123,7 @@
         </w:tc>
         <w:tc>
           <w:tcPr>
-            <w:tcW w:w="4225" w:type="dxa"/>
+            <w:tcW w:w="4720" w:type="dxa"/>
           </w:tcPr>
           <w:p>
             <w:pPr>
@@ -4145,7 +4145,7 @@
         </w:trPr>
         <w:tc>
           <w:tcPr>
-            <w:tcW w:w="1464" w:type="dxa"/>
+            <w:tcW w:w="1636" w:type="dxa"/>
           </w:tcPr>
           <w:p>
             <w:pPr>
@@ -4162,7 +4162,7 @@
         </w:tc>
         <w:tc>
           <w:tcPr>
-            <w:tcW w:w="2222" w:type="dxa"/>
+            <w:tcW w:w="2482" w:type="dxa"/>
           </w:tcPr>
           <w:p>
             <w:pPr>
@@ -4179,7 +4179,7 @@
         </w:tc>
         <w:tc>
           <w:tcPr>
-            <w:tcW w:w="4225" w:type="dxa"/>
+            <w:tcW w:w="4720" w:type="dxa"/>
           </w:tcPr>
           <w:p>
             <w:pPr>
@@ -4236,8 +4236,8 @@
         </w:tblBorders>
       </w:tblPr>
       <w:tblGrid>
-        <w:gridCol w:w="2353"/>
-        <w:gridCol w:w="5562"/>
+        <w:gridCol w:w="2627"/>
+        <w:gridCol w:w="6211"/>
       </w:tblGrid>
       <w:tr>
         <w:trPr>
@@ -4246,7 +4246,7 @@
         </w:trPr>
         <w:tc>
           <w:tcPr>
-            <w:tcW w:w="2353" w:type="dxa"/>
+            <w:tcW w:w="2627" w:type="dxa"/>
             <w:shd w:val="clear" w:color="auto" w:fill="D9E2F3"/>
           </w:tcPr>
           <w:p>
@@ -4265,7 +4265,7 @@
         </w:tc>
         <w:tc>
           <w:tcPr>
-            <w:tcW w:w="5562" w:type="dxa"/>
+            <w:tcW w:w="6211" w:type="dxa"/>
             <w:shd w:val="clear" w:color="auto" w:fill="D9E2F3"/>
           </w:tcPr>
           <w:p>
@@ -4289,7 +4289,7 @@
         </w:trPr>
         <w:tc>
           <w:tcPr>
-            <w:tcW w:w="2353" w:type="dxa"/>
+            <w:tcW w:w="2627" w:type="dxa"/>
           </w:tcPr>
           <w:p>
             <w:pPr>
@@ -4306,7 +4306,7 @@
         </w:tc>
         <w:tc>
           <w:tcPr>
-            <w:tcW w:w="5562" w:type="dxa"/>
+            <w:tcW w:w="6211" w:type="dxa"/>
           </w:tcPr>
           <w:p>
             <w:pPr>
@@ -4328,7 +4328,7 @@
         </w:trPr>
         <w:tc>
           <w:tcPr>
-            <w:tcW w:w="2353" w:type="dxa"/>
+            <w:tcW w:w="2627" w:type="dxa"/>
           </w:tcPr>
           <w:p>
             <w:pPr>
@@ -4345,7 +4345,7 @@
         </w:tc>
         <w:tc>
           <w:tcPr>
-            <w:tcW w:w="5562" w:type="dxa"/>
+            <w:tcW w:w="6211" w:type="dxa"/>
           </w:tcPr>
           <w:p>
             <w:pPr>
@@ -4367,7 +4367,7 @@
         </w:trPr>
         <w:tc>
           <w:tcPr>
-            <w:tcW w:w="2353" w:type="dxa"/>
+            <w:tcW w:w="2627" w:type="dxa"/>
           </w:tcPr>
           <w:p>
             <w:pPr>
@@ -4384,7 +4384,7 @@
         </w:tc>
         <w:tc>
           <w:tcPr>
-            <w:tcW w:w="5562" w:type="dxa"/>
+            <w:tcW w:w="6211" w:type="dxa"/>
           </w:tcPr>
           <w:p>
             <w:pPr>
@@ -4406,7 +4406,7 @@
         </w:trPr>
         <w:tc>
           <w:tcPr>
-            <w:tcW w:w="2353" w:type="dxa"/>
+            <w:tcW w:w="2627" w:type="dxa"/>
           </w:tcPr>
           <w:p>
             <w:pPr>
@@ -4423,7 +4423,7 @@
         </w:tc>
         <w:tc>
           <w:tcPr>
-            <w:tcW w:w="5562" w:type="dxa"/>
+            <w:tcW w:w="6211" w:type="dxa"/>
           </w:tcPr>
           <w:p>
             <w:pPr>
@@ -4445,7 +4445,7 @@
         </w:trPr>
         <w:tc>
           <w:tcPr>
-            <w:tcW w:w="2353" w:type="dxa"/>
+            <w:tcW w:w="2627" w:type="dxa"/>
           </w:tcPr>
           <w:p>
             <w:pPr>
@@ -4462,7 +4462,7 @@
         </w:tc>
         <w:tc>
           <w:tcPr>
-            <w:tcW w:w="5562" w:type="dxa"/>
+            <w:tcW w:w="6211" w:type="dxa"/>
           </w:tcPr>
           <w:p>
             <w:pPr>
@@ -4506,8 +4506,8 @@
         </w:tblBorders>
       </w:tblPr>
       <w:tblGrid>
-        <w:gridCol w:w="3418"/>
-        <w:gridCol w:w="4497"/>
+        <w:gridCol w:w="3817"/>
+        <w:gridCol w:w="5021"/>
       </w:tblGrid>
       <w:tr>
         <w:trPr>
@@ -4516,7 +4516,7 @@
         </w:trPr>
         <w:tc>
           <w:tcPr>
-            <w:tcW w:w="3418" w:type="dxa"/>
+            <w:tcW w:w="3817" w:type="dxa"/>
             <w:shd w:val="clear" w:color="auto" w:fill="D9E2F3"/>
           </w:tcPr>
           <w:p>
@@ -4535,7 +4535,7 @@
         </w:tc>
         <w:tc>
           <w:tcPr>
-            <w:tcW w:w="4497" w:type="dxa"/>
+            <w:tcW w:w="5021" w:type="dxa"/>
             <w:shd w:val="clear" w:color="auto" w:fill="D9E2F3"/>
           </w:tcPr>
           <w:p>
@@ -4559,7 +4559,7 @@
         </w:trPr>
         <w:tc>
           <w:tcPr>
-            <w:tcW w:w="3418" w:type="dxa"/>
+            <w:tcW w:w="3817" w:type="dxa"/>
           </w:tcPr>
           <w:p>
             <w:pPr>
@@ -4576,7 +4576,7 @@
         </w:tc>
         <w:tc>
           <w:tcPr>
-            <w:tcW w:w="4497" w:type="dxa"/>
+            <w:tcW w:w="5021" w:type="dxa"/>
           </w:tcPr>
           <w:p>
             <w:pPr>
@@ -4598,7 +4598,7 @@
         </w:trPr>
         <w:tc>
           <w:tcPr>
-            <w:tcW w:w="3418" w:type="dxa"/>
+            <w:tcW w:w="3817" w:type="dxa"/>
           </w:tcPr>
           <w:p>
             <w:pPr>
@@ -4615,7 +4615,7 @@
         </w:tc>
         <w:tc>
           <w:tcPr>
-            <w:tcW w:w="4497" w:type="dxa"/>
+            <w:tcW w:w="5021" w:type="dxa"/>
           </w:tcPr>
           <w:p>
             <w:pPr>
@@ -4637,7 +4637,7 @@
         </w:trPr>
         <w:tc>
           <w:tcPr>
-            <w:tcW w:w="3418" w:type="dxa"/>
+            <w:tcW w:w="3817" w:type="dxa"/>
           </w:tcPr>
           <w:p>
             <w:pPr>
@@ -4654,7 +4654,7 @@
         </w:tc>
         <w:tc>
           <w:tcPr>
-            <w:tcW w:w="4497" w:type="dxa"/>
+            <w:tcW w:w="5021" w:type="dxa"/>
           </w:tcPr>
           <w:p>
             <w:pPr>
@@ -4676,7 +4676,7 @@
         </w:trPr>
         <w:tc>
           <w:tcPr>
-            <w:tcW w:w="3418" w:type="dxa"/>
+            <w:tcW w:w="3817" w:type="dxa"/>
           </w:tcPr>
           <w:p>
             <w:pPr>
@@ -4693,7 +4693,7 @@
         </w:tc>
         <w:tc>
           <w:tcPr>
-            <w:tcW w:w="4497" w:type="dxa"/>
+            <w:tcW w:w="5021" w:type="dxa"/>
           </w:tcPr>
           <w:p>
             <w:pPr>
@@ -4715,7 +4715,7 @@
         </w:trPr>
         <w:tc>
           <w:tcPr>
-            <w:tcW w:w="3418" w:type="dxa"/>
+            <w:tcW w:w="3817" w:type="dxa"/>
           </w:tcPr>
           <w:p>
             <w:pPr>
@@ -4732,7 +4732,7 @@
         </w:tc>
         <w:tc>
           <w:tcPr>
-            <w:tcW w:w="4497" w:type="dxa"/>
+            <w:tcW w:w="5021" w:type="dxa"/>
           </w:tcPr>
           <w:p>
             <w:pPr>
@@ -4754,7 +4754,7 @@
         </w:trPr>
         <w:tc>
           <w:tcPr>
-            <w:tcW w:w="3418" w:type="dxa"/>
+            <w:tcW w:w="3817" w:type="dxa"/>
           </w:tcPr>
           <w:p>
             <w:pPr>
@@ -4771,7 +4771,7 @@
         </w:tc>
         <w:tc>
           <w:tcPr>
-            <w:tcW w:w="4497" w:type="dxa"/>
+            <w:tcW w:w="5021" w:type="dxa"/>
           </w:tcPr>
           <w:p>
             <w:pPr>
@@ -4793,7 +4793,7 @@
         </w:trPr>
         <w:tc>
           <w:tcPr>
-            <w:tcW w:w="3418" w:type="dxa"/>
+            <w:tcW w:w="3817" w:type="dxa"/>
           </w:tcPr>
           <w:p>
             <w:pPr>
@@ -4810,7 +4810,7 @@
         </w:tc>
         <w:tc>
           <w:tcPr>
-            <w:tcW w:w="4497" w:type="dxa"/>
+            <w:tcW w:w="5021" w:type="dxa"/>
           </w:tcPr>
           <w:p>
             <w:pPr>
@@ -4832,7 +4832,7 @@
         </w:trPr>
         <w:tc>
           <w:tcPr>
-            <w:tcW w:w="3418" w:type="dxa"/>
+            <w:tcW w:w="3817" w:type="dxa"/>
           </w:tcPr>
           <w:p>
             <w:pPr>
@@ -4849,7 +4849,7 @@
         </w:tc>
         <w:tc>
           <w:tcPr>
-            <w:tcW w:w="4497" w:type="dxa"/>
+            <w:tcW w:w="5021" w:type="dxa"/>
           </w:tcPr>
           <w:p>
             <w:pPr>
@@ -4871,7 +4871,7 @@
         </w:trPr>
         <w:tc>
           <w:tcPr>
-            <w:tcW w:w="3418" w:type="dxa"/>
+            <w:tcW w:w="3817" w:type="dxa"/>
           </w:tcPr>
           <w:p>
             <w:pPr>
@@ -4888,7 +4888,7 @@
         </w:tc>
         <w:tc>
           <w:tcPr>
-            <w:tcW w:w="4497" w:type="dxa"/>
+            <w:tcW w:w="5021" w:type="dxa"/>
           </w:tcPr>
           <w:p>
             <w:pPr>
@@ -4910,7 +4910,7 @@
         </w:trPr>
         <w:tc>
           <w:tcPr>
-            <w:tcW w:w="3418" w:type="dxa"/>
+            <w:tcW w:w="3817" w:type="dxa"/>
           </w:tcPr>
           <w:p>
             <w:pPr>
@@ -4927,7 +4927,7 @@
         </w:tc>
         <w:tc>
           <w:tcPr>
-            <w:tcW w:w="4497" w:type="dxa"/>
+            <w:tcW w:w="5021" w:type="dxa"/>
           </w:tcPr>
           <w:p>
             <w:pPr>
@@ -4966,445 +4966,6 @@
           <w:sz w:val="22"/>
         </w:rPr>
         <w:t xml:space="preserve">Cada conflicto que pase del nivel 1 se anota en el registro. El registro vive en el tablero Kanban, en la tarea afectada, y se resume en cada estado de avance.</w:t>
-      </w:r>
-    </w:p>
-    <w:tbl>
-      <w:tblPr>
-        <w:tblStyle w:val="Table"/>
-        <w:tblW w:type="auto" w:w="0"/>
-        <w:tblLook w:firstRow="1" w:lastRow="0" w:firstColumn="0" w:lastColumn="0" w:noHBand="0" w:noVBand="0" w:val="0020"/>
-        <w:jc w:val="start"/>
-        <w:tblBorders>
-          <w:top w:val="single" w:sz="4" w:color="808080"/>
-          <w:left w:val="single" w:sz="4" w:color="808080"/>
-          <w:bottom w:val="single" w:sz="4" w:color="808080"/>
-          <w:right w:val="single" w:sz="4" w:color="808080"/>
-          <w:insideH w:val="single" w:sz="4" w:color="808080"/>
-          <w:insideV w:val="single" w:sz="4" w:color="808080"/>
-        </w:tblBorders>
-      </w:tblPr>
-      <w:tblGrid>
-        <w:gridCol w:w="3288"/>
-        <w:gridCol w:w="4627"/>
-      </w:tblGrid>
-      <w:tr>
-        <w:trPr>
-          <w:tblHeader w:val="true"/>
-          <w:cantSplit/>
-        </w:trPr>
-        <w:tc>
-          <w:tcPr>
-            <w:tcW w:w="3288" w:type="dxa"/>
-            <w:shd w:val="clear" w:color="auto" w:fill="D9E2F3"/>
-          </w:tcPr>
-          <w:p>
-            <w:pPr>
-              <w:pStyle w:val="Compact"/>
-              <w:jc w:val="left"/>
-            </w:pPr>
-            <w:r>
-              <w:rPr>
-                <w:b/>
-                <w:sz w:val="18"/>
-              </w:rPr>
-              <w:t xml:space="preserve">Campo</w:t>
-            </w:r>
-          </w:p>
-        </w:tc>
-        <w:tc>
-          <w:tcPr>
-            <w:tcW w:w="4627" w:type="dxa"/>
-            <w:shd w:val="clear" w:color="auto" w:fill="D9E2F3"/>
-          </w:tcPr>
-          <w:p>
-            <w:pPr>
-              <w:pStyle w:val="Compact"/>
-              <w:jc w:val="left"/>
-            </w:pPr>
-            <w:r>
-              <w:rPr>
-                <w:b/>
-                <w:sz w:val="18"/>
-              </w:rPr>
-              <w:t xml:space="preserve">Qué contiene</w:t>
-            </w:r>
-          </w:p>
-        </w:tc>
-      </w:tr>
-      <w:tr>
-        <w:trPr>
-          <w:cantSplit/>
-        </w:trPr>
-        <w:tc>
-          <w:tcPr>
-            <w:tcW w:w="3288" w:type="dxa"/>
-          </w:tcPr>
-          <w:p>
-            <w:pPr>
-              <w:pStyle w:val="Compact"/>
-              <w:jc w:val="left"/>
-            </w:pPr>
-            <w:r>
-              <w:rPr>
-                <w:sz w:val="18"/>
-              </w:rPr>
-              <w:t xml:space="preserve">ID</w:t>
-            </w:r>
-          </w:p>
-        </w:tc>
-        <w:tc>
-          <w:tcPr>
-            <w:tcW w:w="4627" w:type="dxa"/>
-          </w:tcPr>
-          <w:p>
-            <w:pPr>
-              <w:pStyle w:val="Compact"/>
-              <w:jc w:val="left"/>
-            </w:pPr>
-            <w:r>
-              <w:rPr>
-                <w:sz w:val="18"/>
-              </w:rPr>
-              <w:t xml:space="preserve">CF-01, CF-02, y así sucesivamente</w:t>
-            </w:r>
-          </w:p>
-        </w:tc>
-      </w:tr>
-      <w:tr>
-        <w:trPr>
-          <w:cantSplit/>
-        </w:trPr>
-        <w:tc>
-          <w:tcPr>
-            <w:tcW w:w="3288" w:type="dxa"/>
-          </w:tcPr>
-          <w:p>
-            <w:pPr>
-              <w:pStyle w:val="Compact"/>
-              <w:jc w:val="left"/>
-            </w:pPr>
-            <w:r>
-              <w:rPr>
-                <w:sz w:val="18"/>
-              </w:rPr>
-              <w:t xml:space="preserve">Fecha</w:t>
-            </w:r>
-          </w:p>
-        </w:tc>
-        <w:tc>
-          <w:tcPr>
-            <w:tcW w:w="4627" w:type="dxa"/>
-          </w:tcPr>
-          <w:p>
-            <w:pPr>
-              <w:pStyle w:val="Compact"/>
-              <w:jc w:val="left"/>
-            </w:pPr>
-            <w:r>
-              <w:rPr>
-                <w:sz w:val="18"/>
-              </w:rPr>
-              <w:t xml:space="preserve">Cuándo se planteó</w:t>
-            </w:r>
-          </w:p>
-        </w:tc>
-      </w:tr>
-      <w:tr>
-        <w:trPr>
-          <w:cantSplit/>
-        </w:trPr>
-        <w:tc>
-          <w:tcPr>
-            <w:tcW w:w="3288" w:type="dxa"/>
-          </w:tcPr>
-          <w:p>
-            <w:pPr>
-              <w:pStyle w:val="Compact"/>
-              <w:jc w:val="left"/>
-            </w:pPr>
-            <w:r>
-              <w:rPr>
-                <w:sz w:val="18"/>
-              </w:rPr>
-              <w:t xml:space="preserve">Tipo</w:t>
-            </w:r>
-          </w:p>
-        </w:tc>
-        <w:tc>
-          <w:tcPr>
-            <w:tcW w:w="4627" w:type="dxa"/>
-          </w:tcPr>
-          <w:p>
-            <w:pPr>
-              <w:pStyle w:val="Compact"/>
-              <w:jc w:val="left"/>
-            </w:pPr>
-            <w:r>
-              <w:rPr>
-                <w:sz w:val="18"/>
-              </w:rPr>
-              <w:t xml:space="preserve">Uno de los tipos de este documento</w:t>
-            </w:r>
-          </w:p>
-        </w:tc>
-      </w:tr>
-      <w:tr>
-        <w:trPr>
-          <w:cantSplit/>
-        </w:trPr>
-        <w:tc>
-          <w:tcPr>
-            <w:tcW w:w="3288" w:type="dxa"/>
-          </w:tcPr>
-          <w:p>
-            <w:pPr>
-              <w:pStyle w:val="Compact"/>
-              <w:jc w:val="left"/>
-            </w:pPr>
-            <w:r>
-              <w:rPr>
-                <w:sz w:val="18"/>
-              </w:rPr>
-              <w:t xml:space="preserve">Partes y facilitador</w:t>
-            </w:r>
-          </w:p>
-        </w:tc>
-        <w:tc>
-          <w:tcPr>
-            <w:tcW w:w="4627" w:type="dxa"/>
-          </w:tcPr>
-          <w:p>
-            <w:pPr>
-              <w:pStyle w:val="Compact"/>
-              <w:jc w:val="left"/>
-            </w:pPr>
-            <w:r>
-              <w:rPr>
-                <w:sz w:val="18"/>
-              </w:rPr>
-              <w:t xml:space="preserve">Quiénes participan</w:t>
-            </w:r>
-          </w:p>
-        </w:tc>
-      </w:tr>
-      <w:tr>
-        <w:trPr>
-          <w:cantSplit/>
-        </w:trPr>
-        <w:tc>
-          <w:tcPr>
-            <w:tcW w:w="3288" w:type="dxa"/>
-          </w:tcPr>
-          <w:p>
-            <w:pPr>
-              <w:pStyle w:val="Compact"/>
-              <w:jc w:val="left"/>
-            </w:pPr>
-            <w:r>
-              <w:rPr>
-                <w:sz w:val="18"/>
-              </w:rPr>
-              <w:t xml:space="preserve">Descripción</w:t>
-            </w:r>
-          </w:p>
-        </w:tc>
-        <w:tc>
-          <w:tcPr>
-            <w:tcW w:w="4627" w:type="dxa"/>
-          </w:tcPr>
-          <w:p>
-            <w:pPr>
-              <w:pStyle w:val="Compact"/>
-              <w:jc w:val="left"/>
-            </w:pPr>
-            <w:r>
-              <w:rPr>
-                <w:sz w:val="18"/>
-              </w:rPr>
-              <w:t xml:space="preserve">El hecho, sin juicios de valor</w:t>
-            </w:r>
-          </w:p>
-        </w:tc>
-      </w:tr>
-      <w:tr>
-        <w:trPr>
-          <w:cantSplit/>
-        </w:trPr>
-        <w:tc>
-          <w:tcPr>
-            <w:tcW w:w="3288" w:type="dxa"/>
-          </w:tcPr>
-          <w:p>
-            <w:pPr>
-              <w:pStyle w:val="Compact"/>
-              <w:jc w:val="left"/>
-            </w:pPr>
-            <w:r>
-              <w:rPr>
-                <w:sz w:val="18"/>
-              </w:rPr>
-              <w:t xml:space="preserve">Alternativas</w:t>
-            </w:r>
-          </w:p>
-        </w:tc>
-        <w:tc>
-          <w:tcPr>
-            <w:tcW w:w="4627" w:type="dxa"/>
-          </w:tcPr>
-          <w:p>
-            <w:pPr>
-              <w:pStyle w:val="Compact"/>
-              <w:jc w:val="left"/>
-            </w:pPr>
-            <w:r>
-              <w:rPr>
-                <w:sz w:val="18"/>
-              </w:rPr>
-              <w:t xml:space="preserve">Las opciones que se consideraron</w:t>
-            </w:r>
-          </w:p>
-        </w:tc>
-      </w:tr>
-      <w:tr>
-        <w:trPr>
-          <w:cantSplit/>
-        </w:trPr>
-        <w:tc>
-          <w:tcPr>
-            <w:tcW w:w="3288" w:type="dxa"/>
-          </w:tcPr>
-          <w:p>
-            <w:pPr>
-              <w:pStyle w:val="Compact"/>
-              <w:jc w:val="left"/>
-            </w:pPr>
-            <w:r>
-              <w:rPr>
-                <w:sz w:val="18"/>
-              </w:rPr>
-              <w:t xml:space="preserve">Decisión y criterio</w:t>
-            </w:r>
-          </w:p>
-        </w:tc>
-        <w:tc>
-          <w:tcPr>
-            <w:tcW w:w="4627" w:type="dxa"/>
-          </w:tcPr>
-          <w:p>
-            <w:pPr>
-              <w:pStyle w:val="Compact"/>
-              <w:jc w:val="left"/>
-            </w:pPr>
-            <w:r>
-              <w:rPr>
-                <w:sz w:val="18"/>
-              </w:rPr>
-              <w:t xml:space="preserve">Qué se decidió y con qué criterio</w:t>
-            </w:r>
-          </w:p>
-        </w:tc>
-      </w:tr>
-      <w:tr>
-        <w:trPr>
-          <w:cantSplit/>
-        </w:trPr>
-        <w:tc>
-          <w:tcPr>
-            <w:tcW w:w="3288" w:type="dxa"/>
-          </w:tcPr>
-          <w:p>
-            <w:pPr>
-              <w:pStyle w:val="Compact"/>
-              <w:jc w:val="left"/>
-            </w:pPr>
-            <w:r>
-              <w:rPr>
-                <w:sz w:val="18"/>
-              </w:rPr>
-              <w:t xml:space="preserve">Responsable y fecha de cierre</w:t>
-            </w:r>
-          </w:p>
-        </w:tc>
-        <w:tc>
-          <w:tcPr>
-            <w:tcW w:w="4627" w:type="dxa"/>
-          </w:tcPr>
-          <w:p>
-            <w:pPr>
-              <w:pStyle w:val="Compact"/>
-              <w:jc w:val="left"/>
-            </w:pPr>
-            <w:r>
-              <w:rPr>
-                <w:sz w:val="18"/>
-              </w:rPr>
-              <w:t xml:space="preserve">Quién ejecuta y para cuándo</w:t>
-            </w:r>
-          </w:p>
-        </w:tc>
-      </w:tr>
-      <w:tr>
-        <w:trPr>
-          <w:cantSplit/>
-        </w:trPr>
-        <w:tc>
-          <w:tcPr>
-            <w:tcW w:w="3288" w:type="dxa"/>
-          </w:tcPr>
-          <w:p>
-            <w:pPr>
-              <w:pStyle w:val="Compact"/>
-              <w:jc w:val="left"/>
-            </w:pPr>
-            <w:r>
-              <w:rPr>
-                <w:sz w:val="18"/>
-              </w:rPr>
-              <w:t xml:space="preserve">Estado</w:t>
-            </w:r>
-          </w:p>
-        </w:tc>
-        <w:tc>
-          <w:tcPr>
-            <w:tcW w:w="4627" w:type="dxa"/>
-          </w:tcPr>
-          <w:p>
-            <w:pPr>
-              <w:pStyle w:val="Compact"/>
-              <w:jc w:val="left"/>
-            </w:pPr>
-            <w:r>
-              <w:rPr>
-                <w:sz w:val="18"/>
-              </w:rPr>
-              <w:t xml:space="preserve">Abierto, Decidido o Cerrado</w:t>
-            </w:r>
-          </w:p>
-        </w:tc>
-      </w:tr>
-    </w:tbl>
-    <w:p>
-      <w:pPr>
-        <w:pStyle w:val="BodyText"/>
-        <w:spacing w:line="360" w:lineRule="auto" w:before="160" w:after="0"/>
-        <w:ind w:firstLine="709"/>
-        <w:jc w:val="both"/>
-      </w:pPr>
-      <w:r>
-        <w:rPr>
-          <w:sz w:val="22"/>
-        </w:rPr>
-        <w:t xml:space="preserve">El registro parte vacío en esta versión. Cada estado de avance informa cuántos conflictos se abrieron, cuántos se cerraron y en qué nivel se resolvieron. Si un mismo tema vuelve a aparecer más de una vez, se revisa la causa (un requerimiento ambiguo, un contrato sin definir, una carga mal repartida) y se corrige en el documento que corresponda.</w:t>
-      </w:r>
-    </w:p>
-    <w:bookmarkEnd w:id="31"/>
-    <w:bookmarkStart w:id="32" w:name="relación-con-los-riesgos-del-proyecto"/>
-    <w:p>
-      <w:pPr>
-        <w:pStyle w:val="Heading2"/>
-      </w:pPr>
-      <w:r>
-        <w:t xml:space="preserve">Relación con los riesgos del proyecto</w:t>
       </w:r>
     </w:p>
     <w:tbl>
@@ -5423,8 +4984,8 @@
         </w:tblBorders>
       </w:tblPr>
       <w:tblGrid>
-        <w:gridCol w:w="3606"/>
-        <w:gridCol w:w="4309"/>
+        <w:gridCol w:w="3671"/>
+        <w:gridCol w:w="5167"/>
       </w:tblGrid>
       <w:tr>
         <w:trPr>
@@ -5433,7 +4994,7 @@
         </w:trPr>
         <w:tc>
           <w:tcPr>
-            <w:tcW w:w="3606" w:type="dxa"/>
+            <w:tcW w:w="3671" w:type="dxa"/>
             <w:shd w:val="clear" w:color="auto" w:fill="D9E2F3"/>
           </w:tcPr>
           <w:p>
@@ -5446,13 +5007,13 @@
                 <w:b/>
                 <w:sz w:val="18"/>
               </w:rPr>
-              <w:t xml:space="preserve">Riesgo de SICMA-PRY</w:t>
-            </w:r>
-          </w:p>
-        </w:tc>
-        <w:tc>
-          <w:tcPr>
-            <w:tcW w:w="4309" w:type="dxa"/>
+              <w:t xml:space="preserve">Campo</w:t>
+            </w:r>
+          </w:p>
+        </w:tc>
+        <w:tc>
+          <w:tcPr>
+            <w:tcW w:w="5167" w:type="dxa"/>
             <w:shd w:val="clear" w:color="auto" w:fill="D9E2F3"/>
           </w:tcPr>
           <w:p>
@@ -5465,406 +5026,385 @@
                 <w:b/>
                 <w:sz w:val="18"/>
               </w:rPr>
-              <w:t xml:space="preserve">Cómo ayuda este documento</w:t>
-            </w:r>
-          </w:p>
-        </w:tc>
-      </w:tr>
-      <w:tr>
-        <w:trPr>
-          <w:cantSplit/>
-        </w:trPr>
-        <w:tc>
-          <w:tcPr>
-            <w:tcW w:w="3606" w:type="dxa"/>
-          </w:tcPr>
-          <w:p>
-            <w:pPr>
-              <w:pStyle w:val="Compact"/>
-              <w:jc w:val="left"/>
-            </w:pPr>
-            <w:r>
-              <w:rPr>
-                <w:sz w:val="18"/>
-              </w:rPr>
-              <w:t xml:space="preserve">R-03. Falta de coordinación de horarios</w:t>
-            </w:r>
-          </w:p>
-        </w:tc>
-        <w:tc>
-          <w:tcPr>
-            <w:tcW w:w="4309" w:type="dxa"/>
-          </w:tcPr>
-          <w:p>
-            <w:pPr>
-              <w:pStyle w:val="Compact"/>
-              <w:jc w:val="left"/>
-            </w:pPr>
-            <w:r>
-              <w:rPr>
-                <w:sz w:val="18"/>
-              </w:rPr>
-              <w:t xml:space="preserve">Acuerdos de trabajo y tratamiento de los conflictos de coordinación</w:t>
-            </w:r>
-          </w:p>
-        </w:tc>
-      </w:tr>
-      <w:tr>
-        <w:trPr>
-          <w:cantSplit/>
-        </w:trPr>
-        <w:tc>
-          <w:tcPr>
-            <w:tcW w:w="3606" w:type="dxa"/>
-          </w:tcPr>
-          <w:p>
-            <w:pPr>
-              <w:pStyle w:val="Compact"/>
-              <w:jc w:val="left"/>
-            </w:pPr>
-            <w:r>
-              <w:rPr>
-                <w:sz w:val="18"/>
-              </w:rPr>
-              <w:t xml:space="preserve">R-08. La documentación contradice al código</w:t>
-            </w:r>
-          </w:p>
-        </w:tc>
-        <w:tc>
-          <w:tcPr>
-            <w:tcW w:w="4309" w:type="dxa"/>
-          </w:tcPr>
-          <w:p>
-            <w:pPr>
-              <w:pStyle w:val="Compact"/>
-              <w:jc w:val="left"/>
-            </w:pPr>
-            <w:r>
-              <w:rPr>
-                <w:sz w:val="18"/>
-              </w:rPr>
-              <w:t xml:space="preserve">Procedimiento para decidir si se corrige el código o el documento</w:t>
-            </w:r>
-          </w:p>
-        </w:tc>
-      </w:tr>
-      <w:tr>
-        <w:trPr>
-          <w:cantSplit/>
-        </w:trPr>
-        <w:tc>
-          <w:tcPr>
-            <w:tcW w:w="3606" w:type="dxa"/>
-          </w:tcPr>
-          <w:p>
-            <w:pPr>
-              <w:pStyle w:val="Compact"/>
-              <w:jc w:val="left"/>
-            </w:pPr>
-            <w:r>
-              <w:rPr>
-                <w:sz w:val="18"/>
-              </w:rPr>
-              <w:t xml:space="preserve">R-10. El alcance se amplía sin control</w:t>
-            </w:r>
-          </w:p>
-        </w:tc>
-        <w:tc>
-          <w:tcPr>
-            <w:tcW w:w="4309" w:type="dxa"/>
-          </w:tcPr>
-          <w:p>
-            <w:pPr>
-              <w:pStyle w:val="Compact"/>
-              <w:jc w:val="left"/>
-            </w:pPr>
-            <w:r>
-              <w:rPr>
-                <w:sz w:val="18"/>
-              </w:rPr>
-              <w:t xml:space="preserve">Regla de que los cambios de alcance pasan por la gestión de cambios y, si tocan una exclusión, por el docente</w:t>
-            </w:r>
-          </w:p>
-        </w:tc>
-      </w:tr>
-      <w:tr>
-        <w:trPr>
-          <w:cantSplit/>
-        </w:trPr>
-        <w:tc>
-          <w:tcPr>
-            <w:tcW w:w="3606" w:type="dxa"/>
-          </w:tcPr>
-          <w:p>
-            <w:pPr>
-              <w:pStyle w:val="Compact"/>
-              <w:jc w:val="left"/>
-            </w:pPr>
-            <w:r>
-              <w:rPr>
-                <w:sz w:val="18"/>
-              </w:rPr>
-              <w:t xml:space="preserve">R-12. Resultados sin evidencia verificable</w:t>
-            </w:r>
-          </w:p>
-        </w:tc>
-        <w:tc>
-          <w:tcPr>
-            <w:tcW w:w="4309" w:type="dxa"/>
-          </w:tcPr>
-          <w:p>
-            <w:pPr>
-              <w:pStyle w:val="Compact"/>
-              <w:jc w:val="left"/>
-            </w:pPr>
-            <w:r>
-              <w:rPr>
-                <w:sz w:val="18"/>
-              </w:rPr>
-              <w:t xml:space="preserve">Registro de las decisiones con su motivo</w:t>
+              <w:t xml:space="preserve">Qué contiene</w:t>
+            </w:r>
+          </w:p>
+        </w:tc>
+      </w:tr>
+      <w:tr>
+        <w:trPr>
+          <w:cantSplit/>
+        </w:trPr>
+        <w:tc>
+          <w:tcPr>
+            <w:tcW w:w="3671" w:type="dxa"/>
+          </w:tcPr>
+          <w:p>
+            <w:pPr>
+              <w:pStyle w:val="Compact"/>
+              <w:jc w:val="left"/>
+            </w:pPr>
+            <w:r>
+              <w:rPr>
+                <w:sz w:val="18"/>
+              </w:rPr>
+              <w:t xml:space="preserve">ID</w:t>
+            </w:r>
+          </w:p>
+        </w:tc>
+        <w:tc>
+          <w:tcPr>
+            <w:tcW w:w="5167" w:type="dxa"/>
+          </w:tcPr>
+          <w:p>
+            <w:pPr>
+              <w:pStyle w:val="Compact"/>
+              <w:jc w:val="left"/>
+            </w:pPr>
+            <w:r>
+              <w:rPr>
+                <w:sz w:val="18"/>
+              </w:rPr>
+              <w:t xml:space="preserve">CF-01, CF-02, y así sucesivamente</w:t>
+            </w:r>
+          </w:p>
+        </w:tc>
+      </w:tr>
+      <w:tr>
+        <w:trPr>
+          <w:cantSplit/>
+        </w:trPr>
+        <w:tc>
+          <w:tcPr>
+            <w:tcW w:w="3671" w:type="dxa"/>
+          </w:tcPr>
+          <w:p>
+            <w:pPr>
+              <w:pStyle w:val="Compact"/>
+              <w:jc w:val="left"/>
+            </w:pPr>
+            <w:r>
+              <w:rPr>
+                <w:sz w:val="18"/>
+              </w:rPr>
+              <w:t xml:space="preserve">Fecha</w:t>
+            </w:r>
+          </w:p>
+        </w:tc>
+        <w:tc>
+          <w:tcPr>
+            <w:tcW w:w="5167" w:type="dxa"/>
+          </w:tcPr>
+          <w:p>
+            <w:pPr>
+              <w:pStyle w:val="Compact"/>
+              <w:jc w:val="left"/>
+            </w:pPr>
+            <w:r>
+              <w:rPr>
+                <w:sz w:val="18"/>
+              </w:rPr>
+              <w:t xml:space="preserve">Cuándo se planteó</w:t>
+            </w:r>
+          </w:p>
+        </w:tc>
+      </w:tr>
+      <w:tr>
+        <w:trPr>
+          <w:cantSplit/>
+        </w:trPr>
+        <w:tc>
+          <w:tcPr>
+            <w:tcW w:w="3671" w:type="dxa"/>
+          </w:tcPr>
+          <w:p>
+            <w:pPr>
+              <w:pStyle w:val="Compact"/>
+              <w:jc w:val="left"/>
+            </w:pPr>
+            <w:r>
+              <w:rPr>
+                <w:sz w:val="18"/>
+              </w:rPr>
+              <w:t xml:space="preserve">Tipo</w:t>
+            </w:r>
+          </w:p>
+        </w:tc>
+        <w:tc>
+          <w:tcPr>
+            <w:tcW w:w="5167" w:type="dxa"/>
+          </w:tcPr>
+          <w:p>
+            <w:pPr>
+              <w:pStyle w:val="Compact"/>
+              <w:jc w:val="left"/>
+            </w:pPr>
+            <w:r>
+              <w:rPr>
+                <w:sz w:val="18"/>
+              </w:rPr>
+              <w:t xml:space="preserve">Uno de los tipos de este documento</w:t>
+            </w:r>
+          </w:p>
+        </w:tc>
+      </w:tr>
+      <w:tr>
+        <w:trPr>
+          <w:cantSplit/>
+        </w:trPr>
+        <w:tc>
+          <w:tcPr>
+            <w:tcW w:w="3671" w:type="dxa"/>
+          </w:tcPr>
+          <w:p>
+            <w:pPr>
+              <w:pStyle w:val="Compact"/>
+              <w:jc w:val="left"/>
+            </w:pPr>
+            <w:r>
+              <w:rPr>
+                <w:sz w:val="18"/>
+              </w:rPr>
+              <w:t xml:space="preserve">Partes y facilitador</w:t>
+            </w:r>
+          </w:p>
+        </w:tc>
+        <w:tc>
+          <w:tcPr>
+            <w:tcW w:w="5167" w:type="dxa"/>
+          </w:tcPr>
+          <w:p>
+            <w:pPr>
+              <w:pStyle w:val="Compact"/>
+              <w:jc w:val="left"/>
+            </w:pPr>
+            <w:r>
+              <w:rPr>
+                <w:sz w:val="18"/>
+              </w:rPr>
+              <w:t xml:space="preserve">Quiénes participan</w:t>
+            </w:r>
+          </w:p>
+        </w:tc>
+      </w:tr>
+      <w:tr>
+        <w:trPr>
+          <w:cantSplit/>
+        </w:trPr>
+        <w:tc>
+          <w:tcPr>
+            <w:tcW w:w="3671" w:type="dxa"/>
+          </w:tcPr>
+          <w:p>
+            <w:pPr>
+              <w:pStyle w:val="Compact"/>
+              <w:jc w:val="left"/>
+            </w:pPr>
+            <w:r>
+              <w:rPr>
+                <w:sz w:val="18"/>
+              </w:rPr>
+              <w:t xml:space="preserve">Descripción</w:t>
+            </w:r>
+          </w:p>
+        </w:tc>
+        <w:tc>
+          <w:tcPr>
+            <w:tcW w:w="5167" w:type="dxa"/>
+          </w:tcPr>
+          <w:p>
+            <w:pPr>
+              <w:pStyle w:val="Compact"/>
+              <w:jc w:val="left"/>
+            </w:pPr>
+            <w:r>
+              <w:rPr>
+                <w:sz w:val="18"/>
+              </w:rPr>
+              <w:t xml:space="preserve">El hecho, sin juicios de valor</w:t>
+            </w:r>
+          </w:p>
+        </w:tc>
+      </w:tr>
+      <w:tr>
+        <w:trPr>
+          <w:cantSplit/>
+        </w:trPr>
+        <w:tc>
+          <w:tcPr>
+            <w:tcW w:w="3671" w:type="dxa"/>
+          </w:tcPr>
+          <w:p>
+            <w:pPr>
+              <w:pStyle w:val="Compact"/>
+              <w:jc w:val="left"/>
+            </w:pPr>
+            <w:r>
+              <w:rPr>
+                <w:sz w:val="18"/>
+              </w:rPr>
+              <w:t xml:space="preserve">Alternativas</w:t>
+            </w:r>
+          </w:p>
+        </w:tc>
+        <w:tc>
+          <w:tcPr>
+            <w:tcW w:w="5167" w:type="dxa"/>
+          </w:tcPr>
+          <w:p>
+            <w:pPr>
+              <w:pStyle w:val="Compact"/>
+              <w:jc w:val="left"/>
+            </w:pPr>
+            <w:r>
+              <w:rPr>
+                <w:sz w:val="18"/>
+              </w:rPr>
+              <w:t xml:space="preserve">Las opciones que se consideraron</w:t>
+            </w:r>
+          </w:p>
+        </w:tc>
+      </w:tr>
+      <w:tr>
+        <w:trPr>
+          <w:cantSplit/>
+        </w:trPr>
+        <w:tc>
+          <w:tcPr>
+            <w:tcW w:w="3671" w:type="dxa"/>
+          </w:tcPr>
+          <w:p>
+            <w:pPr>
+              <w:pStyle w:val="Compact"/>
+              <w:jc w:val="left"/>
+            </w:pPr>
+            <w:r>
+              <w:rPr>
+                <w:sz w:val="18"/>
+              </w:rPr>
+              <w:t xml:space="preserve">Decisión y criterio</w:t>
+            </w:r>
+          </w:p>
+        </w:tc>
+        <w:tc>
+          <w:tcPr>
+            <w:tcW w:w="5167" w:type="dxa"/>
+          </w:tcPr>
+          <w:p>
+            <w:pPr>
+              <w:pStyle w:val="Compact"/>
+              <w:jc w:val="left"/>
+            </w:pPr>
+            <w:r>
+              <w:rPr>
+                <w:sz w:val="18"/>
+              </w:rPr>
+              <w:t xml:space="preserve">Qué se decidió y con qué criterio</w:t>
+            </w:r>
+          </w:p>
+        </w:tc>
+      </w:tr>
+      <w:tr>
+        <w:trPr>
+          <w:cantSplit/>
+        </w:trPr>
+        <w:tc>
+          <w:tcPr>
+            <w:tcW w:w="3671" w:type="dxa"/>
+          </w:tcPr>
+          <w:p>
+            <w:pPr>
+              <w:pStyle w:val="Compact"/>
+              <w:jc w:val="left"/>
+            </w:pPr>
+            <w:r>
+              <w:rPr>
+                <w:sz w:val="18"/>
+              </w:rPr>
+              <w:t xml:space="preserve">Responsable y fecha de cierre</w:t>
+            </w:r>
+          </w:p>
+        </w:tc>
+        <w:tc>
+          <w:tcPr>
+            <w:tcW w:w="5167" w:type="dxa"/>
+          </w:tcPr>
+          <w:p>
+            <w:pPr>
+              <w:pStyle w:val="Compact"/>
+              <w:jc w:val="left"/>
+            </w:pPr>
+            <w:r>
+              <w:rPr>
+                <w:sz w:val="18"/>
+              </w:rPr>
+              <w:t xml:space="preserve">Quién ejecuta y para cuándo</w:t>
+            </w:r>
+          </w:p>
+        </w:tc>
+      </w:tr>
+      <w:tr>
+        <w:trPr>
+          <w:cantSplit/>
+        </w:trPr>
+        <w:tc>
+          <w:tcPr>
+            <w:tcW w:w="3671" w:type="dxa"/>
+          </w:tcPr>
+          <w:p>
+            <w:pPr>
+              <w:pStyle w:val="Compact"/>
+              <w:jc w:val="left"/>
+            </w:pPr>
+            <w:r>
+              <w:rPr>
+                <w:sz w:val="18"/>
+              </w:rPr>
+              <w:t xml:space="preserve">Estado</w:t>
+            </w:r>
+          </w:p>
+        </w:tc>
+        <w:tc>
+          <w:tcPr>
+            <w:tcW w:w="5167" w:type="dxa"/>
+          </w:tcPr>
+          <w:p>
+            <w:pPr>
+              <w:pStyle w:val="Compact"/>
+              <w:jc w:val="left"/>
+            </w:pPr>
+            <w:r>
+              <w:rPr>
+                <w:sz w:val="18"/>
+              </w:rPr>
+              <w:t xml:space="preserve">Abierto, Decidido o Cerrado</w:t>
             </w:r>
           </w:p>
         </w:tc>
       </w:tr>
     </w:tbl>
-    <w:bookmarkEnd w:id="32"/>
-    <w:bookmarkStart w:id="33" w:name="trazabilidad"/>
     <w:p>
       <w:pPr>
+        <w:pStyle w:val="BodyText"/>
+        <w:spacing w:line="360" w:lineRule="auto" w:before="160" w:after="0"/>
+        <w:ind w:firstLine="709"/>
+        <w:jc w:val="both"/>
+      </w:pPr>
+      <w:r>
+        <w:rPr>
+          <w:sz w:val="22"/>
+        </w:rPr>
+        <w:t xml:space="preserve">El registro parte vacío en esta versión. Cada estado de avance informa cuántos conflictos se abrieron, cuántos se cerraron y en qué nivel se resolvieron. Si un mismo tema vuelve a aparecer más de una vez, se revisa la causa (un requerimiento ambiguo, un contrato sin definir, una carga mal repartida) y se corrige en el documento que corresponda.</w:t>
+      </w:r>
+    </w:p>
+    <w:bookmarkEnd w:id="31"/>
+    <w:bookmarkStart w:id="32" w:name="relación-con-los-riesgos-del-proyecto"/>
+    <w:p>
+      <w:pPr>
         <w:pStyle w:val="Heading2"/>
       </w:pPr>
       <w:r>
-        <w:t xml:space="preserve">Trazabilidad</w:t>
-      </w:r>
-    </w:p>
-    <w:tbl>
-      <w:tblPr>
-        <w:tblStyle w:val="Table"/>
-        <w:tblW w:type="auto" w:w="0"/>
-        <w:tblLook w:firstRow="1" w:lastRow="0" w:firstColumn="0" w:lastColumn="0" w:noHBand="0" w:noVBand="0" w:val="0020"/>
-        <w:jc w:val="start"/>
-        <w:tblBorders>
-          <w:top w:val="single" w:sz="4" w:color="808080"/>
-          <w:left w:val="single" w:sz="4" w:color="808080"/>
-          <w:bottom w:val="single" w:sz="4" w:color="808080"/>
-          <w:right w:val="single" w:sz="4" w:color="808080"/>
-          <w:insideH w:val="single" w:sz="4" w:color="808080"/>
-          <w:insideV w:val="single" w:sz="4" w:color="808080"/>
-        </w:tblBorders>
-      </w:tblPr>
-      <w:tblGrid>
-        <w:gridCol w:w="3044"/>
-        <w:gridCol w:w="4871"/>
-      </w:tblGrid>
-      <w:tr>
-        <w:trPr>
-          <w:tblHeader w:val="true"/>
-          <w:cantSplit/>
-        </w:trPr>
-        <w:tc>
-          <w:tcPr>
-            <w:tcW w:w="3044" w:type="dxa"/>
-            <w:shd w:val="clear" w:color="auto" w:fill="D9E2F3"/>
-          </w:tcPr>
-          <w:p>
-            <w:pPr>
-              <w:pStyle w:val="Compact"/>
-              <w:jc w:val="left"/>
-            </w:pPr>
-            <w:r>
-              <w:rPr>
-                <w:b/>
-                <w:sz w:val="18"/>
-              </w:rPr>
-              <w:t xml:space="preserve">Origen</w:t>
-            </w:r>
-          </w:p>
-        </w:tc>
-        <w:tc>
-          <w:tcPr>
-            <w:tcW w:w="4871" w:type="dxa"/>
-            <w:shd w:val="clear" w:color="auto" w:fill="D9E2F3"/>
-          </w:tcPr>
-          <w:p>
-            <w:pPr>
-              <w:pStyle w:val="Compact"/>
-              <w:jc w:val="left"/>
-            </w:pPr>
-            <w:r>
-              <w:rPr>
-                <w:b/>
-                <w:sz w:val="18"/>
-              </w:rPr>
-              <w:t xml:space="preserve">Se usa en este documento</w:t>
-            </w:r>
-          </w:p>
-        </w:tc>
-      </w:tr>
-      <w:tr>
-        <w:trPr>
-          <w:cantSplit/>
-        </w:trPr>
-        <w:tc>
-          <w:tcPr>
-            <w:tcW w:w="3044" w:type="dxa"/>
-          </w:tcPr>
-          <w:p>
-            <w:pPr>
-              <w:pStyle w:val="Compact"/>
-              <w:jc w:val="left"/>
-            </w:pPr>
-            <w:r>
-              <w:rPr>
-                <w:sz w:val="18"/>
-              </w:rPr>
-              <w:t>SICMA-PRY v1.2</w:t>
-            </w:r>
-          </w:p>
-        </w:tc>
-        <w:tc>
-          <w:tcPr>
-            <w:tcW w:w="4871" w:type="dxa"/>
-          </w:tcPr>
-          <w:p>
-            <w:pPr>
-              <w:pStyle w:val="Compact"/>
-              <w:jc w:val="left"/>
-            </w:pPr>
-            <w:r>
-              <w:rPr>
-                <w:sz w:val="18"/>
-              </w:rPr>
-              <w:t xml:space="preserve">Roles, comunicación, gestión de cambios y riesgos</w:t>
-            </w:r>
-          </w:p>
-        </w:tc>
-      </w:tr>
-      <w:tr>
-        <w:trPr>
-          <w:cantSplit/>
-        </w:trPr>
-        <w:tc>
-          <w:tcPr>
-            <w:tcW w:w="3044" w:type="dxa"/>
-          </w:tcPr>
-          <w:p>
-            <w:pPr>
-              <w:pStyle w:val="Compact"/>
-              <w:jc w:val="left"/>
-            </w:pPr>
-            <w:r>
-              <w:rPr>
-                <w:sz w:val="18"/>
-              </w:rPr>
-              <w:t>SICMA-REQ v1.1</w:t>
-            </w:r>
-          </w:p>
-        </w:tc>
-        <w:tc>
-          <w:tcPr>
-            <w:tcW w:w="4871" w:type="dxa"/>
-          </w:tcPr>
-          <w:p>
-            <w:pPr>
-              <w:pStyle w:val="Compact"/>
-              <w:jc w:val="left"/>
-            </w:pPr>
-            <w:r>
-              <w:rPr>
-                <w:sz w:val="18"/>
-              </w:rPr>
-              <w:t xml:space="preserve">Primer criterio de decisión y reglas de alcance</w:t>
-            </w:r>
-          </w:p>
-        </w:tc>
-      </w:tr>
-      <w:tr>
-        <w:trPr>
-          <w:cantSplit/>
-        </w:trPr>
-        <w:tc>
-          <w:tcPr>
-            <w:tcW w:w="3044" w:type="dxa"/>
-          </w:tcPr>
-          <w:p>
-            <w:pPr>
-              <w:pStyle w:val="Compact"/>
-              <w:jc w:val="left"/>
-            </w:pPr>
-            <w:r>
-              <w:rPr>
-                <w:sz w:val="18"/>
-              </w:rPr>
-              <w:t>SICMA-PLP v1.1</w:t>
-            </w:r>
-          </w:p>
-        </w:tc>
-        <w:tc>
-          <w:tcPr>
-            <w:tcW w:w="4871" w:type="dxa"/>
-          </w:tcPr>
-          <w:p>
-            <w:pPr>
-              <w:pStyle w:val="Compact"/>
-              <w:jc w:val="left"/>
-            </w:pPr>
-            <w:r>
-              <w:rPr>
-                <w:sz w:val="18"/>
-              </w:rPr>
-              <w:t xml:space="preserve">Severidad de defectos</w:t>
-            </w:r>
-          </w:p>
-        </w:tc>
-      </w:tr>
-      <w:tr>
-        <w:trPr>
-          <w:cantSplit/>
-        </w:trPr>
-        <w:tc>
-          <w:tcPr>
-            <w:tcW w:w="3044" w:type="dxa"/>
-          </w:tcPr>
-          <w:p>
-            <w:pPr>
-              <w:pStyle w:val="Compact"/>
-              <w:jc w:val="left"/>
-            </w:pPr>
-            <w:r>
-              <w:rPr>
-                <w:sz w:val="18"/>
-              </w:rPr>
-              <w:t xml:space="preserve">SICMA-EAV v1.0</w:t>
-            </w:r>
-          </w:p>
-        </w:tc>
-        <w:tc>
-          <w:tcPr>
-            <w:tcW w:w="4871" w:type="dxa"/>
-          </w:tcPr>
-          <w:p>
-            <w:pPr>
-              <w:pStyle w:val="Compact"/>
-              <w:jc w:val="left"/>
-            </w:pPr>
-            <w:r>
-              <w:rPr>
-                <w:sz w:val="18"/>
-              </w:rPr>
-              <w:t xml:space="preserve">Ejemplo de contradicción entre documento y código</w:t>
-            </w:r>
-          </w:p>
-        </w:tc>
-      </w:tr>
-    </w:tbl>
-    <w:bookmarkEnd w:id="33"/>
-    <w:bookmarkStart w:id="34" w:name="supuestos-y-pendientes"/>
-    <w:p>
-      <w:pPr>
-        <w:pStyle w:val="Heading2"/>
-      </w:pPr>
-      <w:r>
-        <w:t xml:space="preserve">Supuestos y pendientes</w:t>
+        <w:t xml:space="preserve">Relación con los riesgos del proyecto</w:t>
       </w:r>
     </w:p>
     <w:tbl>
@@ -5883,10 +5423,8 @@
         </w:tblBorders>
       </w:tblPr>
       <w:tblGrid>
-        <w:gridCol w:w="1177"/>
-        <w:gridCol w:w="1856"/>
-        <w:gridCol w:w="3482"/>
-        <w:gridCol w:w="1395"/>
+        <w:gridCol w:w="4027"/>
+        <w:gridCol w:w="4811"/>
       </w:tblGrid>
       <w:tr>
         <w:trPr>
@@ -5895,7 +5433,7 @@
         </w:trPr>
         <w:tc>
           <w:tcPr>
-            <w:tcW w:w="1177" w:type="dxa"/>
+            <w:tcW w:w="4027" w:type="dxa"/>
             <w:shd w:val="clear" w:color="auto" w:fill="D9E2F3"/>
           </w:tcPr>
           <w:p>
@@ -5908,13 +5446,13 @@
                 <w:b/>
                 <w:sz w:val="18"/>
               </w:rPr>
-              <w:t xml:space="preserve">ID</w:t>
-            </w:r>
-          </w:p>
-        </w:tc>
-        <w:tc>
-          <w:tcPr>
-            <w:tcW w:w="1856" w:type="dxa"/>
+              <w:t xml:space="preserve">Riesgo de SICMA-PRY</w:t>
+            </w:r>
+          </w:p>
+        </w:tc>
+        <w:tc>
+          <w:tcPr>
+            <w:tcW w:w="4811" w:type="dxa"/>
             <w:shd w:val="clear" w:color="auto" w:fill="D9E2F3"/>
           </w:tcPr>
           <w:p>
@@ -5927,569 +5465,176 @@
                 <w:b/>
                 <w:sz w:val="18"/>
               </w:rPr>
-              <w:t xml:space="preserve">Tema</w:t>
-            </w:r>
-          </w:p>
-        </w:tc>
-        <w:tc>
-          <w:tcPr>
-            <w:tcW w:w="3482" w:type="dxa"/>
-            <w:shd w:val="clear" w:color="auto" w:fill="D9E2F3"/>
-          </w:tcPr>
-          <w:p>
-            <w:pPr>
-              <w:pStyle w:val="Compact"/>
-              <w:jc w:val="left"/>
-            </w:pPr>
-            <w:r>
-              <w:rPr>
-                <w:b/>
-                <w:sz w:val="18"/>
-              </w:rPr>
-              <w:t xml:space="preserve">Supuesto o pendiente</w:t>
-            </w:r>
-          </w:p>
-        </w:tc>
-        <w:tc>
-          <w:tcPr>
-            <w:tcW w:w="1395" w:type="dxa"/>
-            <w:shd w:val="clear" w:color="auto" w:fill="D9E2F3"/>
-          </w:tcPr>
-          <w:p>
-            <w:pPr>
-              <w:pStyle w:val="Compact"/>
-              <w:jc w:val="left"/>
-            </w:pPr>
-            <w:r>
-              <w:rPr>
-                <w:b/>
-                <w:sz w:val="18"/>
-              </w:rPr>
-              <w:t xml:space="preserve">Estado</w:t>
-            </w:r>
-          </w:p>
-        </w:tc>
-      </w:tr>
-      <w:tr>
-        <w:trPr>
-          <w:cantSplit/>
-        </w:trPr>
-        <w:tc>
-          <w:tcPr>
-            <w:tcW w:w="1177" w:type="dxa"/>
-          </w:tcPr>
-          <w:p>
-            <w:pPr>
-              <w:pStyle w:val="Compact"/>
-              <w:jc w:val="left"/>
-            </w:pPr>
-            <w:r>
-              <w:rPr>
-                <w:sz w:val="18"/>
-              </w:rPr>
-              <w:t xml:space="preserve">D-01</w:t>
-            </w:r>
-          </w:p>
-        </w:tc>
-        <w:tc>
-          <w:tcPr>
-            <w:tcW w:w="1856" w:type="dxa"/>
-          </w:tcPr>
-          <w:p>
-            <w:pPr>
-              <w:pStyle w:val="Compact"/>
-              <w:jc w:val="left"/>
-            </w:pPr>
-            <w:r>
-              <w:rPr>
-                <w:sz w:val="18"/>
-              </w:rPr>
-              <w:t xml:space="preserve">Plazos y acuerdos</w:t>
-            </w:r>
-          </w:p>
-        </w:tc>
-        <w:tc>
-          <w:tcPr>
-            <w:tcW w:w="3482" w:type="dxa"/>
-          </w:tcPr>
-          <w:p>
-            <w:pPr>
-              <w:pStyle w:val="Compact"/>
-              <w:jc w:val="left"/>
-            </w:pPr>
-            <w:r>
-              <w:rPr>
-                <w:sz w:val="18"/>
-              </w:rPr>
-              <w:t xml:space="preserve">Los plazos de los niveles y los acuerdos de trabajo son propuestas. Se confirman en la primera revisión del equipo</w:t>
-            </w:r>
-          </w:p>
-        </w:tc>
-        <w:tc>
-          <w:tcPr>
-            <w:tcW w:w="1395" w:type="dxa"/>
-          </w:tcPr>
-          <w:p>
-            <w:pPr>
-              <w:pStyle w:val="Compact"/>
-              <w:jc w:val="left"/>
-            </w:pPr>
-            <w:r>
-              <w:rPr>
-                <w:sz w:val="18"/>
-              </w:rPr>
-              <w:t xml:space="preserve">Abierto</w:t>
-            </w:r>
-          </w:p>
-        </w:tc>
-      </w:tr>
-      <w:tr>
-        <w:trPr>
-          <w:cantSplit/>
-        </w:trPr>
-        <w:tc>
-          <w:tcPr>
-            <w:tcW w:w="1177" w:type="dxa"/>
-          </w:tcPr>
-          <w:p>
-            <w:pPr>
-              <w:pStyle w:val="Compact"/>
-              <w:jc w:val="left"/>
-            </w:pPr>
-            <w:r>
-              <w:rPr>
-                <w:sz w:val="18"/>
-              </w:rPr>
-              <w:t xml:space="preserve">D-02</w:t>
-            </w:r>
-          </w:p>
-        </w:tc>
-        <w:tc>
-          <w:tcPr>
-            <w:tcW w:w="1856" w:type="dxa"/>
-          </w:tcPr>
-          <w:p>
-            <w:pPr>
-              <w:pStyle w:val="Compact"/>
-              <w:jc w:val="left"/>
-            </w:pPr>
-            <w:r>
-              <w:rPr>
-                <w:sz w:val="18"/>
-              </w:rPr>
-              <w:t xml:space="preserve">Registro de horas</w:t>
-            </w:r>
-          </w:p>
-        </w:tc>
-        <w:tc>
-          <w:tcPr>
-            <w:tcW w:w="3482" w:type="dxa"/>
-          </w:tcPr>
-          <w:p>
-            <w:pPr>
-              <w:pStyle w:val="Compact"/>
-              <w:jc w:val="left"/>
-            </w:pPr>
-            <w:r>
-              <w:rPr>
-                <w:sz w:val="18"/>
-              </w:rPr>
-              <w:t xml:space="preserve">No hay registro de horas por integrante, así que la carga se mide por las tareas del tablero</w:t>
-            </w:r>
-          </w:p>
-        </w:tc>
-        <w:tc>
-          <w:tcPr>
-            <w:tcW w:w="1395" w:type="dxa"/>
-          </w:tcPr>
-          <w:p>
-            <w:pPr>
-              <w:pStyle w:val="Compact"/>
-              <w:jc w:val="left"/>
-            </w:pPr>
-            <w:r>
-              <w:rPr>
-                <w:sz w:val="18"/>
-              </w:rPr>
-              <w:t xml:space="preserve">Abierto</w:t>
-            </w:r>
-          </w:p>
-        </w:tc>
-      </w:tr>
-      <w:tr>
-        <w:trPr>
-          <w:cantSplit/>
-        </w:trPr>
-        <w:tc>
-          <w:tcPr>
-            <w:tcW w:w="1177" w:type="dxa"/>
-          </w:tcPr>
-          <w:p>
-            <w:pPr>
-              <w:pStyle w:val="Compact"/>
-              <w:jc w:val="left"/>
-            </w:pPr>
-            <w:r>
-              <w:rPr>
-                <w:sz w:val="18"/>
-              </w:rPr>
-              <w:t xml:space="preserve">D-03</w:t>
-            </w:r>
-          </w:p>
-        </w:tc>
-        <w:tc>
-          <w:tcPr>
-            <w:tcW w:w="1856" w:type="dxa"/>
-          </w:tcPr>
-          <w:p>
-            <w:pPr>
-              <w:pStyle w:val="Compact"/>
-              <w:jc w:val="left"/>
-            </w:pPr>
-            <w:r>
-              <w:rPr>
-                <w:sz w:val="18"/>
-              </w:rPr>
-              <w:t xml:space="preserve">Contacto con el cliente</w:t>
-            </w:r>
-          </w:p>
-        </w:tc>
-        <w:tc>
-          <w:tcPr>
-            <w:tcW w:w="3482" w:type="dxa"/>
-          </w:tcPr>
-          <w:p>
-            <w:pPr>
-              <w:pStyle w:val="Compact"/>
-              <w:jc w:val="left"/>
-            </w:pPr>
-            <w:r>
-              <w:rPr>
-                <w:sz w:val="18"/>
-              </w:rPr>
-              <w:t xml:space="preserve">Falta definir quién habla con el cliente en cada tema, para dar una sola respuesta</w:t>
-            </w:r>
-          </w:p>
-        </w:tc>
-        <w:tc>
-          <w:tcPr>
-            <w:tcW w:w="1395" w:type="dxa"/>
-          </w:tcPr>
-          <w:p>
-            <w:pPr>
-              <w:pStyle w:val="Compact"/>
-              <w:jc w:val="left"/>
-            </w:pPr>
-            <w:r>
-              <w:rPr>
-                <w:sz w:val="18"/>
-              </w:rPr>
-              <w:t xml:space="preserve">Abierto</w:t>
-            </w:r>
-          </w:p>
-        </w:tc>
-      </w:tr>
-      <w:tr>
-        <w:trPr>
-          <w:cantSplit/>
-        </w:trPr>
-        <w:tc>
-          <w:tcPr>
-            <w:tcW w:w="1177" w:type="dxa"/>
-          </w:tcPr>
-          <w:p>
-            <w:pPr>
-              <w:pStyle w:val="Compact"/>
-              <w:jc w:val="left"/>
-            </w:pPr>
-            <w:r>
-              <w:rPr>
-                <w:sz w:val="18"/>
-              </w:rPr>
-              <w:t xml:space="preserve">D-04</w:t>
-            </w:r>
-          </w:p>
-        </w:tc>
-        <w:tc>
-          <w:tcPr>
-            <w:tcW w:w="1856" w:type="dxa"/>
-          </w:tcPr>
-          <w:p>
-            <w:pPr>
-              <w:pStyle w:val="Compact"/>
-              <w:jc w:val="left"/>
-            </w:pPr>
-            <w:r>
-              <w:rPr>
-                <w:sz w:val="18"/>
-              </w:rPr>
-              <w:t xml:space="preserve">Canal con el docente</w:t>
-            </w:r>
-          </w:p>
-        </w:tc>
-        <w:tc>
-          <w:tcPr>
-            <w:tcW w:w="3482" w:type="dxa"/>
-          </w:tcPr>
-          <w:p>
-            <w:pPr>
-              <w:pStyle w:val="Compact"/>
-              <w:jc w:val="left"/>
-            </w:pPr>
-            <w:r>
-              <w:rPr>
-                <w:sz w:val="18"/>
-              </w:rPr>
-              <w:t xml:space="preserve">Falta confirmar cómo se informa un caso al docente (correo, Teams o reunión)</w:t>
-            </w:r>
-          </w:p>
-        </w:tc>
-        <w:tc>
-          <w:tcPr>
-            <w:tcW w:w="1395" w:type="dxa"/>
-          </w:tcPr>
-          <w:p>
-            <w:pPr>
-              <w:pStyle w:val="Compact"/>
-              <w:jc w:val="left"/>
-            </w:pPr>
-            <w:r>
-              <w:rPr>
-                <w:sz w:val="18"/>
-              </w:rPr>
-              <w:t xml:space="preserve">Abierto</w:t>
-            </w:r>
-          </w:p>
-        </w:tc>
-      </w:tr>
-      <w:tr>
-        <w:trPr>
-          <w:cantSplit/>
-        </w:trPr>
-        <w:tc>
-          <w:tcPr>
-            <w:tcW w:w="1177" w:type="dxa"/>
-          </w:tcPr>
-          <w:p>
-            <w:pPr>
-              <w:pStyle w:val="Compact"/>
-              <w:jc w:val="left"/>
-            </w:pPr>
-            <w:r>
-              <w:rPr>
-                <w:sz w:val="18"/>
-              </w:rPr>
-              <w:t xml:space="preserve">D-05</w:t>
-            </w:r>
-          </w:p>
-        </w:tc>
-        <w:tc>
-          <w:tcPr>
-            <w:tcW w:w="1856" w:type="dxa"/>
-          </w:tcPr>
-          <w:p>
-            <w:pPr>
-              <w:pStyle w:val="Compact"/>
-              <w:jc w:val="left"/>
-            </w:pPr>
-            <w:r>
-              <w:rPr>
-                <w:sz w:val="18"/>
-              </w:rPr>
-              <w:t xml:space="preserve">Stakeholders</w:t>
-            </w:r>
-          </w:p>
-        </w:tc>
-        <w:tc>
-          <w:tcPr>
-            <w:tcW w:w="3482" w:type="dxa"/>
-          </w:tcPr>
-          <w:p>
-            <w:pPr>
-              <w:pStyle w:val="Compact"/>
-              <w:jc w:val="left"/>
-            </w:pPr>
-            <w:r>
-              <w:rPr>
-                <w:sz w:val="18"/>
-              </w:rPr>
-              <w:t xml:space="preserve">El documento de stakeholders aún no existe. Cuando exista, se agrega el detalle de quién interviene por interesado</w:t>
-            </w:r>
-          </w:p>
-        </w:tc>
-        <w:tc>
-          <w:tcPr>
-            <w:tcW w:w="1395" w:type="dxa"/>
-          </w:tcPr>
-          <w:p>
-            <w:pPr>
-              <w:pStyle w:val="Compact"/>
-              <w:jc w:val="left"/>
-            </w:pPr>
-            <w:r>
-              <w:rPr>
-                <w:sz w:val="18"/>
-              </w:rPr>
-              <w:t xml:space="preserve">Abierto</w:t>
-            </w:r>
-          </w:p>
-        </w:tc>
-      </w:tr>
-      <w:tr>
-        <w:trPr>
-          <w:cantSplit/>
-        </w:trPr>
-        <w:tc>
-          <w:tcPr>
-            <w:tcW w:w="1177" w:type="dxa"/>
-          </w:tcPr>
-          <w:p>
-            <w:pPr>
-              <w:pStyle w:val="Compact"/>
-              <w:jc w:val="left"/>
-            </w:pPr>
-            <w:r>
-              <w:rPr>
-                <w:sz w:val="18"/>
-              </w:rPr>
-              <w:t xml:space="preserve">D-06</w:t>
-            </w:r>
-          </w:p>
-        </w:tc>
-        <w:tc>
-          <w:tcPr>
-            <w:tcW w:w="1856" w:type="dxa"/>
-          </w:tcPr>
-          <w:p>
-            <w:pPr>
-              <w:pStyle w:val="Compact"/>
-              <w:jc w:val="left"/>
-            </w:pPr>
-            <w:r>
-              <w:rPr>
-                <w:sz w:val="18"/>
-              </w:rPr>
-              <w:t xml:space="preserve">Actas</w:t>
-            </w:r>
-          </w:p>
-        </w:tc>
-        <w:tc>
-          <w:tcPr>
-            <w:tcW w:w="3482" w:type="dxa"/>
-          </w:tcPr>
-          <w:p>
-            <w:pPr>
-              <w:pStyle w:val="Compact"/>
-              <w:jc w:val="left"/>
-            </w:pPr>
-            <w:r>
-              <w:rPr>
-                <w:sz w:val="18"/>
-              </w:rPr>
-              <w:t xml:space="preserve">Los acuerdos se registran en el tablero. Cuando haya actas reales, se enlazan desde el registro</w:t>
-            </w:r>
-          </w:p>
-        </w:tc>
-        <w:tc>
-          <w:tcPr>
-            <w:tcW w:w="1395" w:type="dxa"/>
-          </w:tcPr>
-          <w:p>
-            <w:pPr>
-              <w:pStyle w:val="Compact"/>
-              <w:jc w:val="left"/>
-            </w:pPr>
-            <w:r>
-              <w:rPr>
-                <w:sz w:val="18"/>
-              </w:rPr>
-              <w:t xml:space="preserve">Abierto</w:t>
-            </w:r>
-          </w:p>
-        </w:tc>
-      </w:tr>
-      <w:tr>
-        <w:trPr>
-          <w:cantSplit/>
-        </w:trPr>
-        <w:tc>
-          <w:tcPr>
-            <w:tcW w:w="1177" w:type="dxa"/>
-          </w:tcPr>
-          <w:p>
-            <w:pPr>
-              <w:pStyle w:val="Compact"/>
-              <w:jc w:val="left"/>
-            </w:pPr>
-            <w:r>
-              <w:rPr>
-                <w:sz w:val="18"/>
-              </w:rPr>
-              <w:t xml:space="preserve">D-07</w:t>
-            </w:r>
-          </w:p>
-        </w:tc>
-        <w:tc>
-          <w:tcPr>
-            <w:tcW w:w="1856" w:type="dxa"/>
-          </w:tcPr>
-          <w:p>
-            <w:pPr>
-              <w:pStyle w:val="Compact"/>
-              <w:jc w:val="left"/>
-            </w:pPr>
-            <w:r>
-              <w:rPr>
-                <w:sz w:val="18"/>
-              </w:rPr>
-              <w:t xml:space="preserve">Frecuencia de revisiones</w:t>
-            </w:r>
-          </w:p>
-        </w:tc>
-        <w:tc>
-          <w:tcPr>
-            <w:tcW w:w="3482" w:type="dxa"/>
-          </w:tcPr>
-          <w:p>
-            <w:pPr>
-              <w:pStyle w:val="Compact"/>
-              <w:jc w:val="left"/>
-            </w:pPr>
-            <w:r>
-              <w:rPr>
-                <w:sz w:val="18"/>
-              </w:rPr>
-              <w:t xml:space="preserve">SICMA-PRY deja abierta la frecuencia de las revisiones del equipo (D-06 de ese documento). Este procedimiento la necesita definida</w:t>
-            </w:r>
-          </w:p>
-        </w:tc>
-        <w:tc>
-          <w:tcPr>
-            <w:tcW w:w="1395" w:type="dxa"/>
-          </w:tcPr>
-          <w:p>
-            <w:pPr>
-              <w:pStyle w:val="Compact"/>
-              <w:jc w:val="left"/>
-            </w:pPr>
-            <w:r>
-              <w:rPr>
-                <w:sz w:val="18"/>
-              </w:rPr>
-              <w:t xml:space="preserve">Abierto</w:t>
+              <w:t xml:space="preserve">Cómo ayuda este documento</w:t>
+            </w:r>
+          </w:p>
+        </w:tc>
+      </w:tr>
+      <w:tr>
+        <w:trPr>
+          <w:cantSplit/>
+        </w:trPr>
+        <w:tc>
+          <w:tcPr>
+            <w:tcW w:w="4027" w:type="dxa"/>
+          </w:tcPr>
+          <w:p>
+            <w:pPr>
+              <w:pStyle w:val="Compact"/>
+              <w:jc w:val="left"/>
+            </w:pPr>
+            <w:r>
+              <w:rPr>
+                <w:sz w:val="18"/>
+              </w:rPr>
+              <w:t xml:space="preserve">R-03. Falta de coordinación de horarios</w:t>
+            </w:r>
+          </w:p>
+        </w:tc>
+        <w:tc>
+          <w:tcPr>
+            <w:tcW w:w="4811" w:type="dxa"/>
+          </w:tcPr>
+          <w:p>
+            <w:pPr>
+              <w:pStyle w:val="Compact"/>
+              <w:jc w:val="left"/>
+            </w:pPr>
+            <w:r>
+              <w:rPr>
+                <w:sz w:val="18"/>
+              </w:rPr>
+              <w:t xml:space="preserve">Acuerdos de trabajo y tratamiento de los conflictos de coordinación</w:t>
+            </w:r>
+          </w:p>
+        </w:tc>
+      </w:tr>
+      <w:tr>
+        <w:trPr>
+          <w:cantSplit/>
+        </w:trPr>
+        <w:tc>
+          <w:tcPr>
+            <w:tcW w:w="4027" w:type="dxa"/>
+          </w:tcPr>
+          <w:p>
+            <w:pPr>
+              <w:pStyle w:val="Compact"/>
+              <w:jc w:val="left"/>
+            </w:pPr>
+            <w:r>
+              <w:rPr>
+                <w:sz w:val="18"/>
+              </w:rPr>
+              <w:t xml:space="preserve">R-08. La documentación contradice al código</w:t>
+            </w:r>
+          </w:p>
+        </w:tc>
+        <w:tc>
+          <w:tcPr>
+            <w:tcW w:w="4811" w:type="dxa"/>
+          </w:tcPr>
+          <w:p>
+            <w:pPr>
+              <w:pStyle w:val="Compact"/>
+              <w:jc w:val="left"/>
+            </w:pPr>
+            <w:r>
+              <w:rPr>
+                <w:sz w:val="18"/>
+              </w:rPr>
+              <w:t xml:space="preserve">Procedimiento para decidir si se corrige el código o el documento</w:t>
+            </w:r>
+          </w:p>
+        </w:tc>
+      </w:tr>
+      <w:tr>
+        <w:trPr>
+          <w:cantSplit/>
+        </w:trPr>
+        <w:tc>
+          <w:tcPr>
+            <w:tcW w:w="4027" w:type="dxa"/>
+          </w:tcPr>
+          <w:p>
+            <w:pPr>
+              <w:pStyle w:val="Compact"/>
+              <w:jc w:val="left"/>
+            </w:pPr>
+            <w:r>
+              <w:rPr>
+                <w:sz w:val="18"/>
+              </w:rPr>
+              <w:t xml:space="preserve">R-10. El alcance se amplía sin control</w:t>
+            </w:r>
+          </w:p>
+        </w:tc>
+        <w:tc>
+          <w:tcPr>
+            <w:tcW w:w="4811" w:type="dxa"/>
+          </w:tcPr>
+          <w:p>
+            <w:pPr>
+              <w:pStyle w:val="Compact"/>
+              <w:jc w:val="left"/>
+            </w:pPr>
+            <w:r>
+              <w:rPr>
+                <w:sz w:val="18"/>
+              </w:rPr>
+              <w:t xml:space="preserve">Regla de que los cambios de alcance pasan por la gestión de cambios y, si tocan una exclusión, por el docente</w:t>
+            </w:r>
+          </w:p>
+        </w:tc>
+      </w:tr>
+      <w:tr>
+        <w:trPr>
+          <w:cantSplit/>
+        </w:trPr>
+        <w:tc>
+          <w:tcPr>
+            <w:tcW w:w="4027" w:type="dxa"/>
+          </w:tcPr>
+          <w:p>
+            <w:pPr>
+              <w:pStyle w:val="Compact"/>
+              <w:jc w:val="left"/>
+            </w:pPr>
+            <w:r>
+              <w:rPr>
+                <w:sz w:val="18"/>
+              </w:rPr>
+              <w:t xml:space="preserve">R-12. Resultados sin evidencia verificable</w:t>
+            </w:r>
+          </w:p>
+        </w:tc>
+        <w:tc>
+          <w:tcPr>
+            <w:tcW w:w="4811" w:type="dxa"/>
+          </w:tcPr>
+          <w:p>
+            <w:pPr>
+              <w:pStyle w:val="Compact"/>
+              <w:jc w:val="left"/>
+            </w:pPr>
+            <w:r>
+              <w:rPr>
+                <w:sz w:val="18"/>
+              </w:rPr>
+              <w:t xml:space="preserve">Registro de las decisiones con su motivo</w:t>
             </w:r>
           </w:p>
         </w:tc>
       </w:tr>
     </w:tbl>
-    <w:bookmarkEnd w:id="34"/>
-    <w:bookmarkStart w:id="35" w:name="glosario-y-referencias"/>
+    <w:bookmarkEnd w:id="32"/>
+    <w:bookmarkStart w:id="33" w:name="trazabilidad"/>
     <w:p>
       <w:pPr>
         <w:pStyle w:val="Heading2"/>
       </w:pPr>
       <w:r>
-        <w:t>Glosario</w:t>
+        <w:t xml:space="preserve">Trazabilidad</w:t>
       </w:r>
     </w:p>
     <w:tbl>
@@ -6508,8 +5653,8 @@
         </w:tblBorders>
       </w:tblPr>
       <w:tblGrid>
-        <w:gridCol w:w="2640"/>
-        <w:gridCol w:w="5275"/>
+        <w:gridCol w:w="3399"/>
+        <w:gridCol w:w="5439"/>
       </w:tblGrid>
       <w:tr>
         <w:trPr>
@@ -6518,7 +5663,7 @@
         </w:trPr>
         <w:tc>
           <w:tcPr>
-            <w:tcW w:w="2640" w:type="dxa"/>
+            <w:tcW w:w="3399" w:type="dxa"/>
             <w:shd w:val="clear" w:color="auto" w:fill="D9E2F3"/>
           </w:tcPr>
           <w:p>
@@ -6531,13 +5676,13 @@
                 <w:b/>
                 <w:sz w:val="18"/>
               </w:rPr>
-              <w:t xml:space="preserve">Término</w:t>
-            </w:r>
-          </w:p>
-        </w:tc>
-        <w:tc>
-          <w:tcPr>
-            <w:tcW w:w="5275" w:type="dxa"/>
+              <w:t xml:space="preserve">Origen</w:t>
+            </w:r>
+          </w:p>
+        </w:tc>
+        <w:tc>
+          <w:tcPr>
+            <w:tcW w:w="5439" w:type="dxa"/>
             <w:shd w:val="clear" w:color="auto" w:fill="D9E2F3"/>
           </w:tcPr>
           <w:p>
@@ -6550,473 +5695,176 @@
                 <w:b/>
                 <w:sz w:val="18"/>
               </w:rPr>
-              <w:t xml:space="preserve">Definición</w:t>
-            </w:r>
-          </w:p>
-        </w:tc>
-      </w:tr>
-      <w:tr>
-        <w:trPr>
-          <w:cantSplit/>
-        </w:trPr>
-        <w:tc>
-          <w:tcPr>
-            <w:tcW w:w="2640" w:type="dxa"/>
-          </w:tcPr>
-          <w:p>
-            <w:pPr>
-              <w:pStyle w:val="Compact"/>
-              <w:jc w:val="left"/>
-            </w:pPr>
-            <w:r>
-              <w:rPr>
-                <w:sz w:val="18"/>
-              </w:rPr>
-              <w:t xml:space="preserve">Conflicto</w:t>
-            </w:r>
-          </w:p>
-        </w:tc>
-        <w:tc>
-          <w:tcPr>
-            <w:tcW w:w="5275" w:type="dxa"/>
-          </w:tcPr>
-          <w:p>
-            <w:pPr>
-              <w:pStyle w:val="Compact"/>
-              <w:jc w:val="left"/>
-            </w:pPr>
-            <w:r>
-              <w:rPr>
-                <w:sz w:val="18"/>
-              </w:rPr>
-              <w:t xml:space="preserve">Diferencia de posturas sobre una tarea, una decisión o una fecha que puede frenar el trabajo</w:t>
-            </w:r>
-          </w:p>
-        </w:tc>
-      </w:tr>
-      <w:tr>
-        <w:trPr>
-          <w:cantSplit/>
-        </w:trPr>
-        <w:tc>
-          <w:tcPr>
-            <w:tcW w:w="2640" w:type="dxa"/>
-          </w:tcPr>
-          <w:p>
-            <w:pPr>
-              <w:pStyle w:val="Compact"/>
-              <w:jc w:val="left"/>
-            </w:pPr>
-            <w:r>
-              <w:rPr>
-                <w:sz w:val="18"/>
-              </w:rPr>
-              <w:t xml:space="preserve">Facilitador</w:t>
-            </w:r>
-          </w:p>
-        </w:tc>
-        <w:tc>
-          <w:tcPr>
-            <w:tcW w:w="5275" w:type="dxa"/>
-          </w:tcPr>
-          <w:p>
-            <w:pPr>
-              <w:pStyle w:val="Compact"/>
-              <w:jc w:val="left"/>
-            </w:pPr>
-            <w:r>
-              <w:rPr>
-                <w:sz w:val="18"/>
-              </w:rPr>
-              <w:t xml:space="preserve">Integrante que no es parte y que ordena la conversación</w:t>
-            </w:r>
-          </w:p>
-        </w:tc>
-      </w:tr>
-      <w:tr>
-        <w:trPr>
-          <w:cantSplit/>
-        </w:trPr>
-        <w:tc>
-          <w:tcPr>
-            <w:tcW w:w="2640" w:type="dxa"/>
-          </w:tcPr>
-          <w:p>
-            <w:pPr>
-              <w:pStyle w:val="Compact"/>
-              <w:jc w:val="left"/>
-            </w:pPr>
-            <w:r>
-              <w:rPr>
-                <w:sz w:val="18"/>
-              </w:rPr>
-              <w:t xml:space="preserve">Mediación</w:t>
-            </w:r>
-          </w:p>
-        </w:tc>
-        <w:tc>
-          <w:tcPr>
-            <w:tcW w:w="5275" w:type="dxa"/>
-          </w:tcPr>
-          <w:p>
-            <w:pPr>
-              <w:pStyle w:val="Compact"/>
-              <w:jc w:val="left"/>
-            </w:pPr>
-            <w:r>
-              <w:rPr>
-                <w:sz w:val="18"/>
-              </w:rPr>
-              <w:t xml:space="preserve">Intervención de un tercero que ayuda a las partes a llegar a un acuerdo, sin imponerlo</w:t>
-            </w:r>
-          </w:p>
-        </w:tc>
-      </w:tr>
-      <w:tr>
-        <w:trPr>
-          <w:cantSplit/>
-        </w:trPr>
-        <w:tc>
-          <w:tcPr>
-            <w:tcW w:w="2640" w:type="dxa"/>
-          </w:tcPr>
-          <w:p>
-            <w:pPr>
-              <w:pStyle w:val="Compact"/>
-              <w:jc w:val="left"/>
-            </w:pPr>
-            <w:r>
-              <w:rPr>
-                <w:sz w:val="18"/>
-              </w:rPr>
-              <w:t xml:space="preserve">Escalamiento</w:t>
-            </w:r>
-          </w:p>
-        </w:tc>
-        <w:tc>
-          <w:tcPr>
-            <w:tcW w:w="5275" w:type="dxa"/>
-          </w:tcPr>
-          <w:p>
-            <w:pPr>
-              <w:pStyle w:val="Compact"/>
-              <w:jc w:val="left"/>
-            </w:pPr>
-            <w:r>
-              <w:rPr>
-                <w:sz w:val="18"/>
-              </w:rPr>
-              <w:t xml:space="preserve">Subir un conflicto al siguiente nivel cuando el anterior no lo resolvió</w:t>
-            </w:r>
-          </w:p>
-        </w:tc>
-      </w:tr>
-      <w:tr>
-        <w:trPr>
-          <w:cantSplit/>
-        </w:trPr>
-        <w:tc>
-          <w:tcPr>
-            <w:tcW w:w="2640" w:type="dxa"/>
-          </w:tcPr>
-          <w:p>
-            <w:pPr>
-              <w:pStyle w:val="Compact"/>
-              <w:jc w:val="left"/>
-            </w:pPr>
-            <w:r>
-              <w:rPr>
-                <w:sz w:val="18"/>
-              </w:rPr>
-              <w:t xml:space="preserve">Mayoría</w:t>
-            </w:r>
-          </w:p>
-        </w:tc>
-        <w:tc>
-          <w:tcPr>
-            <w:tcW w:w="5275" w:type="dxa"/>
-          </w:tcPr>
-          <w:p>
-            <w:pPr>
-              <w:pStyle w:val="Compact"/>
-              <w:jc w:val="left"/>
-            </w:pPr>
-            <w:r>
-              <w:rPr>
-                <w:sz w:val="18"/>
-              </w:rPr>
-              <w:t xml:space="preserve">Decisión con al menos 2 de los 3 votos</w:t>
-            </w:r>
-          </w:p>
-        </w:tc>
-      </w:tr>
-      <w:tr>
-        <w:trPr>
-          <w:cantSplit/>
-        </w:trPr>
-        <w:tc>
-          <w:tcPr>
-            <w:tcW w:w="2640" w:type="dxa"/>
-          </w:tcPr>
-          <w:p>
-            <w:pPr>
-              <w:pStyle w:val="Compact"/>
-              <w:jc w:val="left"/>
-            </w:pPr>
-            <w:r>
-              <w:rPr>
-                <w:sz w:val="18"/>
-              </w:rPr>
-              <w:t xml:space="preserve">Must y Should</w:t>
-            </w:r>
-          </w:p>
-        </w:tc>
-        <w:tc>
-          <w:tcPr>
-            <w:tcW w:w="5275" w:type="dxa"/>
-          </w:tcPr>
-          <w:p>
-            <w:pPr>
-              <w:pStyle w:val="Compact"/>
-              <w:jc w:val="left"/>
-            </w:pPr>
-            <w:r>
-              <w:rPr>
-                <w:sz w:val="18"/>
-              </w:rPr>
-              <w:t xml:space="preserve">Prioridad de un requerimiento: imprescindible o deseable</w:t>
-            </w:r>
-          </w:p>
-        </w:tc>
-      </w:tr>
-      <w:tr>
-        <w:trPr>
-          <w:cantSplit/>
-        </w:trPr>
-        <w:tc>
-          <w:tcPr>
-            <w:tcW w:w="2640" w:type="dxa"/>
-          </w:tcPr>
-          <w:p>
-            <w:pPr>
-              <w:pStyle w:val="Compact"/>
-              <w:jc w:val="left"/>
-            </w:pPr>
-            <w:r>
-              <w:rPr>
-                <w:sz w:val="18"/>
-              </w:rPr>
-              <w:t xml:space="preserve">Gestión de cambios</w:t>
-            </w:r>
-          </w:p>
-        </w:tc>
-        <w:tc>
-          <w:tcPr>
-            <w:tcW w:w="5275" w:type="dxa"/>
-          </w:tcPr>
-          <w:p>
-            <w:pPr>
-              <w:pStyle w:val="Compact"/>
-              <w:jc w:val="left"/>
-            </w:pPr>
-            <w:r>
-              <w:rPr>
-                <w:sz w:val="18"/>
-              </w:rPr>
-              <w:t xml:space="preserve">Camino que sigue un cambio de alcance, fechas, requerimientos o documentos</w:t>
+              <w:t xml:space="preserve">Se usa en este documento</w:t>
+            </w:r>
+          </w:p>
+        </w:tc>
+      </w:tr>
+      <w:tr>
+        <w:trPr>
+          <w:cantSplit/>
+        </w:trPr>
+        <w:tc>
+          <w:tcPr>
+            <w:tcW w:w="3399" w:type="dxa"/>
+          </w:tcPr>
+          <w:p>
+            <w:pPr>
+              <w:pStyle w:val="Compact"/>
+              <w:jc w:val="left"/>
+            </w:pPr>
+            <w:r>
+              <w:rPr>
+                <w:sz w:val="18"/>
+              </w:rPr>
+              <w:t>SICMA-PRY v1.2</w:t>
+            </w:r>
+          </w:p>
+        </w:tc>
+        <w:tc>
+          <w:tcPr>
+            <w:tcW w:w="5439" w:type="dxa"/>
+          </w:tcPr>
+          <w:p>
+            <w:pPr>
+              <w:pStyle w:val="Compact"/>
+              <w:jc w:val="left"/>
+            </w:pPr>
+            <w:r>
+              <w:rPr>
+                <w:sz w:val="18"/>
+              </w:rPr>
+              <w:t xml:space="preserve">Roles, comunicación, gestión de cambios y riesgos</w:t>
+            </w:r>
+          </w:p>
+        </w:tc>
+      </w:tr>
+      <w:tr>
+        <w:trPr>
+          <w:cantSplit/>
+        </w:trPr>
+        <w:tc>
+          <w:tcPr>
+            <w:tcW w:w="3399" w:type="dxa"/>
+          </w:tcPr>
+          <w:p>
+            <w:pPr>
+              <w:pStyle w:val="Compact"/>
+              <w:jc w:val="left"/>
+            </w:pPr>
+            <w:r>
+              <w:rPr>
+                <w:sz w:val="18"/>
+              </w:rPr>
+              <w:t>SICMA-REQ v1.1</w:t>
+            </w:r>
+          </w:p>
+        </w:tc>
+        <w:tc>
+          <w:tcPr>
+            <w:tcW w:w="5439" w:type="dxa"/>
+          </w:tcPr>
+          <w:p>
+            <w:pPr>
+              <w:pStyle w:val="Compact"/>
+              <w:jc w:val="left"/>
+            </w:pPr>
+            <w:r>
+              <w:rPr>
+                <w:sz w:val="18"/>
+              </w:rPr>
+              <w:t xml:space="preserve">Primer criterio de decisión y reglas de alcance</w:t>
+            </w:r>
+          </w:p>
+        </w:tc>
+      </w:tr>
+      <w:tr>
+        <w:trPr>
+          <w:cantSplit/>
+        </w:trPr>
+        <w:tc>
+          <w:tcPr>
+            <w:tcW w:w="3399" w:type="dxa"/>
+          </w:tcPr>
+          <w:p>
+            <w:pPr>
+              <w:pStyle w:val="Compact"/>
+              <w:jc w:val="left"/>
+            </w:pPr>
+            <w:r>
+              <w:rPr>
+                <w:sz w:val="18"/>
+              </w:rPr>
+              <w:t>SICMA-PLP v1.1</w:t>
+            </w:r>
+          </w:p>
+        </w:tc>
+        <w:tc>
+          <w:tcPr>
+            <w:tcW w:w="5439" w:type="dxa"/>
+          </w:tcPr>
+          <w:p>
+            <w:pPr>
+              <w:pStyle w:val="Compact"/>
+              <w:jc w:val="left"/>
+            </w:pPr>
+            <w:r>
+              <w:rPr>
+                <w:sz w:val="18"/>
+              </w:rPr>
+              <w:t xml:space="preserve">Severidad de defectos</w:t>
+            </w:r>
+          </w:p>
+        </w:tc>
+      </w:tr>
+      <w:tr>
+        <w:trPr>
+          <w:cantSplit/>
+        </w:trPr>
+        <w:tc>
+          <w:tcPr>
+            <w:tcW w:w="3399" w:type="dxa"/>
+          </w:tcPr>
+          <w:p>
+            <w:pPr>
+              <w:pStyle w:val="Compact"/>
+              <w:jc w:val="left"/>
+            </w:pPr>
+            <w:r>
+              <w:rPr>
+                <w:sz w:val="18"/>
+              </w:rPr>
+              <w:t xml:space="preserve">SICMA-EAV v1.0</w:t>
+            </w:r>
+          </w:p>
+        </w:tc>
+        <w:tc>
+          <w:tcPr>
+            <w:tcW w:w="5439" w:type="dxa"/>
+          </w:tcPr>
+          <w:p>
+            <w:pPr>
+              <w:pStyle w:val="Compact"/>
+              <w:jc w:val="left"/>
+            </w:pPr>
+            <w:r>
+              <w:rPr>
+                <w:sz w:val="18"/>
+              </w:rPr>
+              <w:t xml:space="preserve">Ejemplo de contradicción entre documento y código</w:t>
             </w:r>
           </w:p>
         </w:tc>
       </w:tr>
     </w:tbl>
+    <w:bookmarkEnd w:id="33"/>
+    <w:bookmarkStart w:id="34" w:name="supuestos-y-pendientes"/>
     <w:p>
       <w:pPr>
         <w:pStyle w:val="Heading2"/>
-        <w:pageBreakBefore/>
-      </w:pPr>
-      <w:r>
-        <w:t>Referencias</w:t>
-      </w:r>
-    </w:p>
-    <w:p>
-      <w:pPr>
-        <w:pStyle w:val="BodyText"/>
-        <w:keepNext/>
-        <w:spacing w:line="360" w:lineRule="auto" w:before="160" w:after="0"/>
-        <w:ind w:firstLine="709"/>
-        <w:jc w:val="both"/>
-      </w:pPr>
-      <w:r>
-        <w:rPr>
-          <w:b/>
-          <w:sz w:val="22"/>
-        </w:rPr>
-        <w:t>Documentos del proyecto</w:t>
-      </w:r>
-    </w:p>
-    <w:p>
-      <w:pPr>
-        <w:pStyle w:val="Compact"/>
-        <w:spacing w:after="60"/>
-        <w:ind w:left="510" w:hanging="510"/>
-      </w:pPr>
-      <w:r>
-        <w:rPr>
-          <w:b w:val="0"/>
-        </w:rPr>
-        <w:t>[1] Equipo SICMA. Formato Universal de documentos SICMA. 2026.</w:t>
-      </w:r>
-    </w:p>
-    <w:p>
-      <w:pPr>
-        <w:pStyle w:val="Compact"/>
-        <w:spacing w:after="60"/>
-        <w:ind w:left="510" w:hanging="510"/>
-      </w:pPr>
-      <w:r>
-        <w:rPr>
-          <w:b w:val="0"/>
-        </w:rPr>
-        <w:t>[2] SICMA-REQ v1.1. Requerimientos. Equipo SICMA, 2026-10-26.</w:t>
-      </w:r>
-    </w:p>
-    <w:p>
-      <w:pPr>
-        <w:pStyle w:val="Compact"/>
-        <w:spacing w:after="60"/>
-        <w:ind w:left="510" w:hanging="510"/>
-      </w:pPr>
-      <w:r>
-        <w:rPr>
-          <w:b w:val="0"/>
-        </w:rPr>
-        <w:t>[3] SICMA-CLA v1.1. Diagrama de Clases. Equipo SICMA, 2026-10-26.</w:t>
-      </w:r>
-    </w:p>
-    <w:p>
-      <w:pPr>
-        <w:pStyle w:val="Compact"/>
-        <w:spacing w:after="60"/>
-        <w:ind w:left="510" w:hanging="510"/>
-      </w:pPr>
-      <w:r>
-        <w:rPr>
-          <w:b w:val="0"/>
-        </w:rPr>
-        <w:t>[4] SICMA-PLP v1.1. Plan de Pruebas. Equipo SICMA, 2026-10-26.</w:t>
-      </w:r>
-    </w:p>
-    <w:p>
-      <w:pPr>
-        <w:pStyle w:val="Compact"/>
-        <w:spacing w:after="60"/>
-        <w:ind w:left="510" w:hanging="510"/>
-      </w:pPr>
-      <w:r>
-        <w:rPr>
-          <w:b w:val="0"/>
-        </w:rPr>
-        <w:t>[5] SICMA-CPR v1.1. Casos de Prueba. Equipo SICMA, 2026-10-26.</w:t>
-      </w:r>
-    </w:p>
-    <w:p>
-      <w:pPr>
-        <w:pStyle w:val="Compact"/>
-        <w:spacing w:after="60"/>
-        <w:ind w:left="510" w:hanging="510"/>
-      </w:pPr>
-      <w:r>
-        <w:rPr>
-          <w:b w:val="0"/>
-        </w:rPr>
-        <w:t>[6] SICMA-PRY v1.2. Plan del Proyecto. Equipo SICMA, 2026-10-26.</w:t>
-      </w:r>
-    </w:p>
-    <w:p>
-      <w:pPr>
-        <w:pStyle w:val="Compact"/>
-        <w:spacing w:after="60"/>
-        <w:ind w:left="510" w:hanging="510"/>
-      </w:pPr>
-      <w:r>
-        <w:rPr>
-          <w:b w:val="0"/>
-        </w:rPr>
-        <w:t>[7] SICMA-EAV v1.0. Estado de Avance. Equipo SICMA, 2026-10-17.</w:t>
-      </w:r>
-    </w:p>
-    <w:p>
-      <w:pPr>
-        <w:pStyle w:val="BodyText"/>
-        <w:keepNext/>
-        <w:spacing w:line="360" w:lineRule="auto" w:before="160" w:after="0"/>
-        <w:ind w:firstLine="709"/>
-        <w:jc w:val="both"/>
-      </w:pPr>
-      <w:r>
-        <w:rPr>
-          <w:b/>
-          <w:sz w:val="22"/>
-        </w:rPr>
-        <w:t>Normas y fuentes externas</w:t>
-      </w:r>
-    </w:p>
-    <w:p>
-      <w:pPr>
-        <w:pStyle w:val="Compact"/>
-        <w:spacing w:after="60"/>
-        <w:ind w:left="510" w:hanging="510"/>
-      </w:pPr>
-      <w:r>
-        <w:rPr>
-          <w:b w:val="0"/>
-        </w:rPr>
-        <w:t>[8] Project Management Institute. (2021). A Guide to the Project Management Body of Knowledge (PMBOK Guide), 7.ª edición. PMI.</w:t>
-      </w:r>
-    </w:p>
-    <w:p>
-      <w:pPr>
-        <w:pStyle w:val="Compact"/>
-        <w:spacing w:after="60"/>
-        <w:ind w:left="510" w:hanging="510"/>
-      </w:pPr>
-      <w:r>
-        <w:rPr>
-          <w:b w:val="0"/>
-        </w:rPr>
-        <w:t>[9] Thomas, K. W. y Kilmann, R. H. (1974). Thomas-Kilmann Conflict Mode Instrument. Xicom.</w:t>
-      </w:r>
-    </w:p>
-    <w:p>
-      <w:pPr>
-        <w:pStyle w:val="Compact"/>
-        <w:spacing w:after="60"/>
-        <w:ind w:left="510" w:hanging="510"/>
-      </w:pPr>
-      <w:r>
-        <w:rPr>
-          <w:b w:val="0"/>
-        </w:rPr>
-        <w:t>[10] Fisher, R., Ury, W. y Patton, B. (2011). Getting to Yes: Negotiating Agreement Without Giving In (3.ª ed.). Penguin Books.</w:t>
-      </w:r>
-    </w:p>
-    <w:bookmarkEnd w:id="35"/>
-    <w:bookmarkStart w:id="38" w:name="anexos"/>
-    <w:p>
-      <w:pPr>
-        <w:pStyle w:val="Heading2"/>
-      </w:pPr>
-      <w:r>
-        <w:t xml:space="preserve">Anexos</w:t>
-      </w:r>
-    </w:p>
-    <w:bookmarkStart w:id="36" w:name="X4f38a526d9680b705c1de17b57c134ba073e7f3"/>
-    <w:p>
-      <w:pPr>
-        <w:pStyle w:val="Heading3"/>
-      </w:pPr>
-      <w:r>
-        <w:t xml:space="preserve">Anexo A. Plantilla del registro de conflictos</w:t>
+      </w:pPr>
+      <w:r>
+        <w:t xml:space="preserve">Supuestos y pendientes</w:t>
       </w:r>
     </w:p>
     <w:tbl>
@@ -7035,14 +5883,10 @@
         </w:tblBorders>
       </w:tblPr>
       <w:tblGrid>
-        <w:gridCol w:w="2651"/>
-        <w:gridCol w:w="883"/>
-        <w:gridCol w:w="883"/>
-        <w:gridCol w:w="883"/>
-        <w:gridCol w:w="883"/>
-        <w:gridCol w:w="883"/>
-        <w:gridCol w:w="883"/>
-        <w:gridCol w:w="883"/>
+        <w:gridCol w:w="1315"/>
+        <w:gridCol w:w="2074"/>
+        <w:gridCol w:w="3891"/>
+        <w:gridCol w:w="1558"/>
       </w:tblGrid>
       <w:tr>
         <w:trPr>
@@ -7051,7 +5895,7 @@
         </w:trPr>
         <w:tc>
           <w:tcPr>
-            <w:tcW w:w="2651" w:type="dxa"/>
+            <w:tcW w:w="1315" w:type="dxa"/>
             <w:shd w:val="clear" w:color="auto" w:fill="D9E2F3"/>
           </w:tcPr>
           <w:p>
@@ -7070,7 +5914,7 @@
         </w:tc>
         <w:tc>
           <w:tcPr>
-            <w:tcW w:w="883" w:type="dxa"/>
+            <w:tcW w:w="2074" w:type="dxa"/>
             <w:shd w:val="clear" w:color="auto" w:fill="D9E2F3"/>
           </w:tcPr>
           <w:p>
@@ -7083,13 +5927,13 @@
                 <w:b/>
                 <w:sz w:val="18"/>
               </w:rPr>
-              <w:t xml:space="preserve">Fecha</w:t>
-            </w:r>
-          </w:p>
-        </w:tc>
-        <w:tc>
-          <w:tcPr>
-            <w:tcW w:w="883" w:type="dxa"/>
+              <w:t xml:space="preserve">Tema</w:t>
+            </w:r>
+          </w:p>
+        </w:tc>
+        <w:tc>
+          <w:tcPr>
+            <w:tcW w:w="3891" w:type="dxa"/>
             <w:shd w:val="clear" w:color="auto" w:fill="D9E2F3"/>
           </w:tcPr>
           <w:p>
@@ -7102,13 +5946,13 @@
                 <w:b/>
                 <w:sz w:val="18"/>
               </w:rPr>
-              <w:t xml:space="preserve">Tipo</w:t>
-            </w:r>
-          </w:p>
-        </w:tc>
-        <w:tc>
-          <w:tcPr>
-            <w:tcW w:w="883" w:type="dxa"/>
+              <w:t xml:space="preserve">Supuesto o pendiente</w:t>
+            </w:r>
+          </w:p>
+        </w:tc>
+        <w:tc>
+          <w:tcPr>
+            <w:tcW w:w="1558" w:type="dxa"/>
             <w:shd w:val="clear" w:color="auto" w:fill="D9E2F3"/>
           </w:tcPr>
           <w:p>
@@ -7121,82 +5965,6 @@
                 <w:b/>
                 <w:sz w:val="18"/>
               </w:rPr>
-              <w:t xml:space="preserve">Partes y facilitador</w:t>
-            </w:r>
-          </w:p>
-        </w:tc>
-        <w:tc>
-          <w:tcPr>
-            <w:tcW w:w="883" w:type="dxa"/>
-            <w:shd w:val="clear" w:color="auto" w:fill="D9E2F3"/>
-          </w:tcPr>
-          <w:p>
-            <w:pPr>
-              <w:pStyle w:val="Compact"/>
-              <w:jc w:val="left"/>
-            </w:pPr>
-            <w:r>
-              <w:rPr>
-                <w:b/>
-                <w:sz w:val="18"/>
-              </w:rPr>
-              <w:t xml:space="preserve">Descripción</w:t>
-            </w:r>
-          </w:p>
-        </w:tc>
-        <w:tc>
-          <w:tcPr>
-            <w:tcW w:w="883" w:type="dxa"/>
-            <w:shd w:val="clear" w:color="auto" w:fill="D9E2F3"/>
-          </w:tcPr>
-          <w:p>
-            <w:pPr>
-              <w:pStyle w:val="Compact"/>
-              <w:jc w:val="left"/>
-            </w:pPr>
-            <w:r>
-              <w:rPr>
-                <w:b/>
-                <w:sz w:val="18"/>
-              </w:rPr>
-              <w:t xml:space="preserve">Decisión y criterio</w:t>
-            </w:r>
-          </w:p>
-        </w:tc>
-        <w:tc>
-          <w:tcPr>
-            <w:tcW w:w="883" w:type="dxa"/>
-            <w:shd w:val="clear" w:color="auto" w:fill="D9E2F3"/>
-          </w:tcPr>
-          <w:p>
-            <w:pPr>
-              <w:pStyle w:val="Compact"/>
-              <w:jc w:val="left"/>
-            </w:pPr>
-            <w:r>
-              <w:rPr>
-                <w:b/>
-                <w:sz w:val="18"/>
-              </w:rPr>
-              <w:t xml:space="preserve">Responsable y cierre</w:t>
-            </w:r>
-          </w:p>
-        </w:tc>
-        <w:tc>
-          <w:tcPr>
-            <w:tcW w:w="883" w:type="dxa"/>
-            <w:shd w:val="clear" w:color="auto" w:fill="D9E2F3"/>
-          </w:tcPr>
-          <w:p>
-            <w:pPr>
-              <w:pStyle w:val="Compact"/>
-              <w:jc w:val="left"/>
-            </w:pPr>
-            <w:r>
-              <w:rPr>
-                <w:b/>
-                <w:sz w:val="18"/>
-              </w:rPr>
               <w:t xml:space="preserve">Estado</w:t>
             </w:r>
           </w:p>
@@ -7208,101 +5976,520 @@
         </w:trPr>
         <w:tc>
           <w:tcPr>
-            <w:tcW w:w="2651" w:type="dxa"/>
-          </w:tcPr>
-          <w:p>
-            <w:pPr>
-              <w:pStyle w:val="Compact"/>
-              <w:jc w:val="left"/>
-            </w:pPr>
-            <w:r>
-              <w:rPr>
-                <w:sz w:val="18"/>
-              </w:rPr>
-              <w:t xml:space="preserve">CF-01</w:t>
-            </w:r>
-          </w:p>
-        </w:tc>
-        <w:tc>
-          <w:tcPr>
-            <w:tcW w:w="883" w:type="dxa"/>
-          </w:tcPr>
-          <w:p>
-            <w:pPr>
-              <w:pStyle w:val="Compact"/>
-            </w:pPr>
-          </w:p>
-        </w:tc>
-        <w:tc>
-          <w:tcPr>
-            <w:tcW w:w="883" w:type="dxa"/>
-          </w:tcPr>
-          <w:p>
-            <w:pPr>
-              <w:pStyle w:val="Compact"/>
-            </w:pPr>
-          </w:p>
-        </w:tc>
-        <w:tc>
-          <w:tcPr>
-            <w:tcW w:w="883" w:type="dxa"/>
-          </w:tcPr>
-          <w:p>
-            <w:pPr>
-              <w:pStyle w:val="Compact"/>
-            </w:pPr>
-          </w:p>
-        </w:tc>
-        <w:tc>
-          <w:tcPr>
-            <w:tcW w:w="883" w:type="dxa"/>
-          </w:tcPr>
-          <w:p>
-            <w:pPr>
-              <w:pStyle w:val="Compact"/>
-            </w:pPr>
-          </w:p>
-        </w:tc>
-        <w:tc>
-          <w:tcPr>
-            <w:tcW w:w="883" w:type="dxa"/>
-          </w:tcPr>
-          <w:p>
-            <w:pPr>
-              <w:pStyle w:val="Compact"/>
-            </w:pPr>
-          </w:p>
-        </w:tc>
-        <w:tc>
-          <w:tcPr>
-            <w:tcW w:w="883" w:type="dxa"/>
-          </w:tcPr>
-          <w:p>
-            <w:pPr>
-              <w:pStyle w:val="Compact"/>
-            </w:pPr>
-          </w:p>
-        </w:tc>
-        <w:tc>
-          <w:tcPr>
-            <w:tcW w:w="883" w:type="dxa"/>
-          </w:tcPr>
-          <w:p>
-            <w:pPr>
-              <w:pStyle w:val="Compact"/>
-            </w:pPr>
+            <w:tcW w:w="1315" w:type="dxa"/>
+          </w:tcPr>
+          <w:p>
+            <w:pPr>
+              <w:pStyle w:val="Compact"/>
+              <w:jc w:val="left"/>
+            </w:pPr>
+            <w:r>
+              <w:rPr>
+                <w:sz w:val="18"/>
+              </w:rPr>
+              <w:t xml:space="preserve">D-01</w:t>
+            </w:r>
+          </w:p>
+        </w:tc>
+        <w:tc>
+          <w:tcPr>
+            <w:tcW w:w="2074" w:type="dxa"/>
+          </w:tcPr>
+          <w:p>
+            <w:pPr>
+              <w:pStyle w:val="Compact"/>
+              <w:jc w:val="left"/>
+            </w:pPr>
+            <w:r>
+              <w:rPr>
+                <w:sz w:val="18"/>
+              </w:rPr>
+              <w:t xml:space="preserve">Plazos y acuerdos</w:t>
+            </w:r>
+          </w:p>
+        </w:tc>
+        <w:tc>
+          <w:tcPr>
+            <w:tcW w:w="3891" w:type="dxa"/>
+          </w:tcPr>
+          <w:p>
+            <w:pPr>
+              <w:pStyle w:val="Compact"/>
+              <w:jc w:val="left"/>
+            </w:pPr>
+            <w:r>
+              <w:rPr>
+                <w:sz w:val="18"/>
+              </w:rPr>
+              <w:t xml:space="preserve">Los plazos de los niveles y los acuerdos de trabajo son propuestas. Se confirman en la primera revisión del equipo</w:t>
+            </w:r>
+          </w:p>
+        </w:tc>
+        <w:tc>
+          <w:tcPr>
+            <w:tcW w:w="1558" w:type="dxa"/>
+          </w:tcPr>
+          <w:p>
+            <w:pPr>
+              <w:pStyle w:val="Compact"/>
+              <w:jc w:val="left"/>
+            </w:pPr>
+            <w:r>
+              <w:rPr>
+                <w:sz w:val="18"/>
+              </w:rPr>
+              <w:t xml:space="preserve">Abierto</w:t>
+            </w:r>
+          </w:p>
+        </w:tc>
+      </w:tr>
+      <w:tr>
+        <w:trPr>
+          <w:cantSplit/>
+        </w:trPr>
+        <w:tc>
+          <w:tcPr>
+            <w:tcW w:w="1315" w:type="dxa"/>
+          </w:tcPr>
+          <w:p>
+            <w:pPr>
+              <w:pStyle w:val="Compact"/>
+              <w:jc w:val="left"/>
+            </w:pPr>
+            <w:r>
+              <w:rPr>
+                <w:sz w:val="18"/>
+              </w:rPr>
+              <w:t xml:space="preserve">D-02</w:t>
+            </w:r>
+          </w:p>
+        </w:tc>
+        <w:tc>
+          <w:tcPr>
+            <w:tcW w:w="2074" w:type="dxa"/>
+          </w:tcPr>
+          <w:p>
+            <w:pPr>
+              <w:pStyle w:val="Compact"/>
+              <w:jc w:val="left"/>
+            </w:pPr>
+            <w:r>
+              <w:rPr>
+                <w:sz w:val="18"/>
+              </w:rPr>
+              <w:t xml:space="preserve">Registro de horas</w:t>
+            </w:r>
+          </w:p>
+        </w:tc>
+        <w:tc>
+          <w:tcPr>
+            <w:tcW w:w="3891" w:type="dxa"/>
+          </w:tcPr>
+          <w:p>
+            <w:pPr>
+              <w:pStyle w:val="Compact"/>
+              <w:jc w:val="left"/>
+            </w:pPr>
+            <w:r>
+              <w:rPr>
+                <w:sz w:val="18"/>
+              </w:rPr>
+              <w:t xml:space="preserve">No hay registro de horas por integrante, así que la carga se mide por las tareas del tablero</w:t>
+            </w:r>
+          </w:p>
+        </w:tc>
+        <w:tc>
+          <w:tcPr>
+            <w:tcW w:w="1558" w:type="dxa"/>
+          </w:tcPr>
+          <w:p>
+            <w:pPr>
+              <w:pStyle w:val="Compact"/>
+              <w:jc w:val="left"/>
+            </w:pPr>
+            <w:r>
+              <w:rPr>
+                <w:sz w:val="18"/>
+              </w:rPr>
+              <w:t xml:space="preserve">Abierto</w:t>
+            </w:r>
+          </w:p>
+        </w:tc>
+      </w:tr>
+      <w:tr>
+        <w:trPr>
+          <w:cantSplit/>
+        </w:trPr>
+        <w:tc>
+          <w:tcPr>
+            <w:tcW w:w="1315" w:type="dxa"/>
+          </w:tcPr>
+          <w:p>
+            <w:pPr>
+              <w:pStyle w:val="Compact"/>
+              <w:jc w:val="left"/>
+            </w:pPr>
+            <w:r>
+              <w:rPr>
+                <w:sz w:val="18"/>
+              </w:rPr>
+              <w:t xml:space="preserve">D-03</w:t>
+            </w:r>
+          </w:p>
+        </w:tc>
+        <w:tc>
+          <w:tcPr>
+            <w:tcW w:w="2074" w:type="dxa"/>
+          </w:tcPr>
+          <w:p>
+            <w:pPr>
+              <w:pStyle w:val="Compact"/>
+              <w:jc w:val="left"/>
+            </w:pPr>
+            <w:r>
+              <w:rPr>
+                <w:sz w:val="18"/>
+              </w:rPr>
+              <w:t xml:space="preserve">Contacto con el cliente</w:t>
+            </w:r>
+          </w:p>
+        </w:tc>
+        <w:tc>
+          <w:tcPr>
+            <w:tcW w:w="3891" w:type="dxa"/>
+          </w:tcPr>
+          <w:p>
+            <w:pPr>
+              <w:pStyle w:val="Compact"/>
+              <w:jc w:val="left"/>
+            </w:pPr>
+            <w:r>
+              <w:rPr>
+                <w:sz w:val="18"/>
+              </w:rPr>
+              <w:t xml:space="preserve">Falta definir quién habla con el cliente en cada tema, para dar una sola respuesta</w:t>
+            </w:r>
+          </w:p>
+        </w:tc>
+        <w:tc>
+          <w:tcPr>
+            <w:tcW w:w="1558" w:type="dxa"/>
+          </w:tcPr>
+          <w:p>
+            <w:pPr>
+              <w:pStyle w:val="Compact"/>
+              <w:jc w:val="left"/>
+            </w:pPr>
+            <w:r>
+              <w:rPr>
+                <w:sz w:val="18"/>
+              </w:rPr>
+              <w:t xml:space="preserve">Abierto</w:t>
+            </w:r>
+          </w:p>
+        </w:tc>
+      </w:tr>
+      <w:tr>
+        <w:trPr>
+          <w:cantSplit/>
+        </w:trPr>
+        <w:tc>
+          <w:tcPr>
+            <w:tcW w:w="1315" w:type="dxa"/>
+          </w:tcPr>
+          <w:p>
+            <w:pPr>
+              <w:pStyle w:val="Compact"/>
+              <w:jc w:val="left"/>
+            </w:pPr>
+            <w:r>
+              <w:rPr>
+                <w:sz w:val="18"/>
+              </w:rPr>
+              <w:t xml:space="preserve">D-04</w:t>
+            </w:r>
+          </w:p>
+        </w:tc>
+        <w:tc>
+          <w:tcPr>
+            <w:tcW w:w="2074" w:type="dxa"/>
+          </w:tcPr>
+          <w:p>
+            <w:pPr>
+              <w:pStyle w:val="Compact"/>
+              <w:jc w:val="left"/>
+            </w:pPr>
+            <w:r>
+              <w:rPr>
+                <w:sz w:val="18"/>
+              </w:rPr>
+              <w:t xml:space="preserve">Canal con el docente</w:t>
+            </w:r>
+          </w:p>
+        </w:tc>
+        <w:tc>
+          <w:tcPr>
+            <w:tcW w:w="3891" w:type="dxa"/>
+          </w:tcPr>
+          <w:p>
+            <w:pPr>
+              <w:pStyle w:val="Compact"/>
+              <w:jc w:val="left"/>
+            </w:pPr>
+            <w:r>
+              <w:rPr>
+                <w:sz w:val="18"/>
+              </w:rPr>
+              <w:t xml:space="preserve">Falta confirmar cómo se informa un caso al docente (correo, Teams o reunión)</w:t>
+            </w:r>
+          </w:p>
+        </w:tc>
+        <w:tc>
+          <w:tcPr>
+            <w:tcW w:w="1558" w:type="dxa"/>
+          </w:tcPr>
+          <w:p>
+            <w:pPr>
+              <w:pStyle w:val="Compact"/>
+              <w:jc w:val="left"/>
+            </w:pPr>
+            <w:r>
+              <w:rPr>
+                <w:sz w:val="18"/>
+              </w:rPr>
+              <w:t xml:space="preserve">Abierto</w:t>
+            </w:r>
+          </w:p>
+        </w:tc>
+      </w:tr>
+      <w:tr>
+        <w:trPr>
+          <w:cantSplit/>
+        </w:trPr>
+        <w:tc>
+          <w:tcPr>
+            <w:tcW w:w="1315" w:type="dxa"/>
+          </w:tcPr>
+          <w:p>
+            <w:pPr>
+              <w:pStyle w:val="Compact"/>
+              <w:jc w:val="left"/>
+            </w:pPr>
+            <w:r>
+              <w:rPr>
+                <w:sz w:val="18"/>
+              </w:rPr>
+              <w:t xml:space="preserve">D-05</w:t>
+            </w:r>
+          </w:p>
+        </w:tc>
+        <w:tc>
+          <w:tcPr>
+            <w:tcW w:w="2074" w:type="dxa"/>
+          </w:tcPr>
+          <w:p>
+            <w:pPr>
+              <w:pStyle w:val="Compact"/>
+              <w:jc w:val="left"/>
+            </w:pPr>
+            <w:r>
+              <w:rPr>
+                <w:sz w:val="18"/>
+              </w:rPr>
+              <w:t xml:space="preserve">Stakeholders</w:t>
+            </w:r>
+          </w:p>
+        </w:tc>
+        <w:tc>
+          <w:tcPr>
+            <w:tcW w:w="3891" w:type="dxa"/>
+          </w:tcPr>
+          <w:p>
+            <w:pPr>
+              <w:pStyle w:val="Compact"/>
+              <w:jc w:val="left"/>
+            </w:pPr>
+            <w:r>
+              <w:rPr>
+                <w:sz w:val="18"/>
+              </w:rPr>
+              <w:t xml:space="preserve">El documento de stakeholders aún no existe. Cuando exista, se agrega el detalle de quién interviene por interesado</w:t>
+            </w:r>
+          </w:p>
+        </w:tc>
+        <w:tc>
+          <w:tcPr>
+            <w:tcW w:w="1558" w:type="dxa"/>
+          </w:tcPr>
+          <w:p>
+            <w:pPr>
+              <w:pStyle w:val="Compact"/>
+              <w:jc w:val="left"/>
+            </w:pPr>
+            <w:r>
+              <w:rPr>
+                <w:sz w:val="18"/>
+              </w:rPr>
+              <w:t xml:space="preserve">Abierto</w:t>
+            </w:r>
+          </w:p>
+        </w:tc>
+      </w:tr>
+      <w:tr>
+        <w:trPr>
+          <w:cantSplit/>
+        </w:trPr>
+        <w:tc>
+          <w:tcPr>
+            <w:tcW w:w="1315" w:type="dxa"/>
+          </w:tcPr>
+          <w:p>
+            <w:pPr>
+              <w:pStyle w:val="Compact"/>
+              <w:jc w:val="left"/>
+            </w:pPr>
+            <w:r>
+              <w:rPr>
+                <w:sz w:val="18"/>
+              </w:rPr>
+              <w:t xml:space="preserve">D-06</w:t>
+            </w:r>
+          </w:p>
+        </w:tc>
+        <w:tc>
+          <w:tcPr>
+            <w:tcW w:w="2074" w:type="dxa"/>
+          </w:tcPr>
+          <w:p>
+            <w:pPr>
+              <w:pStyle w:val="Compact"/>
+              <w:jc w:val="left"/>
+            </w:pPr>
+            <w:r>
+              <w:rPr>
+                <w:sz w:val="18"/>
+              </w:rPr>
+              <w:t xml:space="preserve">Actas</w:t>
+            </w:r>
+          </w:p>
+        </w:tc>
+        <w:tc>
+          <w:tcPr>
+            <w:tcW w:w="3891" w:type="dxa"/>
+          </w:tcPr>
+          <w:p>
+            <w:pPr>
+              <w:pStyle w:val="Compact"/>
+              <w:jc w:val="left"/>
+            </w:pPr>
+            <w:r>
+              <w:rPr>
+                <w:sz w:val="18"/>
+              </w:rPr>
+              <w:t xml:space="preserve">Los acuerdos se registran en el tablero. Cuando haya actas reales, se enlazan desde el registro</w:t>
+            </w:r>
+          </w:p>
+        </w:tc>
+        <w:tc>
+          <w:tcPr>
+            <w:tcW w:w="1558" w:type="dxa"/>
+          </w:tcPr>
+          <w:p>
+            <w:pPr>
+              <w:pStyle w:val="Compact"/>
+              <w:jc w:val="left"/>
+            </w:pPr>
+            <w:r>
+              <w:rPr>
+                <w:sz w:val="18"/>
+              </w:rPr>
+              <w:t xml:space="preserve">Abierto</w:t>
+            </w:r>
+          </w:p>
+        </w:tc>
+      </w:tr>
+      <w:tr>
+        <w:trPr>
+          <w:cantSplit/>
+        </w:trPr>
+        <w:tc>
+          <w:tcPr>
+            <w:tcW w:w="1315" w:type="dxa"/>
+          </w:tcPr>
+          <w:p>
+            <w:pPr>
+              <w:pStyle w:val="Compact"/>
+              <w:jc w:val="left"/>
+            </w:pPr>
+            <w:r>
+              <w:rPr>
+                <w:sz w:val="18"/>
+              </w:rPr>
+              <w:t xml:space="preserve">D-07</w:t>
+            </w:r>
+          </w:p>
+        </w:tc>
+        <w:tc>
+          <w:tcPr>
+            <w:tcW w:w="2074" w:type="dxa"/>
+          </w:tcPr>
+          <w:p>
+            <w:pPr>
+              <w:pStyle w:val="Compact"/>
+              <w:jc w:val="left"/>
+            </w:pPr>
+            <w:r>
+              <w:rPr>
+                <w:sz w:val="18"/>
+              </w:rPr>
+              <w:t xml:space="preserve">Frecuencia de revisiones</w:t>
+            </w:r>
+          </w:p>
+        </w:tc>
+        <w:tc>
+          <w:tcPr>
+            <w:tcW w:w="3891" w:type="dxa"/>
+          </w:tcPr>
+          <w:p>
+            <w:pPr>
+              <w:pStyle w:val="Compact"/>
+              <w:jc w:val="left"/>
+            </w:pPr>
+            <w:r>
+              <w:rPr>
+                <w:sz w:val="18"/>
+              </w:rPr>
+              <w:t xml:space="preserve">SICMA-PRY deja abierta la frecuencia de las revisiones del equipo (D-06 de ese documento). Este procedimiento la necesita definida</w:t>
+            </w:r>
+          </w:p>
+        </w:tc>
+        <w:tc>
+          <w:tcPr>
+            <w:tcW w:w="1558" w:type="dxa"/>
+          </w:tcPr>
+          <w:p>
+            <w:pPr>
+              <w:pStyle w:val="Compact"/>
+              <w:jc w:val="left"/>
+            </w:pPr>
+            <w:r>
+              <w:rPr>
+                <w:sz w:val="18"/>
+              </w:rPr>
+              <w:t xml:space="preserve">Abierto</w:t>
+            </w:r>
           </w:p>
         </w:tc>
       </w:tr>
     </w:tbl>
-    <w:bookmarkEnd w:id="36"/>
-    <w:bookmarkStart w:id="37" w:name="Xb12b5d0e1dcad1cff32e0f9c4db556594dbed02"/>
+    <w:bookmarkEnd w:id="34"/>
+    <w:bookmarkStart w:id="35" w:name="glosario-y-referencias"/>
     <w:p>
       <w:pPr>
-        <w:pStyle w:val="Heading3"/>
-      </w:pPr>
-      <w:r>
-        <w:t xml:space="preserve">Anexo B. Guion de una conversación de nivel 1</w:t>
+        <w:pStyle w:val="Heading2"/>
+      </w:pPr>
+      <w:r>
+        <w:t>Glosario</w:t>
       </w:r>
     </w:p>
     <w:tbl>
@@ -7321,8 +6508,8 @@
         </w:tblBorders>
       </w:tblPr>
       <w:tblGrid>
-        <w:gridCol w:w="2093"/>
-        <w:gridCol w:w="5822"/>
+        <w:gridCol w:w="2948"/>
+        <w:gridCol w:w="5890"/>
       </w:tblGrid>
       <w:tr>
         <w:trPr>
@@ -7331,7 +6518,7 @@
         </w:trPr>
         <w:tc>
           <w:tcPr>
-            <w:tcW w:w="2093" w:type="dxa"/>
+            <w:tcW w:w="2948" w:type="dxa"/>
             <w:shd w:val="clear" w:color="auto" w:fill="D9E2F3"/>
           </w:tcPr>
           <w:p>
@@ -7344,13 +6531,826 @@
                 <w:b/>
                 <w:sz w:val="18"/>
               </w:rPr>
+              <w:t xml:space="preserve">Término</w:t>
+            </w:r>
+          </w:p>
+        </w:tc>
+        <w:tc>
+          <w:tcPr>
+            <w:tcW w:w="5890" w:type="dxa"/>
+            <w:shd w:val="clear" w:color="auto" w:fill="D9E2F3"/>
+          </w:tcPr>
+          <w:p>
+            <w:pPr>
+              <w:pStyle w:val="Compact"/>
+              <w:jc w:val="left"/>
+            </w:pPr>
+            <w:r>
+              <w:rPr>
+                <w:b/>
+                <w:sz w:val="18"/>
+              </w:rPr>
+              <w:t xml:space="preserve">Definición</w:t>
+            </w:r>
+          </w:p>
+        </w:tc>
+      </w:tr>
+      <w:tr>
+        <w:trPr>
+          <w:cantSplit/>
+        </w:trPr>
+        <w:tc>
+          <w:tcPr>
+            <w:tcW w:w="2948" w:type="dxa"/>
+          </w:tcPr>
+          <w:p>
+            <w:pPr>
+              <w:pStyle w:val="Compact"/>
+              <w:jc w:val="left"/>
+            </w:pPr>
+            <w:r>
+              <w:rPr>
+                <w:sz w:val="18"/>
+              </w:rPr>
+              <w:t xml:space="preserve">Conflicto</w:t>
+            </w:r>
+          </w:p>
+        </w:tc>
+        <w:tc>
+          <w:tcPr>
+            <w:tcW w:w="5890" w:type="dxa"/>
+          </w:tcPr>
+          <w:p>
+            <w:pPr>
+              <w:pStyle w:val="Compact"/>
+              <w:jc w:val="left"/>
+            </w:pPr>
+            <w:r>
+              <w:rPr>
+                <w:sz w:val="18"/>
+              </w:rPr>
+              <w:t xml:space="preserve">Diferencia de posturas sobre una tarea, una decisión o una fecha que puede frenar el trabajo</w:t>
+            </w:r>
+          </w:p>
+        </w:tc>
+      </w:tr>
+      <w:tr>
+        <w:trPr>
+          <w:cantSplit/>
+        </w:trPr>
+        <w:tc>
+          <w:tcPr>
+            <w:tcW w:w="2948" w:type="dxa"/>
+          </w:tcPr>
+          <w:p>
+            <w:pPr>
+              <w:pStyle w:val="Compact"/>
+              <w:jc w:val="left"/>
+            </w:pPr>
+            <w:r>
+              <w:rPr>
+                <w:sz w:val="18"/>
+              </w:rPr>
+              <w:t xml:space="preserve">Facilitador</w:t>
+            </w:r>
+          </w:p>
+        </w:tc>
+        <w:tc>
+          <w:tcPr>
+            <w:tcW w:w="5890" w:type="dxa"/>
+          </w:tcPr>
+          <w:p>
+            <w:pPr>
+              <w:pStyle w:val="Compact"/>
+              <w:jc w:val="left"/>
+            </w:pPr>
+            <w:r>
+              <w:rPr>
+                <w:sz w:val="18"/>
+              </w:rPr>
+              <w:t xml:space="preserve">Integrante que no es parte y que ordena la conversación</w:t>
+            </w:r>
+          </w:p>
+        </w:tc>
+      </w:tr>
+      <w:tr>
+        <w:trPr>
+          <w:cantSplit/>
+        </w:trPr>
+        <w:tc>
+          <w:tcPr>
+            <w:tcW w:w="2948" w:type="dxa"/>
+          </w:tcPr>
+          <w:p>
+            <w:pPr>
+              <w:pStyle w:val="Compact"/>
+              <w:jc w:val="left"/>
+            </w:pPr>
+            <w:r>
+              <w:rPr>
+                <w:sz w:val="18"/>
+              </w:rPr>
+              <w:t xml:space="preserve">Mediación</w:t>
+            </w:r>
+          </w:p>
+        </w:tc>
+        <w:tc>
+          <w:tcPr>
+            <w:tcW w:w="5890" w:type="dxa"/>
+          </w:tcPr>
+          <w:p>
+            <w:pPr>
+              <w:pStyle w:val="Compact"/>
+              <w:jc w:val="left"/>
+            </w:pPr>
+            <w:r>
+              <w:rPr>
+                <w:sz w:val="18"/>
+              </w:rPr>
+              <w:t xml:space="preserve">Intervención de un tercero que ayuda a las partes a llegar a un acuerdo, sin imponerlo</w:t>
+            </w:r>
+          </w:p>
+        </w:tc>
+      </w:tr>
+      <w:tr>
+        <w:trPr>
+          <w:cantSplit/>
+        </w:trPr>
+        <w:tc>
+          <w:tcPr>
+            <w:tcW w:w="2948" w:type="dxa"/>
+          </w:tcPr>
+          <w:p>
+            <w:pPr>
+              <w:pStyle w:val="Compact"/>
+              <w:jc w:val="left"/>
+            </w:pPr>
+            <w:r>
+              <w:rPr>
+                <w:sz w:val="18"/>
+              </w:rPr>
+              <w:t xml:space="preserve">Escalamiento</w:t>
+            </w:r>
+          </w:p>
+        </w:tc>
+        <w:tc>
+          <w:tcPr>
+            <w:tcW w:w="5890" w:type="dxa"/>
+          </w:tcPr>
+          <w:p>
+            <w:pPr>
+              <w:pStyle w:val="Compact"/>
+              <w:jc w:val="left"/>
+            </w:pPr>
+            <w:r>
+              <w:rPr>
+                <w:sz w:val="18"/>
+              </w:rPr>
+              <w:t xml:space="preserve">Subir un conflicto al siguiente nivel cuando el anterior no lo resolvió</w:t>
+            </w:r>
+          </w:p>
+        </w:tc>
+      </w:tr>
+      <w:tr>
+        <w:trPr>
+          <w:cantSplit/>
+        </w:trPr>
+        <w:tc>
+          <w:tcPr>
+            <w:tcW w:w="2948" w:type="dxa"/>
+          </w:tcPr>
+          <w:p>
+            <w:pPr>
+              <w:pStyle w:val="Compact"/>
+              <w:jc w:val="left"/>
+            </w:pPr>
+            <w:r>
+              <w:rPr>
+                <w:sz w:val="18"/>
+              </w:rPr>
+              <w:t xml:space="preserve">Mayoría</w:t>
+            </w:r>
+          </w:p>
+        </w:tc>
+        <w:tc>
+          <w:tcPr>
+            <w:tcW w:w="5890" w:type="dxa"/>
+          </w:tcPr>
+          <w:p>
+            <w:pPr>
+              <w:pStyle w:val="Compact"/>
+              <w:jc w:val="left"/>
+            </w:pPr>
+            <w:r>
+              <w:rPr>
+                <w:sz w:val="18"/>
+              </w:rPr>
+              <w:t xml:space="preserve">Decisión con al menos 2 de los 3 votos</w:t>
+            </w:r>
+          </w:p>
+        </w:tc>
+      </w:tr>
+      <w:tr>
+        <w:trPr>
+          <w:cantSplit/>
+        </w:trPr>
+        <w:tc>
+          <w:tcPr>
+            <w:tcW w:w="2948" w:type="dxa"/>
+          </w:tcPr>
+          <w:p>
+            <w:pPr>
+              <w:pStyle w:val="Compact"/>
+              <w:jc w:val="left"/>
+            </w:pPr>
+            <w:r>
+              <w:rPr>
+                <w:sz w:val="18"/>
+              </w:rPr>
+              <w:t xml:space="preserve">Must y Should</w:t>
+            </w:r>
+          </w:p>
+        </w:tc>
+        <w:tc>
+          <w:tcPr>
+            <w:tcW w:w="5890" w:type="dxa"/>
+          </w:tcPr>
+          <w:p>
+            <w:pPr>
+              <w:pStyle w:val="Compact"/>
+              <w:jc w:val="left"/>
+            </w:pPr>
+            <w:r>
+              <w:rPr>
+                <w:sz w:val="18"/>
+              </w:rPr>
+              <w:t xml:space="preserve">Prioridad de un requerimiento: imprescindible o deseable</w:t>
+            </w:r>
+          </w:p>
+        </w:tc>
+      </w:tr>
+      <w:tr>
+        <w:trPr>
+          <w:cantSplit/>
+        </w:trPr>
+        <w:tc>
+          <w:tcPr>
+            <w:tcW w:w="2948" w:type="dxa"/>
+          </w:tcPr>
+          <w:p>
+            <w:pPr>
+              <w:pStyle w:val="Compact"/>
+              <w:jc w:val="left"/>
+            </w:pPr>
+            <w:r>
+              <w:rPr>
+                <w:sz w:val="18"/>
+              </w:rPr>
+              <w:t xml:space="preserve">Gestión de cambios</w:t>
+            </w:r>
+          </w:p>
+        </w:tc>
+        <w:tc>
+          <w:tcPr>
+            <w:tcW w:w="5890" w:type="dxa"/>
+          </w:tcPr>
+          <w:p>
+            <w:pPr>
+              <w:pStyle w:val="Compact"/>
+              <w:jc w:val="left"/>
+            </w:pPr>
+            <w:r>
+              <w:rPr>
+                <w:sz w:val="18"/>
+              </w:rPr>
+              <w:t xml:space="preserve">Camino que sigue un cambio de alcance, fechas, requerimientos o documentos</w:t>
+            </w:r>
+          </w:p>
+        </w:tc>
+      </w:tr>
+    </w:tbl>
+    <w:p>
+      <w:pPr>
+        <w:pStyle w:val="Heading2"/>
+        <w:pageBreakBefore/>
+      </w:pPr>
+      <w:r>
+        <w:t>Referencias</w:t>
+      </w:r>
+    </w:p>
+    <w:p>
+      <w:pPr>
+        <w:pStyle w:val="BodyText"/>
+        <w:keepNext/>
+        <w:spacing w:line="360" w:lineRule="auto" w:before="160" w:after="0"/>
+        <w:ind w:firstLine="709"/>
+        <w:jc w:val="both"/>
+      </w:pPr>
+      <w:r>
+        <w:rPr>
+          <w:b/>
+          <w:sz w:val="22"/>
+        </w:rPr>
+        <w:t>Documentos del proyecto</w:t>
+      </w:r>
+    </w:p>
+    <w:p>
+      <w:pPr>
+        <w:pStyle w:val="Compact"/>
+        <w:spacing w:after="60"/>
+        <w:ind w:left="510" w:hanging="510"/>
+      </w:pPr>
+      <w:r>
+        <w:rPr>
+          <w:b w:val="0"/>
+        </w:rPr>
+        <w:t>[1] Equipo SICMA. Formato Universal de documentos SICMA. 2026.</w:t>
+      </w:r>
+    </w:p>
+    <w:p>
+      <w:pPr>
+        <w:pStyle w:val="Compact"/>
+        <w:spacing w:after="60"/>
+        <w:ind w:left="510" w:hanging="510"/>
+      </w:pPr>
+      <w:r>
+        <w:rPr>
+          <w:b w:val="0"/>
+        </w:rPr>
+        <w:t>[2] SICMA-REQ v1.1. Requerimientos. Equipo SICMA, 2026-10-26.</w:t>
+      </w:r>
+    </w:p>
+    <w:p>
+      <w:pPr>
+        <w:pStyle w:val="Compact"/>
+        <w:spacing w:after="60"/>
+        <w:ind w:left="510" w:hanging="510"/>
+      </w:pPr>
+      <w:r>
+        <w:rPr>
+          <w:b w:val="0"/>
+        </w:rPr>
+        <w:t>[3] SICMA-CLA v1.1. Diagrama de Clases. Equipo SICMA, 2026-10-26.</w:t>
+      </w:r>
+    </w:p>
+    <w:p>
+      <w:pPr>
+        <w:pStyle w:val="Compact"/>
+        <w:spacing w:after="60"/>
+        <w:ind w:left="510" w:hanging="510"/>
+      </w:pPr>
+      <w:r>
+        <w:rPr>
+          <w:b w:val="0"/>
+        </w:rPr>
+        <w:t>[4] SICMA-PLP v1.1. Plan de Pruebas. Equipo SICMA, 2026-10-26.</w:t>
+      </w:r>
+    </w:p>
+    <w:p>
+      <w:pPr>
+        <w:pStyle w:val="Compact"/>
+        <w:spacing w:after="60"/>
+        <w:ind w:left="510" w:hanging="510"/>
+      </w:pPr>
+      <w:r>
+        <w:rPr>
+          <w:b w:val="0"/>
+        </w:rPr>
+        <w:t>[5] SICMA-CPR v1.1. Casos de Prueba. Equipo SICMA, 2026-10-26.</w:t>
+      </w:r>
+    </w:p>
+    <w:p>
+      <w:pPr>
+        <w:pStyle w:val="Compact"/>
+        <w:spacing w:after="60"/>
+        <w:ind w:left="510" w:hanging="510"/>
+      </w:pPr>
+      <w:r>
+        <w:rPr>
+          <w:b w:val="0"/>
+        </w:rPr>
+        <w:t>[6] SICMA-PRY v1.2. Plan del Proyecto. Equipo SICMA, 2026-10-26.</w:t>
+      </w:r>
+    </w:p>
+    <w:p>
+      <w:pPr>
+        <w:pStyle w:val="Compact"/>
+        <w:spacing w:after="60"/>
+        <w:ind w:left="510" w:hanging="510"/>
+      </w:pPr>
+      <w:r>
+        <w:rPr>
+          <w:b w:val="0"/>
+        </w:rPr>
+        <w:t>[7] SICMA-EAV v1.0. Estado de Avance. Equipo SICMA, 2026-10-17.</w:t>
+      </w:r>
+    </w:p>
+    <w:p>
+      <w:pPr>
+        <w:pStyle w:val="BodyText"/>
+        <w:keepNext/>
+        <w:spacing w:line="360" w:lineRule="auto" w:before="160" w:after="0"/>
+        <w:ind w:firstLine="709"/>
+        <w:jc w:val="both"/>
+      </w:pPr>
+      <w:r>
+        <w:rPr>
+          <w:b/>
+          <w:sz w:val="22"/>
+        </w:rPr>
+        <w:t>Normas y fuentes externas</w:t>
+      </w:r>
+    </w:p>
+    <w:p>
+      <w:pPr>
+        <w:pStyle w:val="Compact"/>
+        <w:spacing w:after="60"/>
+        <w:ind w:left="510" w:hanging="510"/>
+      </w:pPr>
+      <w:r>
+        <w:rPr>
+          <w:b w:val="0"/>
+        </w:rPr>
+        <w:t>[8] Project Management Institute. (2021). A Guide to the Project Management Body of Knowledge (PMBOK Guide), 7.ª edición. PMI.</w:t>
+      </w:r>
+    </w:p>
+    <w:p>
+      <w:pPr>
+        <w:pStyle w:val="Compact"/>
+        <w:spacing w:after="60"/>
+        <w:ind w:left="510" w:hanging="510"/>
+      </w:pPr>
+      <w:r>
+        <w:rPr>
+          <w:b w:val="0"/>
+        </w:rPr>
+        <w:t>[9] Thomas, K. W. y Kilmann, R. H. (1974). Thomas-Kilmann Conflict Mode Instrument. Xicom.</w:t>
+      </w:r>
+    </w:p>
+    <w:p>
+      <w:pPr>
+        <w:pStyle w:val="Compact"/>
+        <w:spacing w:after="60"/>
+        <w:ind w:left="510" w:hanging="510"/>
+      </w:pPr>
+      <w:r>
+        <w:rPr>
+          <w:b w:val="0"/>
+        </w:rPr>
+        <w:t>[10] Fisher, R., Ury, W. y Patton, B. (2011). Getting to Yes: Negotiating Agreement Without Giving In (3.ª ed.). Penguin Books.</w:t>
+      </w:r>
+    </w:p>
+    <w:bookmarkEnd w:id="35"/>
+    <w:bookmarkStart w:id="38" w:name="anexos"/>
+    <w:p>
+      <w:pPr>
+        <w:pStyle w:val="Heading2"/>
+      </w:pPr>
+      <w:r>
+        <w:t xml:space="preserve">Anexos</w:t>
+      </w:r>
+    </w:p>
+    <w:bookmarkStart w:id="36" w:name="X4f38a526d9680b705c1de17b57c134ba073e7f3"/>
+    <w:p>
+      <w:pPr>
+        <w:pStyle w:val="Heading3"/>
+      </w:pPr>
+      <w:r>
+        <w:t xml:space="preserve">Anexo A. Plantilla del registro de conflictos</w:t>
+      </w:r>
+    </w:p>
+    <w:tbl>
+      <w:tblPr>
+        <w:tblStyle w:val="Table"/>
+        <w:tblW w:type="pct" w:w="5000"/>
+        <w:tblLook w:firstRow="1" w:lastRow="0" w:firstColumn="0" w:lastColumn="0" w:noHBand="0" w:noVBand="0" w:val="0020"/>
+        <w:jc w:val="start"/>
+        <w:tblBorders>
+          <w:top w:val="single" w:sz="4" w:color="808080"/>
+          <w:left w:val="single" w:sz="4" w:color="808080"/>
+          <w:bottom w:val="single" w:sz="4" w:color="808080"/>
+          <w:right w:val="single" w:sz="4" w:color="808080"/>
+          <w:insideH w:val="single" w:sz="4" w:color="808080"/>
+          <w:insideV w:val="single" w:sz="4" w:color="808080"/>
+        </w:tblBorders>
+      </w:tblPr>
+      <w:tblGrid>
+        <w:gridCol w:w="2653"/>
+        <w:gridCol w:w="884"/>
+        <w:gridCol w:w="884"/>
+        <w:gridCol w:w="884"/>
+        <w:gridCol w:w="884"/>
+        <w:gridCol w:w="884"/>
+        <w:gridCol w:w="884"/>
+        <w:gridCol w:w="881"/>
+      </w:tblGrid>
+      <w:tr>
+        <w:trPr>
+          <w:tblHeader w:val="true"/>
+          <w:cantSplit/>
+        </w:trPr>
+        <w:tc>
+          <w:tcPr>
+            <w:tcW w:w="2653" w:type="dxa"/>
+            <w:shd w:val="clear" w:color="auto" w:fill="D9E2F3"/>
+          </w:tcPr>
+          <w:p>
+            <w:pPr>
+              <w:pStyle w:val="Compact"/>
+              <w:jc w:val="left"/>
+            </w:pPr>
+            <w:r>
+              <w:rPr>
+                <w:b/>
+                <w:sz w:val="18"/>
+              </w:rPr>
+              <w:t xml:space="preserve">ID</w:t>
+            </w:r>
+          </w:p>
+        </w:tc>
+        <w:tc>
+          <w:tcPr>
+            <w:tcW w:w="884" w:type="dxa"/>
+            <w:shd w:val="clear" w:color="auto" w:fill="D9E2F3"/>
+          </w:tcPr>
+          <w:p>
+            <w:pPr>
+              <w:pStyle w:val="Compact"/>
+              <w:jc w:val="left"/>
+            </w:pPr>
+            <w:r>
+              <w:rPr>
+                <w:b/>
+                <w:sz w:val="18"/>
+              </w:rPr>
+              <w:t xml:space="preserve">Fecha</w:t>
+            </w:r>
+          </w:p>
+        </w:tc>
+        <w:tc>
+          <w:tcPr>
+            <w:tcW w:w="884" w:type="dxa"/>
+            <w:shd w:val="clear" w:color="auto" w:fill="D9E2F3"/>
+          </w:tcPr>
+          <w:p>
+            <w:pPr>
+              <w:pStyle w:val="Compact"/>
+              <w:jc w:val="left"/>
+            </w:pPr>
+            <w:r>
+              <w:rPr>
+                <w:b/>
+                <w:sz w:val="18"/>
+              </w:rPr>
+              <w:t xml:space="preserve">Tipo</w:t>
+            </w:r>
+          </w:p>
+        </w:tc>
+        <w:tc>
+          <w:tcPr>
+            <w:tcW w:w="884" w:type="dxa"/>
+            <w:shd w:val="clear" w:color="auto" w:fill="D9E2F3"/>
+          </w:tcPr>
+          <w:p>
+            <w:pPr>
+              <w:pStyle w:val="Compact"/>
+              <w:jc w:val="left"/>
+            </w:pPr>
+            <w:r>
+              <w:rPr>
+                <w:b/>
+                <w:sz w:val="18"/>
+              </w:rPr>
+              <w:t xml:space="preserve">Partes y facilitador</w:t>
+            </w:r>
+          </w:p>
+        </w:tc>
+        <w:tc>
+          <w:tcPr>
+            <w:tcW w:w="884" w:type="dxa"/>
+            <w:shd w:val="clear" w:color="auto" w:fill="D9E2F3"/>
+          </w:tcPr>
+          <w:p>
+            <w:pPr>
+              <w:pStyle w:val="Compact"/>
+              <w:jc w:val="left"/>
+            </w:pPr>
+            <w:r>
+              <w:rPr>
+                <w:b/>
+                <w:sz w:val="18"/>
+              </w:rPr>
+              <w:t xml:space="preserve">Descripción</w:t>
+            </w:r>
+          </w:p>
+        </w:tc>
+        <w:tc>
+          <w:tcPr>
+            <w:tcW w:w="884" w:type="dxa"/>
+            <w:shd w:val="clear" w:color="auto" w:fill="D9E2F3"/>
+          </w:tcPr>
+          <w:p>
+            <w:pPr>
+              <w:pStyle w:val="Compact"/>
+              <w:jc w:val="left"/>
+            </w:pPr>
+            <w:r>
+              <w:rPr>
+                <w:b/>
+                <w:sz w:val="18"/>
+              </w:rPr>
+              <w:t xml:space="preserve">Decisión y criterio</w:t>
+            </w:r>
+          </w:p>
+        </w:tc>
+        <w:tc>
+          <w:tcPr>
+            <w:tcW w:w="884" w:type="dxa"/>
+            <w:shd w:val="clear" w:color="auto" w:fill="D9E2F3"/>
+          </w:tcPr>
+          <w:p>
+            <w:pPr>
+              <w:pStyle w:val="Compact"/>
+              <w:jc w:val="left"/>
+            </w:pPr>
+            <w:r>
+              <w:rPr>
+                <w:b/>
+                <w:sz w:val="18"/>
+              </w:rPr>
+              <w:t xml:space="preserve">Responsable y cierre</w:t>
+            </w:r>
+          </w:p>
+        </w:tc>
+        <w:tc>
+          <w:tcPr>
+            <w:tcW w:w="881" w:type="dxa"/>
+            <w:shd w:val="clear" w:color="auto" w:fill="D9E2F3"/>
+          </w:tcPr>
+          <w:p>
+            <w:pPr>
+              <w:pStyle w:val="Compact"/>
+              <w:jc w:val="left"/>
+            </w:pPr>
+            <w:r>
+              <w:rPr>
+                <w:b/>
+                <w:sz w:val="18"/>
+              </w:rPr>
+              <w:t xml:space="preserve">Estado</w:t>
+            </w:r>
+          </w:p>
+        </w:tc>
+      </w:tr>
+      <w:tr>
+        <w:trPr>
+          <w:cantSplit/>
+        </w:trPr>
+        <w:tc>
+          <w:tcPr>
+            <w:tcW w:w="2653" w:type="dxa"/>
+          </w:tcPr>
+          <w:p>
+            <w:pPr>
+              <w:pStyle w:val="Compact"/>
+              <w:jc w:val="left"/>
+            </w:pPr>
+            <w:r>
+              <w:rPr>
+                <w:sz w:val="18"/>
+              </w:rPr>
+              <w:t xml:space="preserve">CF-01</w:t>
+            </w:r>
+          </w:p>
+        </w:tc>
+        <w:tc>
+          <w:tcPr>
+            <w:tcW w:w="884" w:type="dxa"/>
+          </w:tcPr>
+          <w:p>
+            <w:pPr>
+              <w:pStyle w:val="Compact"/>
+            </w:pPr>
+          </w:p>
+        </w:tc>
+        <w:tc>
+          <w:tcPr>
+            <w:tcW w:w="884" w:type="dxa"/>
+          </w:tcPr>
+          <w:p>
+            <w:pPr>
+              <w:pStyle w:val="Compact"/>
+            </w:pPr>
+          </w:p>
+        </w:tc>
+        <w:tc>
+          <w:tcPr>
+            <w:tcW w:w="884" w:type="dxa"/>
+          </w:tcPr>
+          <w:p>
+            <w:pPr>
+              <w:pStyle w:val="Compact"/>
+            </w:pPr>
+          </w:p>
+        </w:tc>
+        <w:tc>
+          <w:tcPr>
+            <w:tcW w:w="884" w:type="dxa"/>
+          </w:tcPr>
+          <w:p>
+            <w:pPr>
+              <w:pStyle w:val="Compact"/>
+            </w:pPr>
+          </w:p>
+        </w:tc>
+        <w:tc>
+          <w:tcPr>
+            <w:tcW w:w="884" w:type="dxa"/>
+          </w:tcPr>
+          <w:p>
+            <w:pPr>
+              <w:pStyle w:val="Compact"/>
+            </w:pPr>
+          </w:p>
+        </w:tc>
+        <w:tc>
+          <w:tcPr>
+            <w:tcW w:w="884" w:type="dxa"/>
+          </w:tcPr>
+          <w:p>
+            <w:pPr>
+              <w:pStyle w:val="Compact"/>
+            </w:pPr>
+          </w:p>
+        </w:tc>
+        <w:tc>
+          <w:tcPr>
+            <w:tcW w:w="881" w:type="dxa"/>
+          </w:tcPr>
+          <w:p>
+            <w:pPr>
+              <w:pStyle w:val="Compact"/>
+            </w:pPr>
+          </w:p>
+        </w:tc>
+      </w:tr>
+    </w:tbl>
+    <w:bookmarkEnd w:id="36"/>
+    <w:bookmarkStart w:id="37" w:name="Xb12b5d0e1dcad1cff32e0f9c4db556594dbed02"/>
+    <w:p>
+      <w:pPr>
+        <w:pStyle w:val="Heading3"/>
+      </w:pPr>
+      <w:r>
+        <w:t xml:space="preserve">Anexo B. Guion de una conversación de nivel 1</w:t>
+      </w:r>
+    </w:p>
+    <w:tbl>
+      <w:tblPr>
+        <w:tblStyle w:val="Table"/>
+        <w:tblW w:type="pct" w:w="5000"/>
+        <w:tblLook w:firstRow="1" w:lastRow="0" w:firstColumn="0" w:lastColumn="0" w:noHBand="0" w:noVBand="0" w:val="0020"/>
+        <w:jc w:val="start"/>
+        <w:tblBorders>
+          <w:top w:val="single" w:sz="4" w:color="808080"/>
+          <w:left w:val="single" w:sz="4" w:color="808080"/>
+          <w:bottom w:val="single" w:sz="4" w:color="808080"/>
+          <w:right w:val="single" w:sz="4" w:color="808080"/>
+          <w:insideH w:val="single" w:sz="4" w:color="808080"/>
+          <w:insideV w:val="single" w:sz="4" w:color="808080"/>
+        </w:tblBorders>
+      </w:tblPr>
+      <w:tblGrid>
+        <w:gridCol w:w="2337"/>
+        <w:gridCol w:w="6501"/>
+      </w:tblGrid>
+      <w:tr>
+        <w:trPr>
+          <w:tblHeader w:val="true"/>
+          <w:cantSplit/>
+        </w:trPr>
+        <w:tc>
+          <w:tcPr>
+            <w:tcW w:w="2337" w:type="dxa"/>
+            <w:shd w:val="clear" w:color="auto" w:fill="D9E2F3"/>
+          </w:tcPr>
+          <w:p>
+            <w:pPr>
+              <w:pStyle w:val="Compact"/>
+              <w:jc w:val="left"/>
+            </w:pPr>
+            <w:r>
+              <w:rPr>
+                <w:b/>
+                <w:sz w:val="18"/>
+              </w:rPr>
               <w:t xml:space="preserve">Paso</w:t>
             </w:r>
           </w:p>
         </w:tc>
         <w:tc>
           <w:tcPr>
-            <w:tcW w:w="5822" w:type="dxa"/>
+            <w:tcW w:w="6501" w:type="dxa"/>
             <w:shd w:val="clear" w:color="auto" w:fill="D9E2F3"/>
           </w:tcPr>
           <w:p>
@@ -7374,7 +7374,7 @@
         </w:trPr>
         <w:tc>
           <w:tcPr>
-            <w:tcW w:w="2093" w:type="dxa"/>
+            <w:tcW w:w="2337" w:type="dxa"/>
           </w:tcPr>
           <w:p>
             <w:pPr>
@@ -7391,7 +7391,7 @@
         </w:tc>
         <w:tc>
           <w:tcPr>
-            <w:tcW w:w="5822" w:type="dxa"/>
+            <w:tcW w:w="6501" w:type="dxa"/>
           </w:tcPr>
           <w:p>
             <w:pPr>
@@ -7413,7 +7413,7 @@
         </w:trPr>
         <w:tc>
           <w:tcPr>
-            <w:tcW w:w="2093" w:type="dxa"/>
+            <w:tcW w:w="2337" w:type="dxa"/>
           </w:tcPr>
           <w:p>
             <w:pPr>
@@ -7430,7 +7430,7 @@
         </w:tc>
         <w:tc>
           <w:tcPr>
-            <w:tcW w:w="5822" w:type="dxa"/>
+            <w:tcW w:w="6501" w:type="dxa"/>
           </w:tcPr>
           <w:p>
             <w:pPr>
@@ -7452,7 +7452,7 @@
         </w:trPr>
         <w:tc>
           <w:tcPr>
-            <w:tcW w:w="2093" w:type="dxa"/>
+            <w:tcW w:w="2337" w:type="dxa"/>
           </w:tcPr>
           <w:p>
             <w:pPr>
@@ -7469,7 +7469,7 @@
         </w:tc>
         <w:tc>
           <w:tcPr>
-            <w:tcW w:w="5822" w:type="dxa"/>
+            <w:tcW w:w="6501" w:type="dxa"/>
           </w:tcPr>
           <w:p>
             <w:pPr>
@@ -7491,7 +7491,7 @@
         </w:trPr>
         <w:tc>
           <w:tcPr>
-            <w:tcW w:w="2093" w:type="dxa"/>
+            <w:tcW w:w="2337" w:type="dxa"/>
           </w:tcPr>
           <w:p>
             <w:pPr>
@@ -7508,7 +7508,7 @@
         </w:tc>
         <w:tc>
           <w:tcPr>
-            <w:tcW w:w="5822" w:type="dxa"/>
+            <w:tcW w:w="6501" w:type="dxa"/>
           </w:tcPr>
           <w:p>
             <w:pPr>
@@ -7530,7 +7530,7 @@
         </w:trPr>
         <w:tc>
           <w:tcPr>
-            <w:tcW w:w="2093" w:type="dxa"/>
+            <w:tcW w:w="2337" w:type="dxa"/>
           </w:tcPr>
           <w:p>
             <w:pPr>
@@ -7547,7 +7547,7 @@
         </w:tc>
         <w:tc>
           <w:tcPr>
-            <w:tcW w:w="5822" w:type="dxa"/>
+            <w:tcW w:w="6501" w:type="dxa"/>
           </w:tcPr>
           <w:p>
             <w:pPr>
@@ -7569,7 +7569,7 @@
         </w:trPr>
         <w:tc>
           <w:tcPr>
-            <w:tcW w:w="2093" w:type="dxa"/>
+            <w:tcW w:w="2337" w:type="dxa"/>
           </w:tcPr>
           <w:p>
             <w:pPr>
@@ -7586,7 +7586,7 @@
         </w:tc>
         <w:tc>
           <w:tcPr>
-            <w:tcW w:w="5822" w:type="dxa"/>
+            <w:tcW w:w="6501" w:type="dxa"/>
           </w:tcPr>
           <w:p>
             <w:pPr>

--- a/Fase 2/Evidencias del Proyecto/SICMA_RCF_v1.1.docx
+++ b/Fase 2/Evidencias del Proyecto/SICMA_RCF_v1.1.docx
@@ -574,7 +574,7 @@
         <w:tab/>
       </w:r>
       <w:r>
-        <w:t>10</w:t>
+        <w:t>11</w:t>
       </w:r>
     </w:p>
     <w:p>
@@ -588,7 +588,7 @@
         <w:tab/>
       </w:r>
       <w:r>
-        <w:t>10</w:t>
+        <w:t>11</w:t>
       </w:r>
     </w:p>
     <w:p>
@@ -602,7 +602,7 @@
         <w:tab/>
       </w:r>
       <w:r>
-        <w:t>10</w:t>
+        <w:t>11</w:t>
       </w:r>
       <w:r>
         <w:fldChar w:fldCharType="end"/>
@@ -7005,6 +7005,7 @@
     <w:p>
       <w:pPr>
         <w:pStyle w:val="Heading2"/>
+        <w:pageBreakBefore/>
       </w:pPr>
       <w:r>
         <w:t xml:space="preserve">Anexos</w:t>
